--- a/docs/tables/carbo/sec8_ckd_c10.docx
+++ b/docs/tables/carbo/sec8_ckd_c10.docx
@@ -19,12 +19,12 @@
       <w:tblGrid>
         <w:gridCol w:w="2624"/>
         <w:gridCol w:w="778"/>
-        <w:gridCol w:w="1084"/>
-        <w:gridCol w:w="1879"/>
+        <w:gridCol w:w="839"/>
+        <w:gridCol w:w="1389"/>
         <w:gridCol w:w="1181"/>
         <w:gridCol w:w="778"/>
-        <w:gridCol w:w="1084"/>
-        <w:gridCol w:w="1879"/>
+        <w:gridCol w:w="839"/>
+        <w:gridCol w:w="1512"/>
         <w:gridCol w:w="1181"/>
       </w:tblGrid>
       <w:tr>
@@ -2069,7 +2069,7 @@
                 <w:szCs w:val="22"/>
                 <w:color w:val="000000"/>
               </w:rPr>
-              <w:t xml:space="preserve">2.27</w:t>
+              <w:t xml:space="preserve">2.26</w:t>
             </w:r>
           </w:p>
         </w:tc>
@@ -2658,7 +2658,7 @@
                 <w:szCs w:val="22"/>
                 <w:color w:val="000000"/>
               </w:rPr>
-              <w:t xml:space="preserve">0.930</w:t>
+              <w:t xml:space="preserve">0.940</w:t>
             </w:r>
           </w:p>
         </w:tc>
@@ -4001,113 +4001,113 @@
                 <w:szCs w:val="22"/>
                 <w:color w:val="000000"/>
               </w:rPr>
-              <w:t xml:space="preserve">5.75</w:t>
-            </w:r>
-          </w:p>
-        </w:tc>
-        <w:tc>
-          <w:tcPr>
-            <w:tcBorders>
-              <w:bottom w:val="none" w:sz="0" w:space="0" w:color="000000"/>
-              <w:top w:val="none" w:sz="0" w:space="0" w:color="000000"/>
-              <w:left w:val="none" w:sz="0" w:space="0" w:color="000000"/>
-              <w:right w:val="none" w:sz="0" w:space="0" w:color="000000"/>
-            </w:tcBorders>
-            <w:shd w:val="clear" w:color="auto" w:fill="FFFFFF"/>
-            <w:tcMar>
-              <w:top w:w="0" w:type="dxa"/>
-              <w:bottom w:w="0" w:type="dxa"/>
-              <w:left w:w="0" w:type="dxa"/>
-              <w:right w:w="0" w:type="dxa"/>
-            </w:tcMar>
-            <w:vAlign w:val="top"/>
-          </w:tcPr>
-          <w:p>
-            <w:pPr>
-              <w:pStyle w:val="Normal"/>
-              <w:jc w:val="center"/>
-              <w:pBdr>
-                <w:bottom w:val="none" w:sz="0" w:space="0" w:color="000000"/>
-                <w:top w:val="none" w:sz="0" w:space="0" w:color="000000"/>
-                <w:left w:val="none" w:sz="0" w:space="0" w:color="000000"/>
-                <w:right w:val="none" w:sz="0" w:space="0" w:color="000000"/>
-              </w:pBdr>
-              <w:spacing w:after="100" w:before="100" w:line="240"/>
-              <w:ind w:left="100" w:right="100" w:firstLine="0" w:firstLineChars="0"/>
-              <w:rPr>
-                <w:rFonts w:ascii="Helvetica" w:hAnsi="Helvetica" w:eastAsia="Helvetica" w:cs="Helvetica"/>
-                <w:i w:val="false"/>
-                <w:b w:val="false"/>
-                <w:u w:val="none"/>
-                <w:sz w:val="22"/>
-                <w:szCs w:val="22"/>
-                <w:color w:val="000000"/>
-              </w:rPr>
-            </w:pPr>
-            <w:r>
-              <w:rPr>
-                <w:rFonts w:ascii="Helvetica" w:hAnsi="Helvetica" w:eastAsia="Helvetica" w:cs="Helvetica"/>
-                <w:i w:val="false"/>
-                <w:b w:val="false"/>
-                <w:u w:val="none"/>
-                <w:sz w:val="22"/>
-                <w:szCs w:val="22"/>
-                <w:color w:val="000000"/>
-              </w:rPr>
-              <w:t xml:space="preserve">0.18, 182</w:t>
-            </w:r>
-          </w:p>
-        </w:tc>
-        <w:tc>
-          <w:tcPr>
-            <w:tcBorders>
-              <w:bottom w:val="none" w:sz="0" w:space="0" w:color="000000"/>
-              <w:top w:val="none" w:sz="0" w:space="0" w:color="000000"/>
-              <w:left w:val="none" w:sz="0" w:space="0" w:color="000000"/>
-              <w:right w:val="none" w:sz="0" w:space="0" w:color="000000"/>
-            </w:tcBorders>
-            <w:shd w:val="clear" w:color="auto" w:fill="FFFFFF"/>
-            <w:tcMar>
-              <w:top w:w="0" w:type="dxa"/>
-              <w:bottom w:w="0" w:type="dxa"/>
-              <w:left w:w="0" w:type="dxa"/>
-              <w:right w:w="0" w:type="dxa"/>
-            </w:tcMar>
-            <w:vAlign w:val="top"/>
-          </w:tcPr>
-          <w:p>
-            <w:pPr>
-              <w:pStyle w:val="Normal"/>
-              <w:jc w:val="center"/>
-              <w:pBdr>
-                <w:bottom w:val="none" w:sz="0" w:space="0" w:color="000000"/>
-                <w:top w:val="none" w:sz="0" w:space="0" w:color="000000"/>
-                <w:left w:val="none" w:sz="0" w:space="0" w:color="000000"/>
-                <w:right w:val="none" w:sz="0" w:space="0" w:color="000000"/>
-              </w:pBdr>
-              <w:spacing w:after="100" w:before="100" w:line="240"/>
-              <w:ind w:left="100" w:right="100" w:firstLine="0" w:firstLineChars="0"/>
-              <w:rPr>
-                <w:rFonts w:ascii="Helvetica" w:hAnsi="Helvetica" w:eastAsia="Helvetica" w:cs="Helvetica"/>
-                <w:i w:val="false"/>
-                <w:b w:val="false"/>
-                <w:u w:val="none"/>
-                <w:sz w:val="22"/>
-                <w:szCs w:val="22"/>
-                <w:color w:val="000000"/>
-              </w:rPr>
-            </w:pPr>
-            <w:r>
-              <w:rPr>
-                <w:rFonts w:ascii="Helvetica" w:hAnsi="Helvetica" w:eastAsia="Helvetica" w:cs="Helvetica"/>
-                <w:i w:val="false"/>
-                <w:b w:val="false"/>
-                <w:u w:val="none"/>
-                <w:sz w:val="22"/>
-                <w:szCs w:val="22"/>
-                <w:color w:val="000000"/>
-              </w:rPr>
-              <w:t xml:space="preserve">0.320</w:t>
+              <w:t xml:space="preserve">5.98</w:t>
+            </w:r>
+          </w:p>
+        </w:tc>
+        <w:tc>
+          <w:tcPr>
+            <w:tcBorders>
+              <w:bottom w:val="none" w:sz="0" w:space="0" w:color="000000"/>
+              <w:top w:val="none" w:sz="0" w:space="0" w:color="000000"/>
+              <w:left w:val="none" w:sz="0" w:space="0" w:color="000000"/>
+              <w:right w:val="none" w:sz="0" w:space="0" w:color="000000"/>
+            </w:tcBorders>
+            <w:shd w:val="clear" w:color="auto" w:fill="FFFFFF"/>
+            <w:tcMar>
+              <w:top w:w="0" w:type="dxa"/>
+              <w:bottom w:w="0" w:type="dxa"/>
+              <w:left w:w="0" w:type="dxa"/>
+              <w:right w:w="0" w:type="dxa"/>
+            </w:tcMar>
+            <w:vAlign w:val="top"/>
+          </w:tcPr>
+          <w:p>
+            <w:pPr>
+              <w:pStyle w:val="Normal"/>
+              <w:jc w:val="center"/>
+              <w:pBdr>
+                <w:bottom w:val="none" w:sz="0" w:space="0" w:color="000000"/>
+                <w:top w:val="none" w:sz="0" w:space="0" w:color="000000"/>
+                <w:left w:val="none" w:sz="0" w:space="0" w:color="000000"/>
+                <w:right w:val="none" w:sz="0" w:space="0" w:color="000000"/>
+              </w:pBdr>
+              <w:spacing w:after="100" w:before="100" w:line="240"/>
+              <w:ind w:left="100" w:right="100" w:firstLine="0" w:firstLineChars="0"/>
+              <w:rPr>
+                <w:rFonts w:ascii="Helvetica" w:hAnsi="Helvetica" w:eastAsia="Helvetica" w:cs="Helvetica"/>
+                <w:i w:val="false"/>
+                <w:b w:val="false"/>
+                <w:u w:val="none"/>
+                <w:sz w:val="22"/>
+                <w:szCs w:val="22"/>
+                <w:color w:val="000000"/>
+              </w:rPr>
+            </w:pPr>
+            <w:r>
+              <w:rPr>
+                <w:rFonts w:ascii="Helvetica" w:hAnsi="Helvetica" w:eastAsia="Helvetica" w:cs="Helvetica"/>
+                <w:i w:val="false"/>
+                <w:b w:val="false"/>
+                <w:u w:val="none"/>
+                <w:sz w:val="22"/>
+                <w:szCs w:val="22"/>
+                <w:color w:val="000000"/>
+              </w:rPr>
+              <w:t xml:space="preserve">0.20, 176</w:t>
+            </w:r>
+          </w:p>
+        </w:tc>
+        <w:tc>
+          <w:tcPr>
+            <w:tcBorders>
+              <w:bottom w:val="none" w:sz="0" w:space="0" w:color="000000"/>
+              <w:top w:val="none" w:sz="0" w:space="0" w:color="000000"/>
+              <w:left w:val="none" w:sz="0" w:space="0" w:color="000000"/>
+              <w:right w:val="none" w:sz="0" w:space="0" w:color="000000"/>
+            </w:tcBorders>
+            <w:shd w:val="clear" w:color="auto" w:fill="FFFFFF"/>
+            <w:tcMar>
+              <w:top w:w="0" w:type="dxa"/>
+              <w:bottom w:w="0" w:type="dxa"/>
+              <w:left w:w="0" w:type="dxa"/>
+              <w:right w:w="0" w:type="dxa"/>
+            </w:tcMar>
+            <w:vAlign w:val="top"/>
+          </w:tcPr>
+          <w:p>
+            <w:pPr>
+              <w:pStyle w:val="Normal"/>
+              <w:jc w:val="center"/>
+              <w:pBdr>
+                <w:bottom w:val="none" w:sz="0" w:space="0" w:color="000000"/>
+                <w:top w:val="none" w:sz="0" w:space="0" w:color="000000"/>
+                <w:left w:val="none" w:sz="0" w:space="0" w:color="000000"/>
+                <w:right w:val="none" w:sz="0" w:space="0" w:color="000000"/>
+              </w:pBdr>
+              <w:spacing w:after="100" w:before="100" w:line="240"/>
+              <w:ind w:left="100" w:right="100" w:firstLine="0" w:firstLineChars="0"/>
+              <w:rPr>
+                <w:rFonts w:ascii="Helvetica" w:hAnsi="Helvetica" w:eastAsia="Helvetica" w:cs="Helvetica"/>
+                <w:i w:val="false"/>
+                <w:b w:val="false"/>
+                <w:u w:val="none"/>
+                <w:sz w:val="22"/>
+                <w:szCs w:val="22"/>
+                <w:color w:val="000000"/>
+              </w:rPr>
+            </w:pPr>
+            <w:r>
+              <w:rPr>
+                <w:rFonts w:ascii="Helvetica" w:hAnsi="Helvetica" w:eastAsia="Helvetica" w:cs="Helvetica"/>
+                <w:i w:val="false"/>
+                <w:b w:val="false"/>
+                <w:u w:val="none"/>
+                <w:sz w:val="22"/>
+                <w:szCs w:val="22"/>
+                <w:color w:val="000000"/>
+              </w:rPr>
+              <w:t xml:space="preserve">0.300</w:t>
             </w:r>
           </w:p>
         </w:tc>
@@ -4484,7 +4484,7 @@
                 <w:szCs w:val="22"/>
                 <w:color w:val="000000"/>
               </w:rPr>
-              <w:t xml:space="preserve">1.01</w:t>
+              <w:t xml:space="preserve">1.00</w:t>
             </w:r>
           </w:p>
         </w:tc>
@@ -4590,7 +4590,7 @@
                 <w:szCs w:val="22"/>
                 <w:color w:val="000000"/>
               </w:rPr>
-              <w:t xml:space="preserve">0.970</w:t>
+              <w:t xml:space="preserve">0.980</w:t>
             </w:r>
           </w:p>
         </w:tc>
@@ -5933,113 +5933,113 @@
                 <w:szCs w:val="22"/>
                 <w:color w:val="000000"/>
               </w:rPr>
-              <w:t xml:space="preserve">0.58</w:t>
-            </w:r>
-          </w:p>
-        </w:tc>
-        <w:tc>
-          <w:tcPr>
-            <w:tcBorders>
-              <w:bottom w:val="none" w:sz="0" w:space="0" w:color="000000"/>
-              <w:top w:val="none" w:sz="0" w:space="0" w:color="000000"/>
-              <w:left w:val="none" w:sz="0" w:space="0" w:color="000000"/>
-              <w:right w:val="none" w:sz="0" w:space="0" w:color="000000"/>
-            </w:tcBorders>
-            <w:shd w:val="clear" w:color="auto" w:fill="FFFFFF"/>
-            <w:tcMar>
-              <w:top w:w="0" w:type="dxa"/>
-              <w:bottom w:w="0" w:type="dxa"/>
-              <w:left w:w="0" w:type="dxa"/>
-              <w:right w:w="0" w:type="dxa"/>
-            </w:tcMar>
-            <w:vAlign w:val="top"/>
-          </w:tcPr>
-          <w:p>
-            <w:pPr>
-              <w:pStyle w:val="Normal"/>
-              <w:jc w:val="center"/>
-              <w:pBdr>
-                <w:bottom w:val="none" w:sz="0" w:space="0" w:color="000000"/>
-                <w:top w:val="none" w:sz="0" w:space="0" w:color="000000"/>
-                <w:left w:val="none" w:sz="0" w:space="0" w:color="000000"/>
-                <w:right w:val="none" w:sz="0" w:space="0" w:color="000000"/>
-              </w:pBdr>
-              <w:spacing w:after="100" w:before="100" w:line="240"/>
-              <w:ind w:left="100" w:right="100" w:firstLine="0" w:firstLineChars="0"/>
-              <w:rPr>
-                <w:rFonts w:ascii="Helvetica" w:hAnsi="Helvetica" w:eastAsia="Helvetica" w:cs="Helvetica"/>
-                <w:i w:val="false"/>
-                <w:b w:val="false"/>
-                <w:u w:val="none"/>
-                <w:sz w:val="22"/>
-                <w:szCs w:val="22"/>
-                <w:color w:val="000000"/>
-              </w:rPr>
-            </w:pPr>
-            <w:r>
-              <w:rPr>
-                <w:rFonts w:ascii="Helvetica" w:hAnsi="Helvetica" w:eastAsia="Helvetica" w:cs="Helvetica"/>
-                <w:i w:val="false"/>
-                <w:b w:val="false"/>
-                <w:u w:val="none"/>
-                <w:sz w:val="22"/>
-                <w:szCs w:val="22"/>
-                <w:color w:val="000000"/>
-              </w:rPr>
-              <w:t xml:space="preserve">0.12, 2.84</w:t>
-            </w:r>
-          </w:p>
-        </w:tc>
-        <w:tc>
-          <w:tcPr>
-            <w:tcBorders>
-              <w:bottom w:val="none" w:sz="0" w:space="0" w:color="000000"/>
-              <w:top w:val="none" w:sz="0" w:space="0" w:color="000000"/>
-              <w:left w:val="none" w:sz="0" w:space="0" w:color="000000"/>
-              <w:right w:val="none" w:sz="0" w:space="0" w:color="000000"/>
-            </w:tcBorders>
-            <w:shd w:val="clear" w:color="auto" w:fill="FFFFFF"/>
-            <w:tcMar>
-              <w:top w:w="0" w:type="dxa"/>
-              <w:bottom w:w="0" w:type="dxa"/>
-              <w:left w:w="0" w:type="dxa"/>
-              <w:right w:w="0" w:type="dxa"/>
-            </w:tcMar>
-            <w:vAlign w:val="top"/>
-          </w:tcPr>
-          <w:p>
-            <w:pPr>
-              <w:pStyle w:val="Normal"/>
-              <w:jc w:val="center"/>
-              <w:pBdr>
-                <w:bottom w:val="none" w:sz="0" w:space="0" w:color="000000"/>
-                <w:top w:val="none" w:sz="0" w:space="0" w:color="000000"/>
-                <w:left w:val="none" w:sz="0" w:space="0" w:color="000000"/>
-                <w:right w:val="none" w:sz="0" w:space="0" w:color="000000"/>
-              </w:pBdr>
-              <w:spacing w:after="100" w:before="100" w:line="240"/>
-              <w:ind w:left="100" w:right="100" w:firstLine="0" w:firstLineChars="0"/>
-              <w:rPr>
-                <w:rFonts w:ascii="Helvetica" w:hAnsi="Helvetica" w:eastAsia="Helvetica" w:cs="Helvetica"/>
-                <w:i w:val="false"/>
-                <w:b w:val="false"/>
-                <w:u w:val="none"/>
-                <w:sz w:val="22"/>
-                <w:szCs w:val="22"/>
-                <w:color w:val="000000"/>
-              </w:rPr>
-            </w:pPr>
-            <w:r>
-              <w:rPr>
-                <w:rFonts w:ascii="Helvetica" w:hAnsi="Helvetica" w:eastAsia="Helvetica" w:cs="Helvetica"/>
-                <w:i w:val="false"/>
-                <w:b w:val="false"/>
-                <w:u w:val="none"/>
-                <w:sz w:val="22"/>
-                <w:szCs w:val="22"/>
-                <w:color w:val="000000"/>
-              </w:rPr>
-              <w:t xml:space="preserve">0.500</w:t>
+              <w:t xml:space="preserve">0.57</w:t>
+            </w:r>
+          </w:p>
+        </w:tc>
+        <w:tc>
+          <w:tcPr>
+            <w:tcBorders>
+              <w:bottom w:val="none" w:sz="0" w:space="0" w:color="000000"/>
+              <w:top w:val="none" w:sz="0" w:space="0" w:color="000000"/>
+              <w:left w:val="none" w:sz="0" w:space="0" w:color="000000"/>
+              <w:right w:val="none" w:sz="0" w:space="0" w:color="000000"/>
+            </w:tcBorders>
+            <w:shd w:val="clear" w:color="auto" w:fill="FFFFFF"/>
+            <w:tcMar>
+              <w:top w:w="0" w:type="dxa"/>
+              <w:bottom w:w="0" w:type="dxa"/>
+              <w:left w:w="0" w:type="dxa"/>
+              <w:right w:w="0" w:type="dxa"/>
+            </w:tcMar>
+            <w:vAlign w:val="top"/>
+          </w:tcPr>
+          <w:p>
+            <w:pPr>
+              <w:pStyle w:val="Normal"/>
+              <w:jc w:val="center"/>
+              <w:pBdr>
+                <w:bottom w:val="none" w:sz="0" w:space="0" w:color="000000"/>
+                <w:top w:val="none" w:sz="0" w:space="0" w:color="000000"/>
+                <w:left w:val="none" w:sz="0" w:space="0" w:color="000000"/>
+                <w:right w:val="none" w:sz="0" w:space="0" w:color="000000"/>
+              </w:pBdr>
+              <w:spacing w:after="100" w:before="100" w:line="240"/>
+              <w:ind w:left="100" w:right="100" w:firstLine="0" w:firstLineChars="0"/>
+              <w:rPr>
+                <w:rFonts w:ascii="Helvetica" w:hAnsi="Helvetica" w:eastAsia="Helvetica" w:cs="Helvetica"/>
+                <w:i w:val="false"/>
+                <w:b w:val="false"/>
+                <w:u w:val="none"/>
+                <w:sz w:val="22"/>
+                <w:szCs w:val="22"/>
+                <w:color w:val="000000"/>
+              </w:rPr>
+            </w:pPr>
+            <w:r>
+              <w:rPr>
+                <w:rFonts w:ascii="Helvetica" w:hAnsi="Helvetica" w:eastAsia="Helvetica" w:cs="Helvetica"/>
+                <w:i w:val="false"/>
+                <w:b w:val="false"/>
+                <w:u w:val="none"/>
+                <w:sz w:val="22"/>
+                <w:szCs w:val="22"/>
+                <w:color w:val="000000"/>
+              </w:rPr>
+              <w:t xml:space="preserve">0.12, 2.81</w:t>
+            </w:r>
+          </w:p>
+        </w:tc>
+        <w:tc>
+          <w:tcPr>
+            <w:tcBorders>
+              <w:bottom w:val="none" w:sz="0" w:space="0" w:color="000000"/>
+              <w:top w:val="none" w:sz="0" w:space="0" w:color="000000"/>
+              <w:left w:val="none" w:sz="0" w:space="0" w:color="000000"/>
+              <w:right w:val="none" w:sz="0" w:space="0" w:color="000000"/>
+            </w:tcBorders>
+            <w:shd w:val="clear" w:color="auto" w:fill="FFFFFF"/>
+            <w:tcMar>
+              <w:top w:w="0" w:type="dxa"/>
+              <w:bottom w:w="0" w:type="dxa"/>
+              <w:left w:w="0" w:type="dxa"/>
+              <w:right w:w="0" w:type="dxa"/>
+            </w:tcMar>
+            <w:vAlign w:val="top"/>
+          </w:tcPr>
+          <w:p>
+            <w:pPr>
+              <w:pStyle w:val="Normal"/>
+              <w:jc w:val="center"/>
+              <w:pBdr>
+                <w:bottom w:val="none" w:sz="0" w:space="0" w:color="000000"/>
+                <w:top w:val="none" w:sz="0" w:space="0" w:color="000000"/>
+                <w:left w:val="none" w:sz="0" w:space="0" w:color="000000"/>
+                <w:right w:val="none" w:sz="0" w:space="0" w:color="000000"/>
+              </w:pBdr>
+              <w:spacing w:after="100" w:before="100" w:line="240"/>
+              <w:ind w:left="100" w:right="100" w:firstLine="0" w:firstLineChars="0"/>
+              <w:rPr>
+                <w:rFonts w:ascii="Helvetica" w:hAnsi="Helvetica" w:eastAsia="Helvetica" w:cs="Helvetica"/>
+                <w:i w:val="false"/>
+                <w:b w:val="false"/>
+                <w:u w:val="none"/>
+                <w:sz w:val="22"/>
+                <w:szCs w:val="22"/>
+                <w:color w:val="000000"/>
+              </w:rPr>
+            </w:pPr>
+            <w:r>
+              <w:rPr>
+                <w:rFonts w:ascii="Helvetica" w:hAnsi="Helvetica" w:eastAsia="Helvetica" w:cs="Helvetica"/>
+                <w:i w:val="false"/>
+                <w:b w:val="false"/>
+                <w:u w:val="none"/>
+                <w:sz w:val="22"/>
+                <w:szCs w:val="22"/>
+                <w:color w:val="000000"/>
+              </w:rPr>
+              <w:t xml:space="preserve">0.490</w:t>
             </w:r>
           </w:p>
         </w:tc>
@@ -7488,7 +7488,7 @@
                 <w:szCs w:val="22"/>
                 <w:color w:val="000000"/>
               </w:rPr>
-              <w:t xml:space="preserve">0.017</w:t>
+              <w:t xml:space="preserve">0.016</w:t>
             </w:r>
           </w:p>
         </w:tc>
@@ -7918,7 +7918,7 @@
                 <w:szCs w:val="22"/>
                 <w:color w:val="000000"/>
               </w:rPr>
-              <w:t xml:space="preserve">0.02, 3.73</w:t>
+              <w:t xml:space="preserve">0.02, 3.80</w:t>
             </w:r>
           </w:p>
         </w:tc>
@@ -8401,60 +8401,60 @@
                 <w:szCs w:val="22"/>
                 <w:color w:val="000000"/>
               </w:rPr>
-              <w:t xml:space="preserve">0.00, 1.52</w:t>
-            </w:r>
-          </w:p>
-        </w:tc>
-        <w:tc>
-          <w:tcPr>
-            <w:tcBorders>
-              <w:bottom w:val="none" w:sz="0" w:space="0" w:color="000000"/>
-              <w:top w:val="none" w:sz="0" w:space="0" w:color="000000"/>
-              <w:left w:val="none" w:sz="0" w:space="0" w:color="000000"/>
-              <w:right w:val="none" w:sz="0" w:space="0" w:color="000000"/>
-            </w:tcBorders>
-            <w:shd w:val="clear" w:color="auto" w:fill="FFFFFF"/>
-            <w:tcMar>
-              <w:top w:w="0" w:type="dxa"/>
-              <w:bottom w:w="0" w:type="dxa"/>
-              <w:left w:w="0" w:type="dxa"/>
-              <w:right w:w="0" w:type="dxa"/>
-            </w:tcMar>
-            <w:vAlign w:val="top"/>
-          </w:tcPr>
-          <w:p>
-            <w:pPr>
-              <w:pStyle w:val="Normal"/>
-              <w:jc w:val="center"/>
-              <w:pBdr>
-                <w:bottom w:val="none" w:sz="0" w:space="0" w:color="000000"/>
-                <w:top w:val="none" w:sz="0" w:space="0" w:color="000000"/>
-                <w:left w:val="none" w:sz="0" w:space="0" w:color="000000"/>
-                <w:right w:val="none" w:sz="0" w:space="0" w:color="000000"/>
-              </w:pBdr>
-              <w:spacing w:after="100" w:before="100" w:line="240"/>
-              <w:ind w:left="100" w:right="100" w:firstLine="0" w:firstLineChars="0"/>
-              <w:rPr>
-                <w:rFonts w:ascii="Helvetica" w:hAnsi="Helvetica" w:eastAsia="Helvetica" w:cs="Helvetica"/>
-                <w:i w:val="false"/>
-                <w:b w:val="false"/>
-                <w:u w:val="none"/>
-                <w:sz w:val="22"/>
-                <w:szCs w:val="22"/>
-                <w:color w:val="000000"/>
-              </w:rPr>
-            </w:pPr>
-            <w:r>
-              <w:rPr>
-                <w:rFonts w:ascii="Helvetica" w:hAnsi="Helvetica" w:eastAsia="Helvetica" w:cs="Helvetica"/>
-                <w:i w:val="false"/>
-                <w:b w:val="false"/>
-                <w:u w:val="none"/>
-                <w:sz w:val="22"/>
-                <w:szCs w:val="22"/>
-                <w:color w:val="000000"/>
-              </w:rPr>
-              <w:t xml:space="preserve">0.075</w:t>
+              <w:t xml:space="preserve">0.00, 1.42</w:t>
+            </w:r>
+          </w:p>
+        </w:tc>
+        <w:tc>
+          <w:tcPr>
+            <w:tcBorders>
+              <w:bottom w:val="none" w:sz="0" w:space="0" w:color="000000"/>
+              <w:top w:val="none" w:sz="0" w:space="0" w:color="000000"/>
+              <w:left w:val="none" w:sz="0" w:space="0" w:color="000000"/>
+              <w:right w:val="none" w:sz="0" w:space="0" w:color="000000"/>
+            </w:tcBorders>
+            <w:shd w:val="clear" w:color="auto" w:fill="FFFFFF"/>
+            <w:tcMar>
+              <w:top w:w="0" w:type="dxa"/>
+              <w:bottom w:w="0" w:type="dxa"/>
+              <w:left w:w="0" w:type="dxa"/>
+              <w:right w:w="0" w:type="dxa"/>
+            </w:tcMar>
+            <w:vAlign w:val="top"/>
+          </w:tcPr>
+          <w:p>
+            <w:pPr>
+              <w:pStyle w:val="Normal"/>
+              <w:jc w:val="center"/>
+              <w:pBdr>
+                <w:bottom w:val="none" w:sz="0" w:space="0" w:color="000000"/>
+                <w:top w:val="none" w:sz="0" w:space="0" w:color="000000"/>
+                <w:left w:val="none" w:sz="0" w:space="0" w:color="000000"/>
+                <w:right w:val="none" w:sz="0" w:space="0" w:color="000000"/>
+              </w:pBdr>
+              <w:spacing w:after="100" w:before="100" w:line="240"/>
+              <w:ind w:left="100" w:right="100" w:firstLine="0" w:firstLineChars="0"/>
+              <w:rPr>
+                <w:rFonts w:ascii="Helvetica" w:hAnsi="Helvetica" w:eastAsia="Helvetica" w:cs="Helvetica"/>
+                <w:i w:val="false"/>
+                <w:b w:val="false"/>
+                <w:u w:val="none"/>
+                <w:sz w:val="22"/>
+                <w:szCs w:val="22"/>
+                <w:color w:val="000000"/>
+              </w:rPr>
+            </w:pPr>
+            <w:r>
+              <w:rPr>
+                <w:rFonts w:ascii="Helvetica" w:hAnsi="Helvetica" w:eastAsia="Helvetica" w:cs="Helvetica"/>
+                <w:i w:val="false"/>
+                <w:b w:val="false"/>
+                <w:u w:val="none"/>
+                <w:sz w:val="22"/>
+                <w:szCs w:val="22"/>
+                <w:color w:val="000000"/>
+              </w:rPr>
+              <w:t xml:space="preserve">0.071</w:t>
             </w:r>
           </w:p>
         </w:tc>
@@ -11246,60 +11246,60 @@
                 <w:szCs w:val="22"/>
                 <w:color w:val="000000"/>
               </w:rPr>
-              <w:t xml:space="preserve">234</w:t>
-            </w:r>
-          </w:p>
-        </w:tc>
-        <w:tc>
-          <w:tcPr>
-            <w:tcBorders>
-              <w:bottom w:val="none" w:sz="0" w:space="0" w:color="000000"/>
-              <w:top w:val="none" w:sz="0" w:space="0" w:color="000000"/>
-              <w:left w:val="none" w:sz="0" w:space="0" w:color="000000"/>
-              <w:right w:val="none" w:sz="0" w:space="0" w:color="000000"/>
-            </w:tcBorders>
-            <w:shd w:val="clear" w:color="auto" w:fill="FFFFFF"/>
-            <w:tcMar>
-              <w:top w:w="0" w:type="dxa"/>
-              <w:bottom w:w="0" w:type="dxa"/>
-              <w:left w:w="0" w:type="dxa"/>
-              <w:right w:w="0" w:type="dxa"/>
-            </w:tcMar>
-            <w:vAlign w:val="top"/>
-          </w:tcPr>
-          <w:p>
-            <w:pPr>
-              <w:pStyle w:val="Normal"/>
-              <w:jc w:val="center"/>
-              <w:pBdr>
-                <w:bottom w:val="none" w:sz="0" w:space="0" w:color="000000"/>
-                <w:top w:val="none" w:sz="0" w:space="0" w:color="000000"/>
-                <w:left w:val="none" w:sz="0" w:space="0" w:color="000000"/>
-                <w:right w:val="none" w:sz="0" w:space="0" w:color="000000"/>
-              </w:pBdr>
-              <w:spacing w:after="100" w:before="100" w:line="240"/>
-              <w:ind w:left="100" w:right="100" w:firstLine="0" w:firstLineChars="0"/>
-              <w:rPr>
-                <w:rFonts w:ascii="Helvetica" w:hAnsi="Helvetica" w:eastAsia="Helvetica" w:cs="Helvetica"/>
-                <w:i w:val="false"/>
-                <w:b w:val="false"/>
-                <w:u w:val="none"/>
-                <w:sz w:val="22"/>
-                <w:szCs w:val="22"/>
-                <w:color w:val="000000"/>
-              </w:rPr>
-            </w:pPr>
-            <w:r>
-              <w:rPr>
-                <w:rFonts w:ascii="Helvetica" w:hAnsi="Helvetica" w:eastAsia="Helvetica" w:cs="Helvetica"/>
-                <w:i w:val="false"/>
-                <w:b w:val="false"/>
-                <w:u w:val="none"/>
-                <w:sz w:val="22"/>
-                <w:szCs w:val="22"/>
-                <w:color w:val="000000"/>
-              </w:rPr>
-              <w:t xml:space="preserve">8.32, 6,590</w:t>
+              <w:t xml:space="preserve">245</w:t>
+            </w:r>
+          </w:p>
+        </w:tc>
+        <w:tc>
+          <w:tcPr>
+            <w:tcBorders>
+              <w:bottom w:val="none" w:sz="0" w:space="0" w:color="000000"/>
+              <w:top w:val="none" w:sz="0" w:space="0" w:color="000000"/>
+              <w:left w:val="none" w:sz="0" w:space="0" w:color="000000"/>
+              <w:right w:val="none" w:sz="0" w:space="0" w:color="000000"/>
+            </w:tcBorders>
+            <w:shd w:val="clear" w:color="auto" w:fill="FFFFFF"/>
+            <w:tcMar>
+              <w:top w:w="0" w:type="dxa"/>
+              <w:bottom w:w="0" w:type="dxa"/>
+              <w:left w:w="0" w:type="dxa"/>
+              <w:right w:w="0" w:type="dxa"/>
+            </w:tcMar>
+            <w:vAlign w:val="top"/>
+          </w:tcPr>
+          <w:p>
+            <w:pPr>
+              <w:pStyle w:val="Normal"/>
+              <w:jc w:val="center"/>
+              <w:pBdr>
+                <w:bottom w:val="none" w:sz="0" w:space="0" w:color="000000"/>
+                <w:top w:val="none" w:sz="0" w:space="0" w:color="000000"/>
+                <w:left w:val="none" w:sz="0" w:space="0" w:color="000000"/>
+                <w:right w:val="none" w:sz="0" w:space="0" w:color="000000"/>
+              </w:pBdr>
+              <w:spacing w:after="100" w:before="100" w:line="240"/>
+              <w:ind w:left="100" w:right="100" w:firstLine="0" w:firstLineChars="0"/>
+              <w:rPr>
+                <w:rFonts w:ascii="Helvetica" w:hAnsi="Helvetica" w:eastAsia="Helvetica" w:cs="Helvetica"/>
+                <w:i w:val="false"/>
+                <w:b w:val="false"/>
+                <w:u w:val="none"/>
+                <w:sz w:val="22"/>
+                <w:szCs w:val="22"/>
+                <w:color w:val="000000"/>
+              </w:rPr>
+            </w:pPr>
+            <w:r>
+              <w:rPr>
+                <w:rFonts w:ascii="Helvetica" w:hAnsi="Helvetica" w:eastAsia="Helvetica" w:cs="Helvetica"/>
+                <w:i w:val="false"/>
+                <w:b w:val="false"/>
+                <w:u w:val="none"/>
+                <w:sz w:val="22"/>
+                <w:szCs w:val="22"/>
+                <w:color w:val="000000"/>
+              </w:rPr>
+              <w:t xml:space="preserve">9.04, 6,659</w:t>
             </w:r>
           </w:p>
         </w:tc>
@@ -11729,60 +11729,60 @@
                 <w:szCs w:val="22"/>
                 <w:color w:val="000000"/>
               </w:rPr>
-              <w:t xml:space="preserve">4.85</w:t>
-            </w:r>
-          </w:p>
-        </w:tc>
-        <w:tc>
-          <w:tcPr>
-            <w:tcBorders>
-              <w:bottom w:val="none" w:sz="0" w:space="0" w:color="000000"/>
-              <w:top w:val="none" w:sz="0" w:space="0" w:color="000000"/>
-              <w:left w:val="none" w:sz="0" w:space="0" w:color="000000"/>
-              <w:right w:val="none" w:sz="0" w:space="0" w:color="000000"/>
-            </w:tcBorders>
-            <w:shd w:val="clear" w:color="auto" w:fill="FFFFFF"/>
-            <w:tcMar>
-              <w:top w:w="0" w:type="dxa"/>
-              <w:bottom w:w="0" w:type="dxa"/>
-              <w:left w:w="0" w:type="dxa"/>
-              <w:right w:w="0" w:type="dxa"/>
-            </w:tcMar>
-            <w:vAlign w:val="top"/>
-          </w:tcPr>
-          <w:p>
-            <w:pPr>
-              <w:pStyle w:val="Normal"/>
-              <w:jc w:val="center"/>
-              <w:pBdr>
-                <w:bottom w:val="none" w:sz="0" w:space="0" w:color="000000"/>
-                <w:top w:val="none" w:sz="0" w:space="0" w:color="000000"/>
-                <w:left w:val="none" w:sz="0" w:space="0" w:color="000000"/>
-                <w:right w:val="none" w:sz="0" w:space="0" w:color="000000"/>
-              </w:pBdr>
-              <w:spacing w:after="100" w:before="100" w:line="240"/>
-              <w:ind w:left="100" w:right="100" w:firstLine="0" w:firstLineChars="0"/>
-              <w:rPr>
-                <w:rFonts w:ascii="Helvetica" w:hAnsi="Helvetica" w:eastAsia="Helvetica" w:cs="Helvetica"/>
-                <w:i w:val="false"/>
-                <w:b w:val="false"/>
-                <w:u w:val="none"/>
-                <w:sz w:val="22"/>
-                <w:szCs w:val="22"/>
-                <w:color w:val="000000"/>
-              </w:rPr>
-            </w:pPr>
-            <w:r>
-              <w:rPr>
-                <w:rFonts w:ascii="Helvetica" w:hAnsi="Helvetica" w:eastAsia="Helvetica" w:cs="Helvetica"/>
-                <w:i w:val="false"/>
-                <w:b w:val="false"/>
-                <w:u w:val="none"/>
-                <w:sz w:val="22"/>
-                <w:szCs w:val="22"/>
-                <w:color w:val="000000"/>
-              </w:rPr>
-              <w:t xml:space="preserve">0.57, 41.4</w:t>
+              <w:t xml:space="preserve">4.79</w:t>
+            </w:r>
+          </w:p>
+        </w:tc>
+        <w:tc>
+          <w:tcPr>
+            <w:tcBorders>
+              <w:bottom w:val="none" w:sz="0" w:space="0" w:color="000000"/>
+              <w:top w:val="none" w:sz="0" w:space="0" w:color="000000"/>
+              <w:left w:val="none" w:sz="0" w:space="0" w:color="000000"/>
+              <w:right w:val="none" w:sz="0" w:space="0" w:color="000000"/>
+            </w:tcBorders>
+            <w:shd w:val="clear" w:color="auto" w:fill="FFFFFF"/>
+            <w:tcMar>
+              <w:top w:w="0" w:type="dxa"/>
+              <w:bottom w:w="0" w:type="dxa"/>
+              <w:left w:w="0" w:type="dxa"/>
+              <w:right w:w="0" w:type="dxa"/>
+            </w:tcMar>
+            <w:vAlign w:val="top"/>
+          </w:tcPr>
+          <w:p>
+            <w:pPr>
+              <w:pStyle w:val="Normal"/>
+              <w:jc w:val="center"/>
+              <w:pBdr>
+                <w:bottom w:val="none" w:sz="0" w:space="0" w:color="000000"/>
+                <w:top w:val="none" w:sz="0" w:space="0" w:color="000000"/>
+                <w:left w:val="none" w:sz="0" w:space="0" w:color="000000"/>
+                <w:right w:val="none" w:sz="0" w:space="0" w:color="000000"/>
+              </w:pBdr>
+              <w:spacing w:after="100" w:before="100" w:line="240"/>
+              <w:ind w:left="100" w:right="100" w:firstLine="0" w:firstLineChars="0"/>
+              <w:rPr>
+                <w:rFonts w:ascii="Helvetica" w:hAnsi="Helvetica" w:eastAsia="Helvetica" w:cs="Helvetica"/>
+                <w:i w:val="false"/>
+                <w:b w:val="false"/>
+                <w:u w:val="none"/>
+                <w:sz w:val="22"/>
+                <w:szCs w:val="22"/>
+                <w:color w:val="000000"/>
+              </w:rPr>
+            </w:pPr>
+            <w:r>
+              <w:rPr>
+                <w:rFonts w:ascii="Helvetica" w:hAnsi="Helvetica" w:eastAsia="Helvetica" w:cs="Helvetica"/>
+                <w:i w:val="false"/>
+                <w:b w:val="false"/>
+                <w:u w:val="none"/>
+                <w:sz w:val="22"/>
+                <w:szCs w:val="22"/>
+                <w:color w:val="000000"/>
+              </w:rPr>
+              <w:t xml:space="preserve">0.57, 40.5</w:t>
             </w:r>
           </w:p>
         </w:tc>
@@ -12265,60 +12265,60 @@
                 <w:szCs w:val="22"/>
                 <w:color w:val="000000"/>
               </w:rPr>
-              <w:t xml:space="preserve">0.01, 0.94</w:t>
-            </w:r>
-          </w:p>
-        </w:tc>
-        <w:tc>
-          <w:tcPr>
-            <w:tcBorders>
-              <w:bottom w:val="none" w:sz="0" w:space="0" w:color="000000"/>
-              <w:top w:val="none" w:sz="0" w:space="0" w:color="000000"/>
-              <w:left w:val="none" w:sz="0" w:space="0" w:color="000000"/>
-              <w:right w:val="none" w:sz="0" w:space="0" w:color="000000"/>
-            </w:tcBorders>
-            <w:shd w:val="clear" w:color="auto" w:fill="FFFFFF"/>
-            <w:tcMar>
-              <w:top w:w="0" w:type="dxa"/>
-              <w:bottom w:w="0" w:type="dxa"/>
-              <w:left w:w="0" w:type="dxa"/>
-              <w:right w:w="0" w:type="dxa"/>
-            </w:tcMar>
-            <w:vAlign w:val="top"/>
-          </w:tcPr>
-          <w:p>
-            <w:pPr>
-              <w:pStyle w:val="Normal"/>
-              <w:jc w:val="center"/>
-              <w:pBdr>
-                <w:bottom w:val="none" w:sz="0" w:space="0" w:color="000000"/>
-                <w:top w:val="none" w:sz="0" w:space="0" w:color="000000"/>
-                <w:left w:val="none" w:sz="0" w:space="0" w:color="000000"/>
-                <w:right w:val="none" w:sz="0" w:space="0" w:color="000000"/>
-              </w:pBdr>
-              <w:spacing w:after="100" w:before="100" w:line="240"/>
-              <w:ind w:left="100" w:right="100" w:firstLine="0" w:firstLineChars="0"/>
-              <w:rPr>
-                <w:rFonts w:ascii="Helvetica" w:hAnsi="Helvetica" w:eastAsia="Helvetica" w:cs="Helvetica"/>
-                <w:i w:val="false"/>
-                <w:b w:val="false"/>
-                <w:u w:val="none"/>
-                <w:sz w:val="22"/>
-                <w:szCs w:val="22"/>
-                <w:color w:val="000000"/>
-              </w:rPr>
-            </w:pPr>
-            <w:r>
-              <w:rPr>
-                <w:rFonts w:ascii="Helvetica" w:hAnsi="Helvetica" w:eastAsia="Helvetica" w:cs="Helvetica"/>
-                <w:i w:val="false"/>
-                <w:b w:val="false"/>
-                <w:u w:val="none"/>
-                <w:sz w:val="22"/>
-                <w:szCs w:val="22"/>
-                <w:color w:val="000000"/>
-              </w:rPr>
-              <w:t xml:space="preserve">0.044</w:t>
+              <w:t xml:space="preserve">0.01, 0.93</w:t>
+            </w:r>
+          </w:p>
+        </w:tc>
+        <w:tc>
+          <w:tcPr>
+            <w:tcBorders>
+              <w:bottom w:val="none" w:sz="0" w:space="0" w:color="000000"/>
+              <w:top w:val="none" w:sz="0" w:space="0" w:color="000000"/>
+              <w:left w:val="none" w:sz="0" w:space="0" w:color="000000"/>
+              <w:right w:val="none" w:sz="0" w:space="0" w:color="000000"/>
+            </w:tcBorders>
+            <w:shd w:val="clear" w:color="auto" w:fill="FFFFFF"/>
+            <w:tcMar>
+              <w:top w:w="0" w:type="dxa"/>
+              <w:bottom w:w="0" w:type="dxa"/>
+              <w:left w:w="0" w:type="dxa"/>
+              <w:right w:w="0" w:type="dxa"/>
+            </w:tcMar>
+            <w:vAlign w:val="top"/>
+          </w:tcPr>
+          <w:p>
+            <w:pPr>
+              <w:pStyle w:val="Normal"/>
+              <w:jc w:val="center"/>
+              <w:pBdr>
+                <w:bottom w:val="none" w:sz="0" w:space="0" w:color="000000"/>
+                <w:top w:val="none" w:sz="0" w:space="0" w:color="000000"/>
+                <w:left w:val="none" w:sz="0" w:space="0" w:color="000000"/>
+                <w:right w:val="none" w:sz="0" w:space="0" w:color="000000"/>
+              </w:pBdr>
+              <w:spacing w:after="100" w:before="100" w:line="240"/>
+              <w:ind w:left="100" w:right="100" w:firstLine="0" w:firstLineChars="0"/>
+              <w:rPr>
+                <w:rFonts w:ascii="Helvetica" w:hAnsi="Helvetica" w:eastAsia="Helvetica" w:cs="Helvetica"/>
+                <w:i w:val="false"/>
+                <w:b w:val="false"/>
+                <w:u w:val="none"/>
+                <w:sz w:val="22"/>
+                <w:szCs w:val="22"/>
+                <w:color w:val="000000"/>
+              </w:rPr>
+            </w:pPr>
+            <w:r>
+              <w:rPr>
+                <w:rFonts w:ascii="Helvetica" w:hAnsi="Helvetica" w:eastAsia="Helvetica" w:cs="Helvetica"/>
+                <w:i w:val="false"/>
+                <w:b w:val="false"/>
+                <w:u w:val="none"/>
+                <w:sz w:val="22"/>
+                <w:szCs w:val="22"/>
+                <w:color w:val="000000"/>
+              </w:rPr>
+              <w:t xml:space="preserve">0.043</w:t>
             </w:r>
           </w:p>
         </w:tc>
@@ -12695,113 +12695,113 @@
                 <w:szCs w:val="22"/>
                 <w:color w:val="000000"/>
               </w:rPr>
-              <w:t xml:space="preserve">1.54</w:t>
-            </w:r>
-          </w:p>
-        </w:tc>
-        <w:tc>
-          <w:tcPr>
-            <w:tcBorders>
-              <w:bottom w:val="none" w:sz="0" w:space="0" w:color="000000"/>
-              <w:top w:val="none" w:sz="0" w:space="0" w:color="000000"/>
-              <w:left w:val="none" w:sz="0" w:space="0" w:color="000000"/>
-              <w:right w:val="none" w:sz="0" w:space="0" w:color="000000"/>
-            </w:tcBorders>
-            <w:shd w:val="clear" w:color="auto" w:fill="FFFFFF"/>
-            <w:tcMar>
-              <w:top w:w="0" w:type="dxa"/>
-              <w:bottom w:w="0" w:type="dxa"/>
-              <w:left w:w="0" w:type="dxa"/>
-              <w:right w:w="0" w:type="dxa"/>
-            </w:tcMar>
-            <w:vAlign w:val="top"/>
-          </w:tcPr>
-          <w:p>
-            <w:pPr>
-              <w:pStyle w:val="Normal"/>
-              <w:jc w:val="center"/>
-              <w:pBdr>
-                <w:bottom w:val="none" w:sz="0" w:space="0" w:color="000000"/>
-                <w:top w:val="none" w:sz="0" w:space="0" w:color="000000"/>
-                <w:left w:val="none" w:sz="0" w:space="0" w:color="000000"/>
-                <w:right w:val="none" w:sz="0" w:space="0" w:color="000000"/>
-              </w:pBdr>
-              <w:spacing w:after="100" w:before="100" w:line="240"/>
-              <w:ind w:left="100" w:right="100" w:firstLine="0" w:firstLineChars="0"/>
-              <w:rPr>
-                <w:rFonts w:ascii="Helvetica" w:hAnsi="Helvetica" w:eastAsia="Helvetica" w:cs="Helvetica"/>
-                <w:i w:val="false"/>
-                <w:b w:val="false"/>
-                <w:u w:val="none"/>
-                <w:sz w:val="22"/>
-                <w:szCs w:val="22"/>
-                <w:color w:val="000000"/>
-              </w:rPr>
-            </w:pPr>
-            <w:r>
-              <w:rPr>
-                <w:rFonts w:ascii="Helvetica" w:hAnsi="Helvetica" w:eastAsia="Helvetica" w:cs="Helvetica"/>
-                <w:i w:val="false"/>
-                <w:b w:val="false"/>
-                <w:u w:val="none"/>
-                <w:sz w:val="22"/>
-                <w:szCs w:val="22"/>
-                <w:color w:val="000000"/>
-              </w:rPr>
-              <w:t xml:space="preserve">0.00, 855</w:t>
-            </w:r>
-          </w:p>
-        </w:tc>
-        <w:tc>
-          <w:tcPr>
-            <w:tcBorders>
-              <w:bottom w:val="none" w:sz="0" w:space="0" w:color="000000"/>
-              <w:top w:val="none" w:sz="0" w:space="0" w:color="000000"/>
-              <w:left w:val="none" w:sz="0" w:space="0" w:color="000000"/>
-              <w:right w:val="none" w:sz="0" w:space="0" w:color="000000"/>
-            </w:tcBorders>
-            <w:shd w:val="clear" w:color="auto" w:fill="FFFFFF"/>
-            <w:tcMar>
-              <w:top w:w="0" w:type="dxa"/>
-              <w:bottom w:w="0" w:type="dxa"/>
-              <w:left w:w="0" w:type="dxa"/>
-              <w:right w:w="0" w:type="dxa"/>
-            </w:tcMar>
-            <w:vAlign w:val="top"/>
-          </w:tcPr>
-          <w:p>
-            <w:pPr>
-              <w:pStyle w:val="Normal"/>
-              <w:jc w:val="center"/>
-              <w:pBdr>
-                <w:bottom w:val="none" w:sz="0" w:space="0" w:color="000000"/>
-                <w:top w:val="none" w:sz="0" w:space="0" w:color="000000"/>
-                <w:left w:val="none" w:sz="0" w:space="0" w:color="000000"/>
-                <w:right w:val="none" w:sz="0" w:space="0" w:color="000000"/>
-              </w:pBdr>
-              <w:spacing w:after="100" w:before="100" w:line="240"/>
-              <w:ind w:left="100" w:right="100" w:firstLine="0" w:firstLineChars="0"/>
-              <w:rPr>
-                <w:rFonts w:ascii="Helvetica" w:hAnsi="Helvetica" w:eastAsia="Helvetica" w:cs="Helvetica"/>
-                <w:i w:val="false"/>
-                <w:b w:val="false"/>
-                <w:u w:val="none"/>
-                <w:sz w:val="22"/>
-                <w:szCs w:val="22"/>
-                <w:color w:val="000000"/>
-              </w:rPr>
-            </w:pPr>
-            <w:r>
-              <w:rPr>
-                <w:rFonts w:ascii="Helvetica" w:hAnsi="Helvetica" w:eastAsia="Helvetica" w:cs="Helvetica"/>
-                <w:i w:val="false"/>
-                <w:b w:val="false"/>
-                <w:u w:val="none"/>
-                <w:sz w:val="22"/>
-                <w:szCs w:val="22"/>
-                <w:color w:val="000000"/>
-              </w:rPr>
-              <w:t xml:space="preserve">0.890</w:t>
+              <w:t xml:space="preserve">1.59</w:t>
+            </w:r>
+          </w:p>
+        </w:tc>
+        <w:tc>
+          <w:tcPr>
+            <w:tcBorders>
+              <w:bottom w:val="none" w:sz="0" w:space="0" w:color="000000"/>
+              <w:top w:val="none" w:sz="0" w:space="0" w:color="000000"/>
+              <w:left w:val="none" w:sz="0" w:space="0" w:color="000000"/>
+              <w:right w:val="none" w:sz="0" w:space="0" w:color="000000"/>
+            </w:tcBorders>
+            <w:shd w:val="clear" w:color="auto" w:fill="FFFFFF"/>
+            <w:tcMar>
+              <w:top w:w="0" w:type="dxa"/>
+              <w:bottom w:w="0" w:type="dxa"/>
+              <w:left w:w="0" w:type="dxa"/>
+              <w:right w:w="0" w:type="dxa"/>
+            </w:tcMar>
+            <w:vAlign w:val="top"/>
+          </w:tcPr>
+          <w:p>
+            <w:pPr>
+              <w:pStyle w:val="Normal"/>
+              <w:jc w:val="center"/>
+              <w:pBdr>
+                <w:bottom w:val="none" w:sz="0" w:space="0" w:color="000000"/>
+                <w:top w:val="none" w:sz="0" w:space="0" w:color="000000"/>
+                <w:left w:val="none" w:sz="0" w:space="0" w:color="000000"/>
+                <w:right w:val="none" w:sz="0" w:space="0" w:color="000000"/>
+              </w:pBdr>
+              <w:spacing w:after="100" w:before="100" w:line="240"/>
+              <w:ind w:left="100" w:right="100" w:firstLine="0" w:firstLineChars="0"/>
+              <w:rPr>
+                <w:rFonts w:ascii="Helvetica" w:hAnsi="Helvetica" w:eastAsia="Helvetica" w:cs="Helvetica"/>
+                <w:i w:val="false"/>
+                <w:b w:val="false"/>
+                <w:u w:val="none"/>
+                <w:sz w:val="22"/>
+                <w:szCs w:val="22"/>
+                <w:color w:val="000000"/>
+              </w:rPr>
+            </w:pPr>
+            <w:r>
+              <w:rPr>
+                <w:rFonts w:ascii="Helvetica" w:hAnsi="Helvetica" w:eastAsia="Helvetica" w:cs="Helvetica"/>
+                <w:i w:val="false"/>
+                <w:b w:val="false"/>
+                <w:u w:val="none"/>
+                <w:sz w:val="22"/>
+                <w:szCs w:val="22"/>
+                <w:color w:val="000000"/>
+              </w:rPr>
+              <w:t xml:space="preserve">0.00, 840</w:t>
+            </w:r>
+          </w:p>
+        </w:tc>
+        <w:tc>
+          <w:tcPr>
+            <w:tcBorders>
+              <w:bottom w:val="none" w:sz="0" w:space="0" w:color="000000"/>
+              <w:top w:val="none" w:sz="0" w:space="0" w:color="000000"/>
+              <w:left w:val="none" w:sz="0" w:space="0" w:color="000000"/>
+              <w:right w:val="none" w:sz="0" w:space="0" w:color="000000"/>
+            </w:tcBorders>
+            <w:shd w:val="clear" w:color="auto" w:fill="FFFFFF"/>
+            <w:tcMar>
+              <w:top w:w="0" w:type="dxa"/>
+              <w:bottom w:w="0" w:type="dxa"/>
+              <w:left w:w="0" w:type="dxa"/>
+              <w:right w:w="0" w:type="dxa"/>
+            </w:tcMar>
+            <w:vAlign w:val="top"/>
+          </w:tcPr>
+          <w:p>
+            <w:pPr>
+              <w:pStyle w:val="Normal"/>
+              <w:jc w:val="center"/>
+              <w:pBdr>
+                <w:bottom w:val="none" w:sz="0" w:space="0" w:color="000000"/>
+                <w:top w:val="none" w:sz="0" w:space="0" w:color="000000"/>
+                <w:left w:val="none" w:sz="0" w:space="0" w:color="000000"/>
+                <w:right w:val="none" w:sz="0" w:space="0" w:color="000000"/>
+              </w:pBdr>
+              <w:spacing w:after="100" w:before="100" w:line="240"/>
+              <w:ind w:left="100" w:right="100" w:firstLine="0" w:firstLineChars="0"/>
+              <w:rPr>
+                <w:rFonts w:ascii="Helvetica" w:hAnsi="Helvetica" w:eastAsia="Helvetica" w:cs="Helvetica"/>
+                <w:i w:val="false"/>
+                <w:b w:val="false"/>
+                <w:u w:val="none"/>
+                <w:sz w:val="22"/>
+                <w:szCs w:val="22"/>
+                <w:color w:val="000000"/>
+              </w:rPr>
+            </w:pPr>
+            <w:r>
+              <w:rPr>
+                <w:rFonts w:ascii="Helvetica" w:hAnsi="Helvetica" w:eastAsia="Helvetica" w:cs="Helvetica"/>
+                <w:i w:val="false"/>
+                <w:b w:val="false"/>
+                <w:u w:val="none"/>
+                <w:sz w:val="22"/>
+                <w:szCs w:val="22"/>
+                <w:color w:val="000000"/>
+              </w:rPr>
+              <w:t xml:space="preserve">0.880</w:t>
             </w:r>
           </w:p>
         </w:tc>
@@ -14257,7 +14257,7 @@
       </w:tr>
       <w:tr>
         <w:trPr>
-          <w:trHeight w:val="598" w:hRule="auto"/>
+          <w:trHeight w:val="616" w:hRule="auto"/>
         </w:trPr>
         body29
         <w:tc>
@@ -14309,7 +14309,7 @@
                 <w:szCs w:val="22"/>
                 <w:color w:val="000000"/>
               </w:rPr>
-              <w:t xml:space="preserve">steroids</w:t>
+              <w:t xml:space="preserve">thyroid</w:t>
             </w:r>
           </w:p>
         </w:tc>
@@ -14415,113 +14415,113 @@
                 <w:szCs w:val="22"/>
                 <w:color w:val="000000"/>
               </w:rPr>
-              <w:t xml:space="preserve">22,391</w:t>
-            </w:r>
-          </w:p>
-        </w:tc>
-        <w:tc>
-          <w:tcPr>
-            <w:tcBorders>
-              <w:bottom w:val="none" w:sz="0" w:space="0" w:color="000000"/>
-              <w:top w:val="none" w:sz="0" w:space="0" w:color="000000"/>
-              <w:left w:val="none" w:sz="0" w:space="0" w:color="000000"/>
-              <w:right w:val="none" w:sz="0" w:space="0" w:color="000000"/>
-            </w:tcBorders>
-            <w:shd w:val="clear" w:color="auto" w:fill="FFFFFF"/>
-            <w:tcMar>
-              <w:top w:w="0" w:type="dxa"/>
-              <w:bottom w:w="0" w:type="dxa"/>
-              <w:left w:w="0" w:type="dxa"/>
-              <w:right w:w="0" w:type="dxa"/>
-            </w:tcMar>
-            <w:vAlign w:val="top"/>
-          </w:tcPr>
-          <w:p>
-            <w:pPr>
-              <w:pStyle w:val="Normal"/>
-              <w:jc w:val="center"/>
-              <w:pBdr>
-                <w:bottom w:val="none" w:sz="0" w:space="0" w:color="000000"/>
-                <w:top w:val="none" w:sz="0" w:space="0" w:color="000000"/>
-                <w:left w:val="none" w:sz="0" w:space="0" w:color="000000"/>
-                <w:right w:val="none" w:sz="0" w:space="0" w:color="000000"/>
-              </w:pBdr>
-              <w:spacing w:after="100" w:before="100" w:line="240"/>
-              <w:ind w:left="100" w:right="100" w:firstLine="0" w:firstLineChars="0"/>
-              <w:rPr>
-                <w:rFonts w:ascii="Helvetica" w:hAnsi="Helvetica" w:eastAsia="Helvetica" w:cs="Helvetica"/>
-                <w:i w:val="false"/>
-                <w:b w:val="false"/>
-                <w:u w:val="none"/>
-                <w:sz w:val="22"/>
-                <w:szCs w:val="22"/>
-                <w:color w:val="000000"/>
-              </w:rPr>
-            </w:pPr>
-            <w:r>
-              <w:rPr>
-                <w:rFonts w:ascii="Helvetica" w:hAnsi="Helvetica" w:eastAsia="Helvetica" w:cs="Helvetica"/>
-                <w:i w:val="false"/>
-                <w:b w:val="false"/>
-                <w:u w:val="none"/>
-                <w:sz w:val="22"/>
-                <w:szCs w:val="22"/>
-                <w:color w:val="000000"/>
-              </w:rPr>
-              <w:t xml:space="preserve">2,914, 172,060</w:t>
-            </w:r>
-          </w:p>
-        </w:tc>
-        <w:tc>
-          <w:tcPr>
-            <w:tcBorders>
-              <w:bottom w:val="none" w:sz="0" w:space="0" w:color="000000"/>
-              <w:top w:val="none" w:sz="0" w:space="0" w:color="000000"/>
-              <w:left w:val="none" w:sz="0" w:space="0" w:color="000000"/>
-              <w:right w:val="none" w:sz="0" w:space="0" w:color="000000"/>
-            </w:tcBorders>
-            <w:shd w:val="clear" w:color="auto" w:fill="FFFFFF"/>
-            <w:tcMar>
-              <w:top w:w="0" w:type="dxa"/>
-              <w:bottom w:w="0" w:type="dxa"/>
-              <w:left w:w="0" w:type="dxa"/>
-              <w:right w:w="0" w:type="dxa"/>
-            </w:tcMar>
-            <w:vAlign w:val="top"/>
-          </w:tcPr>
-          <w:p>
-            <w:pPr>
-              <w:pStyle w:val="Normal"/>
-              <w:jc w:val="center"/>
-              <w:pBdr>
-                <w:bottom w:val="none" w:sz="0" w:space="0" w:color="000000"/>
-                <w:top w:val="none" w:sz="0" w:space="0" w:color="000000"/>
-                <w:left w:val="none" w:sz="0" w:space="0" w:color="000000"/>
-                <w:right w:val="none" w:sz="0" w:space="0" w:color="000000"/>
-              </w:pBdr>
-              <w:spacing w:after="100" w:before="100" w:line="240"/>
-              <w:ind w:left="100" w:right="100" w:firstLine="0" w:firstLineChars="0"/>
-              <w:rPr>
-                <w:rFonts w:ascii="Helvetica" w:hAnsi="Helvetica" w:eastAsia="Helvetica" w:cs="Helvetica"/>
-                <w:i w:val="false"/>
-                <w:b w:val="false"/>
-                <w:u w:val="none"/>
-                <w:sz w:val="22"/>
-                <w:szCs w:val="22"/>
-                <w:color w:val="000000"/>
-              </w:rPr>
-            </w:pPr>
-            <w:r>
-              <w:rPr>
-                <w:rFonts w:ascii="Helvetica" w:hAnsi="Helvetica" w:eastAsia="Helvetica" w:cs="Helvetica"/>
-                <w:i w:val="false"/>
-                <w:b w:val="false"/>
-                <w:u w:val="none"/>
-                <w:sz w:val="22"/>
-                <w:szCs w:val="22"/>
-                <w:color w:val="000000"/>
-              </w:rPr>
-              <w:t xml:space="preserve">&lt;0.001</w:t>
+              <w:t xml:space="preserve">2.78</w:t>
+            </w:r>
+          </w:p>
+        </w:tc>
+        <w:tc>
+          <w:tcPr>
+            <w:tcBorders>
+              <w:bottom w:val="none" w:sz="0" w:space="0" w:color="000000"/>
+              <w:top w:val="none" w:sz="0" w:space="0" w:color="000000"/>
+              <w:left w:val="none" w:sz="0" w:space="0" w:color="000000"/>
+              <w:right w:val="none" w:sz="0" w:space="0" w:color="000000"/>
+            </w:tcBorders>
+            <w:shd w:val="clear" w:color="auto" w:fill="FFFFFF"/>
+            <w:tcMar>
+              <w:top w:w="0" w:type="dxa"/>
+              <w:bottom w:w="0" w:type="dxa"/>
+              <w:left w:w="0" w:type="dxa"/>
+              <w:right w:w="0" w:type="dxa"/>
+            </w:tcMar>
+            <w:vAlign w:val="top"/>
+          </w:tcPr>
+          <w:p>
+            <w:pPr>
+              <w:pStyle w:val="Normal"/>
+              <w:jc w:val="center"/>
+              <w:pBdr>
+                <w:bottom w:val="none" w:sz="0" w:space="0" w:color="000000"/>
+                <w:top w:val="none" w:sz="0" w:space="0" w:color="000000"/>
+                <w:left w:val="none" w:sz="0" w:space="0" w:color="000000"/>
+                <w:right w:val="none" w:sz="0" w:space="0" w:color="000000"/>
+              </w:pBdr>
+              <w:spacing w:after="100" w:before="100" w:line="240"/>
+              <w:ind w:left="100" w:right="100" w:firstLine="0" w:firstLineChars="0"/>
+              <w:rPr>
+                <w:rFonts w:ascii="Helvetica" w:hAnsi="Helvetica" w:eastAsia="Helvetica" w:cs="Helvetica"/>
+                <w:i w:val="false"/>
+                <w:b w:val="false"/>
+                <w:u w:val="none"/>
+                <w:sz w:val="22"/>
+                <w:szCs w:val="22"/>
+                <w:color w:val="000000"/>
+              </w:rPr>
+            </w:pPr>
+            <w:r>
+              <w:rPr>
+                <w:rFonts w:ascii="Helvetica" w:hAnsi="Helvetica" w:eastAsia="Helvetica" w:cs="Helvetica"/>
+                <w:i w:val="false"/>
+                <w:b w:val="false"/>
+                <w:u w:val="none"/>
+                <w:sz w:val="22"/>
+                <w:szCs w:val="22"/>
+                <w:color w:val="000000"/>
+              </w:rPr>
+              <w:t xml:space="preserve">0.95, 8.11</w:t>
+            </w:r>
+          </w:p>
+        </w:tc>
+        <w:tc>
+          <w:tcPr>
+            <w:tcBorders>
+              <w:bottom w:val="none" w:sz="0" w:space="0" w:color="000000"/>
+              <w:top w:val="none" w:sz="0" w:space="0" w:color="000000"/>
+              <w:left w:val="none" w:sz="0" w:space="0" w:color="000000"/>
+              <w:right w:val="none" w:sz="0" w:space="0" w:color="000000"/>
+            </w:tcBorders>
+            <w:shd w:val="clear" w:color="auto" w:fill="FFFFFF"/>
+            <w:tcMar>
+              <w:top w:w="0" w:type="dxa"/>
+              <w:bottom w:w="0" w:type="dxa"/>
+              <w:left w:w="0" w:type="dxa"/>
+              <w:right w:w="0" w:type="dxa"/>
+            </w:tcMar>
+            <w:vAlign w:val="top"/>
+          </w:tcPr>
+          <w:p>
+            <w:pPr>
+              <w:pStyle w:val="Normal"/>
+              <w:jc w:val="center"/>
+              <w:pBdr>
+                <w:bottom w:val="none" w:sz="0" w:space="0" w:color="000000"/>
+                <w:top w:val="none" w:sz="0" w:space="0" w:color="000000"/>
+                <w:left w:val="none" w:sz="0" w:space="0" w:color="000000"/>
+                <w:right w:val="none" w:sz="0" w:space="0" w:color="000000"/>
+              </w:pBdr>
+              <w:spacing w:after="100" w:before="100" w:line="240"/>
+              <w:ind w:left="100" w:right="100" w:firstLine="0" w:firstLineChars="0"/>
+              <w:rPr>
+                <w:rFonts w:ascii="Helvetica" w:hAnsi="Helvetica" w:eastAsia="Helvetica" w:cs="Helvetica"/>
+                <w:i w:val="false"/>
+                <w:b w:val="false"/>
+                <w:u w:val="none"/>
+                <w:sz w:val="22"/>
+                <w:szCs w:val="22"/>
+                <w:color w:val="000000"/>
+              </w:rPr>
+            </w:pPr>
+            <w:r>
+              <w:rPr>
+                <w:rFonts w:ascii="Helvetica" w:hAnsi="Helvetica" w:eastAsia="Helvetica" w:cs="Helvetica"/>
+                <w:i w:val="false"/>
+                <w:b w:val="false"/>
+                <w:u w:val="none"/>
+                <w:sz w:val="22"/>
+                <w:szCs w:val="22"/>
+                <w:color w:val="000000"/>
+              </w:rPr>
+              <w:t xml:space="preserve">0.061</w:t>
             </w:r>
           </w:p>
         </w:tc>
@@ -14627,543 +14627,60 @@
                 <w:szCs w:val="22"/>
                 <w:color w:val="000000"/>
               </w:rPr>
-              <w:t xml:space="preserve">19,078</w:t>
-            </w:r>
-          </w:p>
-        </w:tc>
-        <w:tc>
-          <w:tcPr>
-            <w:tcBorders>
-              <w:bottom w:val="none" w:sz="0" w:space="0" w:color="000000"/>
-              <w:top w:val="none" w:sz="0" w:space="0" w:color="000000"/>
-              <w:left w:val="none" w:sz="0" w:space="0" w:color="000000"/>
-              <w:right w:val="none" w:sz="0" w:space="0" w:color="000000"/>
-            </w:tcBorders>
-            <w:shd w:val="clear" w:color="auto" w:fill="FFFFFF"/>
-            <w:tcMar>
-              <w:top w:w="0" w:type="dxa"/>
-              <w:bottom w:w="0" w:type="dxa"/>
-              <w:left w:w="0" w:type="dxa"/>
-              <w:right w:w="0" w:type="dxa"/>
-            </w:tcMar>
-            <w:vAlign w:val="top"/>
-          </w:tcPr>
-          <w:p>
-            <w:pPr>
-              <w:pStyle w:val="Normal"/>
-              <w:jc w:val="center"/>
-              <w:pBdr>
-                <w:bottom w:val="none" w:sz="0" w:space="0" w:color="000000"/>
-                <w:top w:val="none" w:sz="0" w:space="0" w:color="000000"/>
-                <w:left w:val="none" w:sz="0" w:space="0" w:color="000000"/>
-                <w:right w:val="none" w:sz="0" w:space="0" w:color="000000"/>
-              </w:pBdr>
-              <w:spacing w:after="100" w:before="100" w:line="240"/>
-              <w:ind w:left="100" w:right="100" w:firstLine="0" w:firstLineChars="0"/>
-              <w:rPr>
-                <w:rFonts w:ascii="Helvetica" w:hAnsi="Helvetica" w:eastAsia="Helvetica" w:cs="Helvetica"/>
-                <w:i w:val="false"/>
-                <w:b w:val="false"/>
-                <w:u w:val="none"/>
-                <w:sz w:val="22"/>
-                <w:szCs w:val="22"/>
-                <w:color w:val="000000"/>
-              </w:rPr>
-            </w:pPr>
-            <w:r>
-              <w:rPr>
-                <w:rFonts w:ascii="Helvetica" w:hAnsi="Helvetica" w:eastAsia="Helvetica" w:cs="Helvetica"/>
-                <w:i w:val="false"/>
-                <w:b w:val="false"/>
-                <w:u w:val="none"/>
-                <w:sz w:val="22"/>
-                <w:szCs w:val="22"/>
-                <w:color w:val="000000"/>
-              </w:rPr>
-              <w:t xml:space="preserve">203, 1,792,332</w:t>
-            </w:r>
-          </w:p>
-        </w:tc>
-        <w:tc>
-          <w:tcPr>
-            <w:tcBorders>
-              <w:bottom w:val="none" w:sz="0" w:space="0" w:color="000000"/>
-              <w:top w:val="none" w:sz="0" w:space="0" w:color="000000"/>
-              <w:left w:val="none" w:sz="0" w:space="0" w:color="000000"/>
-              <w:right w:val="none" w:sz="0" w:space="0" w:color="000000"/>
-            </w:tcBorders>
-            <w:shd w:val="clear" w:color="auto" w:fill="FFFFFF"/>
-            <w:tcMar>
-              <w:top w:w="0" w:type="dxa"/>
-              <w:bottom w:w="0" w:type="dxa"/>
-              <w:left w:w="0" w:type="dxa"/>
-              <w:right w:w="0" w:type="dxa"/>
-            </w:tcMar>
-            <w:vAlign w:val="top"/>
-          </w:tcPr>
-          <w:p>
-            <w:pPr>
-              <w:pStyle w:val="Normal"/>
-              <w:jc w:val="center"/>
-              <w:pBdr>
-                <w:bottom w:val="none" w:sz="0" w:space="0" w:color="000000"/>
-                <w:top w:val="none" w:sz="0" w:space="0" w:color="000000"/>
-                <w:left w:val="none" w:sz="0" w:space="0" w:color="000000"/>
-                <w:right w:val="none" w:sz="0" w:space="0" w:color="000000"/>
-              </w:pBdr>
-              <w:spacing w:after="100" w:before="100" w:line="240"/>
-              <w:ind w:left="100" w:right="100" w:firstLine="0" w:firstLineChars="0"/>
-              <w:rPr>
-                <w:rFonts w:ascii="Helvetica" w:hAnsi="Helvetica" w:eastAsia="Helvetica" w:cs="Helvetica"/>
-                <w:i w:val="false"/>
-                <w:b w:val="false"/>
-                <w:u w:val="none"/>
-                <w:sz w:val="22"/>
-                <w:szCs w:val="22"/>
-                <w:color w:val="000000"/>
-              </w:rPr>
-            </w:pPr>
-            <w:r>
-              <w:rPr>
-                <w:rFonts w:ascii="Helvetica" w:hAnsi="Helvetica" w:eastAsia="Helvetica" w:cs="Helvetica"/>
-                <w:i w:val="false"/>
-                <w:b w:val="false"/>
-                <w:u w:val="none"/>
-                <w:sz w:val="22"/>
-                <w:szCs w:val="22"/>
-                <w:color w:val="000000"/>
-              </w:rPr>
-              <w:t xml:space="preserve">&lt;0.001</w:t>
-            </w:r>
-          </w:p>
-        </w:tc>
-      </w:tr>
-      <w:tr>
-        <w:trPr>
-          <w:trHeight w:val="616" w:hRule="auto"/>
-        </w:trPr>
-        body30
-        <w:tc>
-          <w:tcPr>
-            <w:tcBorders>
-              <w:bottom w:val="none" w:sz="0" w:space="0" w:color="000000"/>
-              <w:top w:val="none" w:sz="0" w:space="0" w:color="000000"/>
-              <w:left w:val="none" w:sz="0" w:space="0" w:color="000000"/>
-              <w:right w:val="none" w:sz="0" w:space="0" w:color="000000"/>
-            </w:tcBorders>
-            <w:shd w:val="clear" w:color="auto" w:fill="FFFFFF"/>
-            <w:tcMar>
-              <w:top w:w="0" w:type="dxa"/>
-              <w:bottom w:w="0" w:type="dxa"/>
-              <w:left w:w="0" w:type="dxa"/>
-              <w:right w:w="0" w:type="dxa"/>
-            </w:tcMar>
-            <w:vAlign w:val="top"/>
-          </w:tcPr>
-          <w:p>
-            <w:pPr>
-              <w:pStyle w:val="Normal"/>
-              <w:jc w:val="left"/>
-              <w:pBdr>
-                <w:bottom w:val="none" w:sz="0" w:space="0" w:color="000000"/>
-                <w:top w:val="none" w:sz="0" w:space="0" w:color="000000"/>
-                <w:left w:val="none" w:sz="0" w:space="0" w:color="000000"/>
-                <w:right w:val="none" w:sz="0" w:space="0" w:color="000000"/>
-              </w:pBdr>
-              <w:spacing w:after="100" w:before="100" w:line="240"/>
-              <w:ind w:left="100" w:right="100" w:firstLine="0" w:firstLineChars="0"/>
-              <w:rPr>
-                <w:rFonts w:ascii="Helvetica" w:hAnsi="Helvetica" w:eastAsia="Helvetica" w:cs="Helvetica"/>
-                <w:i w:val="false"/>
-                <w:b w:val="false"/>
-                <w:u w:val="none"/>
-                <w:sz w:val="22"/>
-                <w:szCs w:val="22"/>
-                <w:color w:val="000000"/>
-              </w:rPr>
-            </w:pPr>
-            <w:r>
-              <w:rPr>
-                <w:rFonts w:ascii="Helvetica" w:hAnsi="Helvetica" w:eastAsia="Helvetica" w:cs="Helvetica"/>
-                <w:i w:val="false"/>
-                <w:b w:val="false"/>
-                <w:u w:val="none"/>
-                <w:sz w:val="22"/>
-                <w:szCs w:val="22"/>
-                <w:color w:val="000000"/>
-              </w:rPr>
-              <w:t xml:space="preserve">thyroid</w:t>
-            </w:r>
-          </w:p>
-        </w:tc>
-        <w:tc>
-          <w:tcPr>
-            <w:tcBorders>
-              <w:bottom w:val="none" w:sz="0" w:space="0" w:color="000000"/>
-              <w:top w:val="none" w:sz="0" w:space="0" w:color="000000"/>
-              <w:left w:val="none" w:sz="0" w:space="0" w:color="000000"/>
-              <w:right w:val="none" w:sz="0" w:space="0" w:color="000000"/>
-            </w:tcBorders>
-            <w:shd w:val="clear" w:color="auto" w:fill="FFFFFF"/>
-            <w:tcMar>
-              <w:top w:w="0" w:type="dxa"/>
-              <w:bottom w:w="0" w:type="dxa"/>
-              <w:left w:w="0" w:type="dxa"/>
-              <w:right w:w="0" w:type="dxa"/>
-            </w:tcMar>
-            <w:vAlign w:val="top"/>
-          </w:tcPr>
-          <w:p>
-            <w:pPr>
-              <w:pStyle w:val="Normal"/>
-              <w:jc w:val="center"/>
-              <w:pBdr>
-                <w:bottom w:val="none" w:sz="0" w:space="0" w:color="000000"/>
-                <w:top w:val="none" w:sz="0" w:space="0" w:color="000000"/>
-                <w:left w:val="none" w:sz="0" w:space="0" w:color="000000"/>
-                <w:right w:val="none" w:sz="0" w:space="0" w:color="000000"/>
-              </w:pBdr>
-              <w:spacing w:after="100" w:before="100" w:line="240"/>
-              <w:ind w:left="100" w:right="100" w:firstLine="0" w:firstLineChars="0"/>
-              <w:rPr>
-                <w:rFonts w:ascii="Helvetica" w:hAnsi="Helvetica" w:eastAsia="Helvetica" w:cs="Helvetica"/>
-                <w:i w:val="false"/>
-                <w:b w:val="false"/>
-                <w:u w:val="none"/>
-                <w:sz w:val="22"/>
-                <w:szCs w:val="22"/>
-                <w:color w:val="000000"/>
-              </w:rPr>
-            </w:pPr>
-            <w:r>
-              <w:rPr>
-                <w:rFonts w:ascii="Helvetica" w:hAnsi="Helvetica" w:eastAsia="Helvetica" w:cs="Helvetica"/>
-                <w:i w:val="false"/>
-                <w:b w:val="false"/>
-                <w:u w:val="none"/>
-                <w:sz w:val="22"/>
-                <w:szCs w:val="22"/>
-                <w:color w:val="000000"/>
-              </w:rPr>
-              <w:t xml:space="preserve">189</w:t>
-            </w:r>
-          </w:p>
-        </w:tc>
-        <w:tc>
-          <w:tcPr>
-            <w:tcBorders>
-              <w:bottom w:val="none" w:sz="0" w:space="0" w:color="000000"/>
-              <w:top w:val="none" w:sz="0" w:space="0" w:color="000000"/>
-              <w:left w:val="none" w:sz="0" w:space="0" w:color="000000"/>
-              <w:right w:val="none" w:sz="0" w:space="0" w:color="000000"/>
-            </w:tcBorders>
-            <w:shd w:val="clear" w:color="auto" w:fill="FFFFFF"/>
-            <w:tcMar>
-              <w:top w:w="0" w:type="dxa"/>
-              <w:bottom w:w="0" w:type="dxa"/>
-              <w:left w:w="0" w:type="dxa"/>
-              <w:right w:w="0" w:type="dxa"/>
-            </w:tcMar>
-            <w:vAlign w:val="top"/>
-          </w:tcPr>
-          <w:p>
-            <w:pPr>
-              <w:pStyle w:val="Normal"/>
-              <w:jc w:val="center"/>
-              <w:pBdr>
-                <w:bottom w:val="none" w:sz="0" w:space="0" w:color="000000"/>
-                <w:top w:val="none" w:sz="0" w:space="0" w:color="000000"/>
-                <w:left w:val="none" w:sz="0" w:space="0" w:color="000000"/>
-                <w:right w:val="none" w:sz="0" w:space="0" w:color="000000"/>
-              </w:pBdr>
-              <w:spacing w:after="100" w:before="100" w:line="240"/>
-              <w:ind w:left="100" w:right="100" w:firstLine="0" w:firstLineChars="0"/>
-              <w:rPr>
-                <w:rFonts w:ascii="Helvetica" w:hAnsi="Helvetica" w:eastAsia="Helvetica" w:cs="Helvetica"/>
-                <w:i w:val="false"/>
-                <w:b w:val="false"/>
-                <w:u w:val="none"/>
-                <w:sz w:val="22"/>
-                <w:szCs w:val="22"/>
-                <w:color w:val="000000"/>
-              </w:rPr>
-            </w:pPr>
-            <w:r>
-              <w:rPr>
-                <w:rFonts w:ascii="Helvetica" w:hAnsi="Helvetica" w:eastAsia="Helvetica" w:cs="Helvetica"/>
-                <w:i w:val="false"/>
-                <w:b w:val="false"/>
-                <w:u w:val="none"/>
-                <w:sz w:val="22"/>
-                <w:szCs w:val="22"/>
-                <w:color w:val="000000"/>
-              </w:rPr>
-              <w:t xml:space="preserve">2.78</w:t>
-            </w:r>
-          </w:p>
-        </w:tc>
-        <w:tc>
-          <w:tcPr>
-            <w:tcBorders>
-              <w:bottom w:val="none" w:sz="0" w:space="0" w:color="000000"/>
-              <w:top w:val="none" w:sz="0" w:space="0" w:color="000000"/>
-              <w:left w:val="none" w:sz="0" w:space="0" w:color="000000"/>
-              <w:right w:val="none" w:sz="0" w:space="0" w:color="000000"/>
-            </w:tcBorders>
-            <w:shd w:val="clear" w:color="auto" w:fill="FFFFFF"/>
-            <w:tcMar>
-              <w:top w:w="0" w:type="dxa"/>
-              <w:bottom w:w="0" w:type="dxa"/>
-              <w:left w:w="0" w:type="dxa"/>
-              <w:right w:w="0" w:type="dxa"/>
-            </w:tcMar>
-            <w:vAlign w:val="top"/>
-          </w:tcPr>
-          <w:p>
-            <w:pPr>
-              <w:pStyle w:val="Normal"/>
-              <w:jc w:val="center"/>
-              <w:pBdr>
-                <w:bottom w:val="none" w:sz="0" w:space="0" w:color="000000"/>
-                <w:top w:val="none" w:sz="0" w:space="0" w:color="000000"/>
-                <w:left w:val="none" w:sz="0" w:space="0" w:color="000000"/>
-                <w:right w:val="none" w:sz="0" w:space="0" w:color="000000"/>
-              </w:pBdr>
-              <w:spacing w:after="100" w:before="100" w:line="240"/>
-              <w:ind w:left="100" w:right="100" w:firstLine="0" w:firstLineChars="0"/>
-              <w:rPr>
-                <w:rFonts w:ascii="Helvetica" w:hAnsi="Helvetica" w:eastAsia="Helvetica" w:cs="Helvetica"/>
-                <w:i w:val="false"/>
-                <w:b w:val="false"/>
-                <w:u w:val="none"/>
-                <w:sz w:val="22"/>
-                <w:szCs w:val="22"/>
-                <w:color w:val="000000"/>
-              </w:rPr>
-            </w:pPr>
-            <w:r>
-              <w:rPr>
-                <w:rFonts w:ascii="Helvetica" w:hAnsi="Helvetica" w:eastAsia="Helvetica" w:cs="Helvetica"/>
-                <w:i w:val="false"/>
-                <w:b w:val="false"/>
-                <w:u w:val="none"/>
-                <w:sz w:val="22"/>
-                <w:szCs w:val="22"/>
-                <w:color w:val="000000"/>
-              </w:rPr>
-              <w:t xml:space="preserve">0.95, 8.11</w:t>
-            </w:r>
-          </w:p>
-        </w:tc>
-        <w:tc>
-          <w:tcPr>
-            <w:tcBorders>
-              <w:bottom w:val="none" w:sz="0" w:space="0" w:color="000000"/>
-              <w:top w:val="none" w:sz="0" w:space="0" w:color="000000"/>
-              <w:left w:val="none" w:sz="0" w:space="0" w:color="000000"/>
-              <w:right w:val="none" w:sz="0" w:space="0" w:color="000000"/>
-            </w:tcBorders>
-            <w:shd w:val="clear" w:color="auto" w:fill="FFFFFF"/>
-            <w:tcMar>
-              <w:top w:w="0" w:type="dxa"/>
-              <w:bottom w:w="0" w:type="dxa"/>
-              <w:left w:w="0" w:type="dxa"/>
-              <w:right w:w="0" w:type="dxa"/>
-            </w:tcMar>
-            <w:vAlign w:val="top"/>
-          </w:tcPr>
-          <w:p>
-            <w:pPr>
-              <w:pStyle w:val="Normal"/>
-              <w:jc w:val="center"/>
-              <w:pBdr>
-                <w:bottom w:val="none" w:sz="0" w:space="0" w:color="000000"/>
-                <w:top w:val="none" w:sz="0" w:space="0" w:color="000000"/>
-                <w:left w:val="none" w:sz="0" w:space="0" w:color="000000"/>
-                <w:right w:val="none" w:sz="0" w:space="0" w:color="000000"/>
-              </w:pBdr>
-              <w:spacing w:after="100" w:before="100" w:line="240"/>
-              <w:ind w:left="100" w:right="100" w:firstLine="0" w:firstLineChars="0"/>
-              <w:rPr>
-                <w:rFonts w:ascii="Helvetica" w:hAnsi="Helvetica" w:eastAsia="Helvetica" w:cs="Helvetica"/>
-                <w:i w:val="false"/>
-                <w:b w:val="false"/>
-                <w:u w:val="none"/>
-                <w:sz w:val="22"/>
-                <w:szCs w:val="22"/>
-                <w:color w:val="000000"/>
-              </w:rPr>
-            </w:pPr>
-            <w:r>
-              <w:rPr>
-                <w:rFonts w:ascii="Helvetica" w:hAnsi="Helvetica" w:eastAsia="Helvetica" w:cs="Helvetica"/>
-                <w:i w:val="false"/>
-                <w:b w:val="false"/>
-                <w:u w:val="none"/>
-                <w:sz w:val="22"/>
-                <w:szCs w:val="22"/>
-                <w:color w:val="000000"/>
-              </w:rPr>
-              <w:t xml:space="preserve">0.061</w:t>
-            </w:r>
-          </w:p>
-        </w:tc>
-        <w:tc>
-          <w:tcPr>
-            <w:tcBorders>
-              <w:bottom w:val="none" w:sz="0" w:space="0" w:color="000000"/>
-              <w:top w:val="none" w:sz="0" w:space="0" w:color="000000"/>
-              <w:left w:val="none" w:sz="0" w:space="0" w:color="000000"/>
-              <w:right w:val="none" w:sz="0" w:space="0" w:color="000000"/>
-            </w:tcBorders>
-            <w:shd w:val="clear" w:color="auto" w:fill="FFFFFF"/>
-            <w:tcMar>
-              <w:top w:w="0" w:type="dxa"/>
-              <w:bottom w:w="0" w:type="dxa"/>
-              <w:left w:w="0" w:type="dxa"/>
-              <w:right w:w="0" w:type="dxa"/>
-            </w:tcMar>
-            <w:vAlign w:val="top"/>
-          </w:tcPr>
-          <w:p>
-            <w:pPr>
-              <w:pStyle w:val="Normal"/>
-              <w:jc w:val="center"/>
-              <w:pBdr>
-                <w:bottom w:val="none" w:sz="0" w:space="0" w:color="000000"/>
-                <w:top w:val="none" w:sz="0" w:space="0" w:color="000000"/>
-                <w:left w:val="none" w:sz="0" w:space="0" w:color="000000"/>
-                <w:right w:val="none" w:sz="0" w:space="0" w:color="000000"/>
-              </w:pBdr>
-              <w:spacing w:after="100" w:before="100" w:line="240"/>
-              <w:ind w:left="100" w:right="100" w:firstLine="0" w:firstLineChars="0"/>
-              <w:rPr>
-                <w:rFonts w:ascii="Helvetica" w:hAnsi="Helvetica" w:eastAsia="Helvetica" w:cs="Helvetica"/>
-                <w:i w:val="false"/>
-                <w:b w:val="false"/>
-                <w:u w:val="none"/>
-                <w:sz w:val="22"/>
-                <w:szCs w:val="22"/>
-                <w:color w:val="000000"/>
-              </w:rPr>
-            </w:pPr>
-            <w:r>
-              <w:rPr>
-                <w:rFonts w:ascii="Helvetica" w:hAnsi="Helvetica" w:eastAsia="Helvetica" w:cs="Helvetica"/>
-                <w:i w:val="false"/>
-                <w:b w:val="false"/>
-                <w:u w:val="none"/>
-                <w:sz w:val="22"/>
-                <w:szCs w:val="22"/>
-                <w:color w:val="000000"/>
-              </w:rPr>
-              <w:t xml:space="preserve">189</w:t>
-            </w:r>
-          </w:p>
-        </w:tc>
-        <w:tc>
-          <w:tcPr>
-            <w:tcBorders>
-              <w:bottom w:val="none" w:sz="0" w:space="0" w:color="000000"/>
-              <w:top w:val="none" w:sz="0" w:space="0" w:color="000000"/>
-              <w:left w:val="none" w:sz="0" w:space="0" w:color="000000"/>
-              <w:right w:val="none" w:sz="0" w:space="0" w:color="000000"/>
-            </w:tcBorders>
-            <w:shd w:val="clear" w:color="auto" w:fill="FFFFFF"/>
-            <w:tcMar>
-              <w:top w:w="0" w:type="dxa"/>
-              <w:bottom w:w="0" w:type="dxa"/>
-              <w:left w:w="0" w:type="dxa"/>
-              <w:right w:w="0" w:type="dxa"/>
-            </w:tcMar>
-            <w:vAlign w:val="top"/>
-          </w:tcPr>
-          <w:p>
-            <w:pPr>
-              <w:pStyle w:val="Normal"/>
-              <w:jc w:val="center"/>
-              <w:pBdr>
-                <w:bottom w:val="none" w:sz="0" w:space="0" w:color="000000"/>
-                <w:top w:val="none" w:sz="0" w:space="0" w:color="000000"/>
-                <w:left w:val="none" w:sz="0" w:space="0" w:color="000000"/>
-                <w:right w:val="none" w:sz="0" w:space="0" w:color="000000"/>
-              </w:pBdr>
-              <w:spacing w:after="100" w:before="100" w:line="240"/>
-              <w:ind w:left="100" w:right="100" w:firstLine="0" w:firstLineChars="0"/>
-              <w:rPr>
-                <w:rFonts w:ascii="Helvetica" w:hAnsi="Helvetica" w:eastAsia="Helvetica" w:cs="Helvetica"/>
-                <w:i w:val="false"/>
-                <w:b w:val="false"/>
-                <w:u w:val="none"/>
-                <w:sz w:val="22"/>
-                <w:szCs w:val="22"/>
-                <w:color w:val="000000"/>
-              </w:rPr>
-            </w:pPr>
-            <w:r>
-              <w:rPr>
-                <w:rFonts w:ascii="Helvetica" w:hAnsi="Helvetica" w:eastAsia="Helvetica" w:cs="Helvetica"/>
-                <w:i w:val="false"/>
-                <w:b w:val="false"/>
-                <w:u w:val="none"/>
-                <w:sz w:val="22"/>
-                <w:szCs w:val="22"/>
-                <w:color w:val="000000"/>
-              </w:rPr>
-              <w:t xml:space="preserve">3.35</w:t>
-            </w:r>
-          </w:p>
-        </w:tc>
-        <w:tc>
-          <w:tcPr>
-            <w:tcBorders>
-              <w:bottom w:val="none" w:sz="0" w:space="0" w:color="000000"/>
-              <w:top w:val="none" w:sz="0" w:space="0" w:color="000000"/>
-              <w:left w:val="none" w:sz="0" w:space="0" w:color="000000"/>
-              <w:right w:val="none" w:sz="0" w:space="0" w:color="000000"/>
-            </w:tcBorders>
-            <w:shd w:val="clear" w:color="auto" w:fill="FFFFFF"/>
-            <w:tcMar>
-              <w:top w:w="0" w:type="dxa"/>
-              <w:bottom w:w="0" w:type="dxa"/>
-              <w:left w:w="0" w:type="dxa"/>
-              <w:right w:w="0" w:type="dxa"/>
-            </w:tcMar>
-            <w:vAlign w:val="top"/>
-          </w:tcPr>
-          <w:p>
-            <w:pPr>
-              <w:pStyle w:val="Normal"/>
-              <w:jc w:val="center"/>
-              <w:pBdr>
-                <w:bottom w:val="none" w:sz="0" w:space="0" w:color="000000"/>
-                <w:top w:val="none" w:sz="0" w:space="0" w:color="000000"/>
-                <w:left w:val="none" w:sz="0" w:space="0" w:color="000000"/>
-                <w:right w:val="none" w:sz="0" w:space="0" w:color="000000"/>
-              </w:pBdr>
-              <w:spacing w:after="100" w:before="100" w:line="240"/>
-              <w:ind w:left="100" w:right="100" w:firstLine="0" w:firstLineChars="0"/>
-              <w:rPr>
-                <w:rFonts w:ascii="Helvetica" w:hAnsi="Helvetica" w:eastAsia="Helvetica" w:cs="Helvetica"/>
-                <w:i w:val="false"/>
-                <w:b w:val="false"/>
-                <w:u w:val="none"/>
-                <w:sz w:val="22"/>
-                <w:szCs w:val="22"/>
-                <w:color w:val="000000"/>
-              </w:rPr>
-            </w:pPr>
-            <w:r>
-              <w:rPr>
-                <w:rFonts w:ascii="Helvetica" w:hAnsi="Helvetica" w:eastAsia="Helvetica" w:cs="Helvetica"/>
-                <w:i w:val="false"/>
-                <w:b w:val="false"/>
-                <w:u w:val="none"/>
-                <w:sz w:val="22"/>
-                <w:szCs w:val="22"/>
-                <w:color w:val="000000"/>
-              </w:rPr>
-              <w:t xml:space="preserve">0.78, 14.4</w:t>
+              <w:t xml:space="preserve">3.38</w:t>
+            </w:r>
+          </w:p>
+        </w:tc>
+        <w:tc>
+          <w:tcPr>
+            <w:tcBorders>
+              <w:bottom w:val="none" w:sz="0" w:space="0" w:color="000000"/>
+              <w:top w:val="none" w:sz="0" w:space="0" w:color="000000"/>
+              <w:left w:val="none" w:sz="0" w:space="0" w:color="000000"/>
+              <w:right w:val="none" w:sz="0" w:space="0" w:color="000000"/>
+            </w:tcBorders>
+            <w:shd w:val="clear" w:color="auto" w:fill="FFFFFF"/>
+            <w:tcMar>
+              <w:top w:w="0" w:type="dxa"/>
+              <w:bottom w:w="0" w:type="dxa"/>
+              <w:left w:w="0" w:type="dxa"/>
+              <w:right w:w="0" w:type="dxa"/>
+            </w:tcMar>
+            <w:vAlign w:val="top"/>
+          </w:tcPr>
+          <w:p>
+            <w:pPr>
+              <w:pStyle w:val="Normal"/>
+              <w:jc w:val="center"/>
+              <w:pBdr>
+                <w:bottom w:val="none" w:sz="0" w:space="0" w:color="000000"/>
+                <w:top w:val="none" w:sz="0" w:space="0" w:color="000000"/>
+                <w:left w:val="none" w:sz="0" w:space="0" w:color="000000"/>
+                <w:right w:val="none" w:sz="0" w:space="0" w:color="000000"/>
+              </w:pBdr>
+              <w:spacing w:after="100" w:before="100" w:line="240"/>
+              <w:ind w:left="100" w:right="100" w:firstLine="0" w:firstLineChars="0"/>
+              <w:rPr>
+                <w:rFonts w:ascii="Helvetica" w:hAnsi="Helvetica" w:eastAsia="Helvetica" w:cs="Helvetica"/>
+                <w:i w:val="false"/>
+                <w:b w:val="false"/>
+                <w:u w:val="none"/>
+                <w:sz w:val="22"/>
+                <w:szCs w:val="22"/>
+                <w:color w:val="000000"/>
+              </w:rPr>
+            </w:pPr>
+            <w:r>
+              <w:rPr>
+                <w:rFonts w:ascii="Helvetica" w:hAnsi="Helvetica" w:eastAsia="Helvetica" w:cs="Helvetica"/>
+                <w:i w:val="false"/>
+                <w:b w:val="false"/>
+                <w:u w:val="none"/>
+                <w:sz w:val="22"/>
+                <w:szCs w:val="22"/>
+                <w:color w:val="000000"/>
+              </w:rPr>
+              <w:t xml:space="preserve">0.78, 14.6</w:t>
             </w:r>
           </w:p>
         </w:tc>
@@ -15225,7 +14742,7 @@
         <w:trPr>
           <w:trHeight w:val="619" w:hRule="auto"/>
         </w:trPr>
-        body31
+        body30
         <w:tc>
           <w:tcPr>
             <w:tcBorders>
@@ -15699,7 +15216,7 @@
                 <w:szCs w:val="22"/>
                 <w:color w:val="000000"/>
               </w:rPr>
-              <w:t xml:space="preserve">0.005</w:t>
+              <w:t xml:space="preserve">0.004</w:t>
             </w:r>
           </w:p>
         </w:tc>

--- a/docs/tables/carbo/sec8_ckd_c10.docx
+++ b/docs/tables/carbo/sec8_ckd_c10.docx
@@ -24,7 +24,7 @@
         <w:gridCol w:w="1181"/>
         <w:gridCol w:w="778"/>
         <w:gridCol w:w="839"/>
-        <w:gridCol w:w="1512"/>
+        <w:gridCol w:w="1634"/>
         <w:gridCol w:w="1181"/>
       </w:tblGrid>
       <w:tr>
@@ -2069,113 +2069,113 @@
                 <w:szCs w:val="22"/>
                 <w:color w:val="000000"/>
               </w:rPr>
-              <w:t xml:space="preserve">2.26</w:t>
-            </w:r>
-          </w:p>
-        </w:tc>
-        <w:tc>
-          <w:tcPr>
-            <w:tcBorders>
-              <w:bottom w:val="none" w:sz="0" w:space="0" w:color="000000"/>
-              <w:top w:val="none" w:sz="0" w:space="0" w:color="000000"/>
-              <w:left w:val="none" w:sz="0" w:space="0" w:color="000000"/>
-              <w:right w:val="none" w:sz="0" w:space="0" w:color="000000"/>
-            </w:tcBorders>
-            <w:shd w:val="clear" w:color="auto" w:fill="FFFFFF"/>
-            <w:tcMar>
-              <w:top w:w="0" w:type="dxa"/>
-              <w:bottom w:w="0" w:type="dxa"/>
-              <w:left w:w="0" w:type="dxa"/>
-              <w:right w:w="0" w:type="dxa"/>
-            </w:tcMar>
-            <w:vAlign w:val="top"/>
-          </w:tcPr>
-          <w:p>
-            <w:pPr>
-              <w:pStyle w:val="Normal"/>
-              <w:jc w:val="center"/>
-              <w:pBdr>
-                <w:bottom w:val="none" w:sz="0" w:space="0" w:color="000000"/>
-                <w:top w:val="none" w:sz="0" w:space="0" w:color="000000"/>
-                <w:left w:val="none" w:sz="0" w:space="0" w:color="000000"/>
-                <w:right w:val="none" w:sz="0" w:space="0" w:color="000000"/>
-              </w:pBdr>
-              <w:spacing w:after="100" w:before="100" w:line="240"/>
-              <w:ind w:left="100" w:right="100" w:firstLine="0" w:firstLineChars="0"/>
-              <w:rPr>
-                <w:rFonts w:ascii="Helvetica" w:hAnsi="Helvetica" w:eastAsia="Helvetica" w:cs="Helvetica"/>
-                <w:i w:val="false"/>
-                <w:b w:val="false"/>
-                <w:u w:val="none"/>
-                <w:sz w:val="22"/>
-                <w:szCs w:val="22"/>
-                <w:color w:val="000000"/>
-              </w:rPr>
-            </w:pPr>
-            <w:r>
-              <w:rPr>
-                <w:rFonts w:ascii="Helvetica" w:hAnsi="Helvetica" w:eastAsia="Helvetica" w:cs="Helvetica"/>
-                <w:i w:val="false"/>
-                <w:b w:val="false"/>
-                <w:u w:val="none"/>
-                <w:sz w:val="22"/>
-                <w:szCs w:val="22"/>
-                <w:color w:val="000000"/>
-              </w:rPr>
-              <w:t xml:space="preserve">0.46, 11.2</w:t>
-            </w:r>
-          </w:p>
-        </w:tc>
-        <w:tc>
-          <w:tcPr>
-            <w:tcBorders>
-              <w:bottom w:val="none" w:sz="0" w:space="0" w:color="000000"/>
-              <w:top w:val="none" w:sz="0" w:space="0" w:color="000000"/>
-              <w:left w:val="none" w:sz="0" w:space="0" w:color="000000"/>
-              <w:right w:val="none" w:sz="0" w:space="0" w:color="000000"/>
-            </w:tcBorders>
-            <w:shd w:val="clear" w:color="auto" w:fill="FFFFFF"/>
-            <w:tcMar>
-              <w:top w:w="0" w:type="dxa"/>
-              <w:bottom w:w="0" w:type="dxa"/>
-              <w:left w:w="0" w:type="dxa"/>
-              <w:right w:w="0" w:type="dxa"/>
-            </w:tcMar>
-            <w:vAlign w:val="top"/>
-          </w:tcPr>
-          <w:p>
-            <w:pPr>
-              <w:pStyle w:val="Normal"/>
-              <w:jc w:val="center"/>
-              <w:pBdr>
-                <w:bottom w:val="none" w:sz="0" w:space="0" w:color="000000"/>
-                <w:top w:val="none" w:sz="0" w:space="0" w:color="000000"/>
-                <w:left w:val="none" w:sz="0" w:space="0" w:color="000000"/>
-                <w:right w:val="none" w:sz="0" w:space="0" w:color="000000"/>
-              </w:pBdr>
-              <w:spacing w:after="100" w:before="100" w:line="240"/>
-              <w:ind w:left="100" w:right="100" w:firstLine="0" w:firstLineChars="0"/>
-              <w:rPr>
-                <w:rFonts w:ascii="Helvetica" w:hAnsi="Helvetica" w:eastAsia="Helvetica" w:cs="Helvetica"/>
-                <w:i w:val="false"/>
-                <w:b w:val="false"/>
-                <w:u w:val="none"/>
-                <w:sz w:val="22"/>
-                <w:szCs w:val="22"/>
-                <w:color w:val="000000"/>
-              </w:rPr>
-            </w:pPr>
-            <w:r>
-              <w:rPr>
-                <w:rFonts w:ascii="Helvetica" w:hAnsi="Helvetica" w:eastAsia="Helvetica" w:cs="Helvetica"/>
-                <w:i w:val="false"/>
-                <w:b w:val="false"/>
-                <w:u w:val="none"/>
-                <w:sz w:val="22"/>
-                <w:szCs w:val="22"/>
-                <w:color w:val="000000"/>
-              </w:rPr>
-              <w:t xml:space="preserve">0.320</w:t>
+              <w:t xml:space="preserve">4.48</w:t>
+            </w:r>
+          </w:p>
+        </w:tc>
+        <w:tc>
+          <w:tcPr>
+            <w:tcBorders>
+              <w:bottom w:val="none" w:sz="0" w:space="0" w:color="000000"/>
+              <w:top w:val="none" w:sz="0" w:space="0" w:color="000000"/>
+              <w:left w:val="none" w:sz="0" w:space="0" w:color="000000"/>
+              <w:right w:val="none" w:sz="0" w:space="0" w:color="000000"/>
+            </w:tcBorders>
+            <w:shd w:val="clear" w:color="auto" w:fill="FFFFFF"/>
+            <w:tcMar>
+              <w:top w:w="0" w:type="dxa"/>
+              <w:bottom w:w="0" w:type="dxa"/>
+              <w:left w:w="0" w:type="dxa"/>
+              <w:right w:w="0" w:type="dxa"/>
+            </w:tcMar>
+            <w:vAlign w:val="top"/>
+          </w:tcPr>
+          <w:p>
+            <w:pPr>
+              <w:pStyle w:val="Normal"/>
+              <w:jc w:val="center"/>
+              <w:pBdr>
+                <w:bottom w:val="none" w:sz="0" w:space="0" w:color="000000"/>
+                <w:top w:val="none" w:sz="0" w:space="0" w:color="000000"/>
+                <w:left w:val="none" w:sz="0" w:space="0" w:color="000000"/>
+                <w:right w:val="none" w:sz="0" w:space="0" w:color="000000"/>
+              </w:pBdr>
+              <w:spacing w:after="100" w:before="100" w:line="240"/>
+              <w:ind w:left="100" w:right="100" w:firstLine="0" w:firstLineChars="0"/>
+              <w:rPr>
+                <w:rFonts w:ascii="Helvetica" w:hAnsi="Helvetica" w:eastAsia="Helvetica" w:cs="Helvetica"/>
+                <w:i w:val="false"/>
+                <w:b w:val="false"/>
+                <w:u w:val="none"/>
+                <w:sz w:val="22"/>
+                <w:szCs w:val="22"/>
+                <w:color w:val="000000"/>
+              </w:rPr>
+            </w:pPr>
+            <w:r>
+              <w:rPr>
+                <w:rFonts w:ascii="Helvetica" w:hAnsi="Helvetica" w:eastAsia="Helvetica" w:cs="Helvetica"/>
+                <w:i w:val="false"/>
+                <w:b w:val="false"/>
+                <w:u w:val="none"/>
+                <w:sz w:val="22"/>
+                <w:szCs w:val="22"/>
+                <w:color w:val="000000"/>
+              </w:rPr>
+              <w:t xml:space="preserve">0.77, 26.1</w:t>
+            </w:r>
+          </w:p>
+        </w:tc>
+        <w:tc>
+          <w:tcPr>
+            <w:tcBorders>
+              <w:bottom w:val="none" w:sz="0" w:space="0" w:color="000000"/>
+              <w:top w:val="none" w:sz="0" w:space="0" w:color="000000"/>
+              <w:left w:val="none" w:sz="0" w:space="0" w:color="000000"/>
+              <w:right w:val="none" w:sz="0" w:space="0" w:color="000000"/>
+            </w:tcBorders>
+            <w:shd w:val="clear" w:color="auto" w:fill="FFFFFF"/>
+            <w:tcMar>
+              <w:top w:w="0" w:type="dxa"/>
+              <w:bottom w:w="0" w:type="dxa"/>
+              <w:left w:w="0" w:type="dxa"/>
+              <w:right w:w="0" w:type="dxa"/>
+            </w:tcMar>
+            <w:vAlign w:val="top"/>
+          </w:tcPr>
+          <w:p>
+            <w:pPr>
+              <w:pStyle w:val="Normal"/>
+              <w:jc w:val="center"/>
+              <w:pBdr>
+                <w:bottom w:val="none" w:sz="0" w:space="0" w:color="000000"/>
+                <w:top w:val="none" w:sz="0" w:space="0" w:color="000000"/>
+                <w:left w:val="none" w:sz="0" w:space="0" w:color="000000"/>
+                <w:right w:val="none" w:sz="0" w:space="0" w:color="000000"/>
+              </w:pBdr>
+              <w:spacing w:after="100" w:before="100" w:line="240"/>
+              <w:ind w:left="100" w:right="100" w:firstLine="0" w:firstLineChars="0"/>
+              <w:rPr>
+                <w:rFonts w:ascii="Helvetica" w:hAnsi="Helvetica" w:eastAsia="Helvetica" w:cs="Helvetica"/>
+                <w:i w:val="false"/>
+                <w:b w:val="false"/>
+                <w:u w:val="none"/>
+                <w:sz w:val="22"/>
+                <w:szCs w:val="22"/>
+                <w:color w:val="000000"/>
+              </w:rPr>
+            </w:pPr>
+            <w:r>
+              <w:rPr>
+                <w:rFonts w:ascii="Helvetica" w:hAnsi="Helvetica" w:eastAsia="Helvetica" w:cs="Helvetica"/>
+                <w:i w:val="false"/>
+                <w:b w:val="false"/>
+                <w:u w:val="none"/>
+                <w:sz w:val="22"/>
+                <w:szCs w:val="22"/>
+                <w:color w:val="000000"/>
+              </w:rPr>
+              <w:t xml:space="preserve">0.095</w:t>
             </w:r>
           </w:p>
         </w:tc>
@@ -2552,113 +2552,113 @@
                 <w:szCs w:val="22"/>
                 <w:color w:val="000000"/>
               </w:rPr>
-              <w:t xml:space="preserve">1.00</w:t>
-            </w:r>
-          </w:p>
-        </w:tc>
-        <w:tc>
-          <w:tcPr>
-            <w:tcBorders>
-              <w:bottom w:val="none" w:sz="0" w:space="0" w:color="000000"/>
-              <w:top w:val="none" w:sz="0" w:space="0" w:color="000000"/>
-              <w:left w:val="none" w:sz="0" w:space="0" w:color="000000"/>
-              <w:right w:val="none" w:sz="0" w:space="0" w:color="000000"/>
-            </w:tcBorders>
-            <w:shd w:val="clear" w:color="auto" w:fill="FFFFFF"/>
-            <w:tcMar>
-              <w:top w:w="0" w:type="dxa"/>
-              <w:bottom w:w="0" w:type="dxa"/>
-              <w:left w:w="0" w:type="dxa"/>
-              <w:right w:w="0" w:type="dxa"/>
-            </w:tcMar>
-            <w:vAlign w:val="top"/>
-          </w:tcPr>
-          <w:p>
-            <w:pPr>
-              <w:pStyle w:val="Normal"/>
-              <w:jc w:val="center"/>
-              <w:pBdr>
-                <w:bottom w:val="none" w:sz="0" w:space="0" w:color="000000"/>
-                <w:top w:val="none" w:sz="0" w:space="0" w:color="000000"/>
-                <w:left w:val="none" w:sz="0" w:space="0" w:color="000000"/>
-                <w:right w:val="none" w:sz="0" w:space="0" w:color="000000"/>
-              </w:pBdr>
-              <w:spacing w:after="100" w:before="100" w:line="240"/>
-              <w:ind w:left="100" w:right="100" w:firstLine="0" w:firstLineChars="0"/>
-              <w:rPr>
-                <w:rFonts w:ascii="Helvetica" w:hAnsi="Helvetica" w:eastAsia="Helvetica" w:cs="Helvetica"/>
-                <w:i w:val="false"/>
-                <w:b w:val="false"/>
-                <w:u w:val="none"/>
-                <w:sz w:val="22"/>
-                <w:szCs w:val="22"/>
-                <w:color w:val="000000"/>
-              </w:rPr>
-            </w:pPr>
-            <w:r>
-              <w:rPr>
-                <w:rFonts w:ascii="Helvetica" w:hAnsi="Helvetica" w:eastAsia="Helvetica" w:cs="Helvetica"/>
-                <w:i w:val="false"/>
-                <w:b w:val="false"/>
-                <w:u w:val="none"/>
-                <w:sz w:val="22"/>
-                <w:szCs w:val="22"/>
-                <w:color w:val="000000"/>
-              </w:rPr>
-              <w:t xml:space="preserve">0.92, 1.09</w:t>
-            </w:r>
-          </w:p>
-        </w:tc>
-        <w:tc>
-          <w:tcPr>
-            <w:tcBorders>
-              <w:bottom w:val="none" w:sz="0" w:space="0" w:color="000000"/>
-              <w:top w:val="none" w:sz="0" w:space="0" w:color="000000"/>
-              <w:left w:val="none" w:sz="0" w:space="0" w:color="000000"/>
-              <w:right w:val="none" w:sz="0" w:space="0" w:color="000000"/>
-            </w:tcBorders>
-            <w:shd w:val="clear" w:color="auto" w:fill="FFFFFF"/>
-            <w:tcMar>
-              <w:top w:w="0" w:type="dxa"/>
-              <w:bottom w:w="0" w:type="dxa"/>
-              <w:left w:w="0" w:type="dxa"/>
-              <w:right w:w="0" w:type="dxa"/>
-            </w:tcMar>
-            <w:vAlign w:val="top"/>
-          </w:tcPr>
-          <w:p>
-            <w:pPr>
-              <w:pStyle w:val="Normal"/>
-              <w:jc w:val="center"/>
-              <w:pBdr>
-                <w:bottom w:val="none" w:sz="0" w:space="0" w:color="000000"/>
-                <w:top w:val="none" w:sz="0" w:space="0" w:color="000000"/>
-                <w:left w:val="none" w:sz="0" w:space="0" w:color="000000"/>
-                <w:right w:val="none" w:sz="0" w:space="0" w:color="000000"/>
-              </w:pBdr>
-              <w:spacing w:after="100" w:before="100" w:line="240"/>
-              <w:ind w:left="100" w:right="100" w:firstLine="0" w:firstLineChars="0"/>
-              <w:rPr>
-                <w:rFonts w:ascii="Helvetica" w:hAnsi="Helvetica" w:eastAsia="Helvetica" w:cs="Helvetica"/>
-                <w:i w:val="false"/>
-                <w:b w:val="false"/>
-                <w:u w:val="none"/>
-                <w:sz w:val="22"/>
-                <w:szCs w:val="22"/>
-                <w:color w:val="000000"/>
-              </w:rPr>
-            </w:pPr>
-            <w:r>
-              <w:rPr>
-                <w:rFonts w:ascii="Helvetica" w:hAnsi="Helvetica" w:eastAsia="Helvetica" w:cs="Helvetica"/>
-                <w:i w:val="false"/>
-                <w:b w:val="false"/>
-                <w:u w:val="none"/>
-                <w:sz w:val="22"/>
-                <w:szCs w:val="22"/>
-                <w:color w:val="000000"/>
-              </w:rPr>
-              <w:t xml:space="preserve">0.940</w:t>
+              <w:t xml:space="preserve">1.01</w:t>
+            </w:r>
+          </w:p>
+        </w:tc>
+        <w:tc>
+          <w:tcPr>
+            <w:tcBorders>
+              <w:bottom w:val="none" w:sz="0" w:space="0" w:color="000000"/>
+              <w:top w:val="none" w:sz="0" w:space="0" w:color="000000"/>
+              <w:left w:val="none" w:sz="0" w:space="0" w:color="000000"/>
+              <w:right w:val="none" w:sz="0" w:space="0" w:color="000000"/>
+            </w:tcBorders>
+            <w:shd w:val="clear" w:color="auto" w:fill="FFFFFF"/>
+            <w:tcMar>
+              <w:top w:w="0" w:type="dxa"/>
+              <w:bottom w:w="0" w:type="dxa"/>
+              <w:left w:w="0" w:type="dxa"/>
+              <w:right w:w="0" w:type="dxa"/>
+            </w:tcMar>
+            <w:vAlign w:val="top"/>
+          </w:tcPr>
+          <w:p>
+            <w:pPr>
+              <w:pStyle w:val="Normal"/>
+              <w:jc w:val="center"/>
+              <w:pBdr>
+                <w:bottom w:val="none" w:sz="0" w:space="0" w:color="000000"/>
+                <w:top w:val="none" w:sz="0" w:space="0" w:color="000000"/>
+                <w:left w:val="none" w:sz="0" w:space="0" w:color="000000"/>
+                <w:right w:val="none" w:sz="0" w:space="0" w:color="000000"/>
+              </w:pBdr>
+              <w:spacing w:after="100" w:before="100" w:line="240"/>
+              <w:ind w:left="100" w:right="100" w:firstLine="0" w:firstLineChars="0"/>
+              <w:rPr>
+                <w:rFonts w:ascii="Helvetica" w:hAnsi="Helvetica" w:eastAsia="Helvetica" w:cs="Helvetica"/>
+                <w:i w:val="false"/>
+                <w:b w:val="false"/>
+                <w:u w:val="none"/>
+                <w:sz w:val="22"/>
+                <w:szCs w:val="22"/>
+                <w:color w:val="000000"/>
+              </w:rPr>
+            </w:pPr>
+            <w:r>
+              <w:rPr>
+                <w:rFonts w:ascii="Helvetica" w:hAnsi="Helvetica" w:eastAsia="Helvetica" w:cs="Helvetica"/>
+                <w:i w:val="false"/>
+                <w:b w:val="false"/>
+                <w:u w:val="none"/>
+                <w:sz w:val="22"/>
+                <w:szCs w:val="22"/>
+                <w:color w:val="000000"/>
+              </w:rPr>
+              <w:t xml:space="preserve">0.93, 1.10</w:t>
+            </w:r>
+          </w:p>
+        </w:tc>
+        <w:tc>
+          <w:tcPr>
+            <w:tcBorders>
+              <w:bottom w:val="none" w:sz="0" w:space="0" w:color="000000"/>
+              <w:top w:val="none" w:sz="0" w:space="0" w:color="000000"/>
+              <w:left w:val="none" w:sz="0" w:space="0" w:color="000000"/>
+              <w:right w:val="none" w:sz="0" w:space="0" w:color="000000"/>
+            </w:tcBorders>
+            <w:shd w:val="clear" w:color="auto" w:fill="FFFFFF"/>
+            <w:tcMar>
+              <w:top w:w="0" w:type="dxa"/>
+              <w:bottom w:w="0" w:type="dxa"/>
+              <w:left w:w="0" w:type="dxa"/>
+              <w:right w:w="0" w:type="dxa"/>
+            </w:tcMar>
+            <w:vAlign w:val="top"/>
+          </w:tcPr>
+          <w:p>
+            <w:pPr>
+              <w:pStyle w:val="Normal"/>
+              <w:jc w:val="center"/>
+              <w:pBdr>
+                <w:bottom w:val="none" w:sz="0" w:space="0" w:color="000000"/>
+                <w:top w:val="none" w:sz="0" w:space="0" w:color="000000"/>
+                <w:left w:val="none" w:sz="0" w:space="0" w:color="000000"/>
+                <w:right w:val="none" w:sz="0" w:space="0" w:color="000000"/>
+              </w:pBdr>
+              <w:spacing w:after="100" w:before="100" w:line="240"/>
+              <w:ind w:left="100" w:right="100" w:firstLine="0" w:firstLineChars="0"/>
+              <w:rPr>
+                <w:rFonts w:ascii="Helvetica" w:hAnsi="Helvetica" w:eastAsia="Helvetica" w:cs="Helvetica"/>
+                <w:i w:val="false"/>
+                <w:b w:val="false"/>
+                <w:u w:val="none"/>
+                <w:sz w:val="22"/>
+                <w:szCs w:val="22"/>
+                <w:color w:val="000000"/>
+              </w:rPr>
+            </w:pPr>
+            <w:r>
+              <w:rPr>
+                <w:rFonts w:ascii="Helvetica" w:hAnsi="Helvetica" w:eastAsia="Helvetica" w:cs="Helvetica"/>
+                <w:i w:val="false"/>
+                <w:b w:val="false"/>
+                <w:u w:val="none"/>
+                <w:sz w:val="22"/>
+                <w:szCs w:val="22"/>
+                <w:color w:val="000000"/>
+              </w:rPr>
+              <w:t xml:space="preserve">0.760</w:t>
             </w:r>
           </w:p>
         </w:tc>
@@ -4001,113 +4001,113 @@
                 <w:szCs w:val="22"/>
                 <w:color w:val="000000"/>
               </w:rPr>
-              <w:t xml:space="preserve">5.98</w:t>
-            </w:r>
-          </w:p>
-        </w:tc>
-        <w:tc>
-          <w:tcPr>
-            <w:tcBorders>
-              <w:bottom w:val="none" w:sz="0" w:space="0" w:color="000000"/>
-              <w:top w:val="none" w:sz="0" w:space="0" w:color="000000"/>
-              <w:left w:val="none" w:sz="0" w:space="0" w:color="000000"/>
-              <w:right w:val="none" w:sz="0" w:space="0" w:color="000000"/>
-            </w:tcBorders>
-            <w:shd w:val="clear" w:color="auto" w:fill="FFFFFF"/>
-            <w:tcMar>
-              <w:top w:w="0" w:type="dxa"/>
-              <w:bottom w:w="0" w:type="dxa"/>
-              <w:left w:w="0" w:type="dxa"/>
-              <w:right w:w="0" w:type="dxa"/>
-            </w:tcMar>
-            <w:vAlign w:val="top"/>
-          </w:tcPr>
-          <w:p>
-            <w:pPr>
-              <w:pStyle w:val="Normal"/>
-              <w:jc w:val="center"/>
-              <w:pBdr>
-                <w:bottom w:val="none" w:sz="0" w:space="0" w:color="000000"/>
-                <w:top w:val="none" w:sz="0" w:space="0" w:color="000000"/>
-                <w:left w:val="none" w:sz="0" w:space="0" w:color="000000"/>
-                <w:right w:val="none" w:sz="0" w:space="0" w:color="000000"/>
-              </w:pBdr>
-              <w:spacing w:after="100" w:before="100" w:line="240"/>
-              <w:ind w:left="100" w:right="100" w:firstLine="0" w:firstLineChars="0"/>
-              <w:rPr>
-                <w:rFonts w:ascii="Helvetica" w:hAnsi="Helvetica" w:eastAsia="Helvetica" w:cs="Helvetica"/>
-                <w:i w:val="false"/>
-                <w:b w:val="false"/>
-                <w:u w:val="none"/>
-                <w:sz w:val="22"/>
-                <w:szCs w:val="22"/>
-                <w:color w:val="000000"/>
-              </w:rPr>
-            </w:pPr>
-            <w:r>
-              <w:rPr>
-                <w:rFonts w:ascii="Helvetica" w:hAnsi="Helvetica" w:eastAsia="Helvetica" w:cs="Helvetica"/>
-                <w:i w:val="false"/>
-                <w:b w:val="false"/>
-                <w:u w:val="none"/>
-                <w:sz w:val="22"/>
-                <w:szCs w:val="22"/>
-                <w:color w:val="000000"/>
-              </w:rPr>
-              <w:t xml:space="preserve">0.20, 176</w:t>
-            </w:r>
-          </w:p>
-        </w:tc>
-        <w:tc>
-          <w:tcPr>
-            <w:tcBorders>
-              <w:bottom w:val="none" w:sz="0" w:space="0" w:color="000000"/>
-              <w:top w:val="none" w:sz="0" w:space="0" w:color="000000"/>
-              <w:left w:val="none" w:sz="0" w:space="0" w:color="000000"/>
-              <w:right w:val="none" w:sz="0" w:space="0" w:color="000000"/>
-            </w:tcBorders>
-            <w:shd w:val="clear" w:color="auto" w:fill="FFFFFF"/>
-            <w:tcMar>
-              <w:top w:w="0" w:type="dxa"/>
-              <w:bottom w:w="0" w:type="dxa"/>
-              <w:left w:w="0" w:type="dxa"/>
-              <w:right w:w="0" w:type="dxa"/>
-            </w:tcMar>
-            <w:vAlign w:val="top"/>
-          </w:tcPr>
-          <w:p>
-            <w:pPr>
-              <w:pStyle w:val="Normal"/>
-              <w:jc w:val="center"/>
-              <w:pBdr>
-                <w:bottom w:val="none" w:sz="0" w:space="0" w:color="000000"/>
-                <w:top w:val="none" w:sz="0" w:space="0" w:color="000000"/>
-                <w:left w:val="none" w:sz="0" w:space="0" w:color="000000"/>
-                <w:right w:val="none" w:sz="0" w:space="0" w:color="000000"/>
-              </w:pBdr>
-              <w:spacing w:after="100" w:before="100" w:line="240"/>
-              <w:ind w:left="100" w:right="100" w:firstLine="0" w:firstLineChars="0"/>
-              <w:rPr>
-                <w:rFonts w:ascii="Helvetica" w:hAnsi="Helvetica" w:eastAsia="Helvetica" w:cs="Helvetica"/>
-                <w:i w:val="false"/>
-                <w:b w:val="false"/>
-                <w:u w:val="none"/>
-                <w:sz w:val="22"/>
-                <w:szCs w:val="22"/>
-                <w:color w:val="000000"/>
-              </w:rPr>
-            </w:pPr>
-            <w:r>
-              <w:rPr>
-                <w:rFonts w:ascii="Helvetica" w:hAnsi="Helvetica" w:eastAsia="Helvetica" w:cs="Helvetica"/>
-                <w:i w:val="false"/>
-                <w:b w:val="false"/>
-                <w:u w:val="none"/>
-                <w:sz w:val="22"/>
-                <w:szCs w:val="22"/>
-                <w:color w:val="000000"/>
-              </w:rPr>
-              <w:t xml:space="preserve">0.300</w:t>
+              <w:t xml:space="preserve">8.46</w:t>
+            </w:r>
+          </w:p>
+        </w:tc>
+        <w:tc>
+          <w:tcPr>
+            <w:tcBorders>
+              <w:bottom w:val="none" w:sz="0" w:space="0" w:color="000000"/>
+              <w:top w:val="none" w:sz="0" w:space="0" w:color="000000"/>
+              <w:left w:val="none" w:sz="0" w:space="0" w:color="000000"/>
+              <w:right w:val="none" w:sz="0" w:space="0" w:color="000000"/>
+            </w:tcBorders>
+            <w:shd w:val="clear" w:color="auto" w:fill="FFFFFF"/>
+            <w:tcMar>
+              <w:top w:w="0" w:type="dxa"/>
+              <w:bottom w:w="0" w:type="dxa"/>
+              <w:left w:w="0" w:type="dxa"/>
+              <w:right w:w="0" w:type="dxa"/>
+            </w:tcMar>
+            <w:vAlign w:val="top"/>
+          </w:tcPr>
+          <w:p>
+            <w:pPr>
+              <w:pStyle w:val="Normal"/>
+              <w:jc w:val="center"/>
+              <w:pBdr>
+                <w:bottom w:val="none" w:sz="0" w:space="0" w:color="000000"/>
+                <w:top w:val="none" w:sz="0" w:space="0" w:color="000000"/>
+                <w:left w:val="none" w:sz="0" w:space="0" w:color="000000"/>
+                <w:right w:val="none" w:sz="0" w:space="0" w:color="000000"/>
+              </w:pBdr>
+              <w:spacing w:after="100" w:before="100" w:line="240"/>
+              <w:ind w:left="100" w:right="100" w:firstLine="0" w:firstLineChars="0"/>
+              <w:rPr>
+                <w:rFonts w:ascii="Helvetica" w:hAnsi="Helvetica" w:eastAsia="Helvetica" w:cs="Helvetica"/>
+                <w:i w:val="false"/>
+                <w:b w:val="false"/>
+                <w:u w:val="none"/>
+                <w:sz w:val="22"/>
+                <w:szCs w:val="22"/>
+                <w:color w:val="000000"/>
+              </w:rPr>
+            </w:pPr>
+            <w:r>
+              <w:rPr>
+                <w:rFonts w:ascii="Helvetica" w:hAnsi="Helvetica" w:eastAsia="Helvetica" w:cs="Helvetica"/>
+                <w:i w:val="false"/>
+                <w:b w:val="false"/>
+                <w:u w:val="none"/>
+                <w:sz w:val="22"/>
+                <w:szCs w:val="22"/>
+                <w:color w:val="000000"/>
+              </w:rPr>
+              <w:t xml:space="preserve">0.31, 232</w:t>
+            </w:r>
+          </w:p>
+        </w:tc>
+        <w:tc>
+          <w:tcPr>
+            <w:tcBorders>
+              <w:bottom w:val="none" w:sz="0" w:space="0" w:color="000000"/>
+              <w:top w:val="none" w:sz="0" w:space="0" w:color="000000"/>
+              <w:left w:val="none" w:sz="0" w:space="0" w:color="000000"/>
+              <w:right w:val="none" w:sz="0" w:space="0" w:color="000000"/>
+            </w:tcBorders>
+            <w:shd w:val="clear" w:color="auto" w:fill="FFFFFF"/>
+            <w:tcMar>
+              <w:top w:w="0" w:type="dxa"/>
+              <w:bottom w:w="0" w:type="dxa"/>
+              <w:left w:w="0" w:type="dxa"/>
+              <w:right w:w="0" w:type="dxa"/>
+            </w:tcMar>
+            <w:vAlign w:val="top"/>
+          </w:tcPr>
+          <w:p>
+            <w:pPr>
+              <w:pStyle w:val="Normal"/>
+              <w:jc w:val="center"/>
+              <w:pBdr>
+                <w:bottom w:val="none" w:sz="0" w:space="0" w:color="000000"/>
+                <w:top w:val="none" w:sz="0" w:space="0" w:color="000000"/>
+                <w:left w:val="none" w:sz="0" w:space="0" w:color="000000"/>
+                <w:right w:val="none" w:sz="0" w:space="0" w:color="000000"/>
+              </w:pBdr>
+              <w:spacing w:after="100" w:before="100" w:line="240"/>
+              <w:ind w:left="100" w:right="100" w:firstLine="0" w:firstLineChars="0"/>
+              <w:rPr>
+                <w:rFonts w:ascii="Helvetica" w:hAnsi="Helvetica" w:eastAsia="Helvetica" w:cs="Helvetica"/>
+                <w:i w:val="false"/>
+                <w:b w:val="false"/>
+                <w:u w:val="none"/>
+                <w:sz w:val="22"/>
+                <w:szCs w:val="22"/>
+                <w:color w:val="000000"/>
+              </w:rPr>
+            </w:pPr>
+            <w:r>
+              <w:rPr>
+                <w:rFonts w:ascii="Helvetica" w:hAnsi="Helvetica" w:eastAsia="Helvetica" w:cs="Helvetica"/>
+                <w:i w:val="false"/>
+                <w:b w:val="false"/>
+                <w:u w:val="none"/>
+                <w:sz w:val="22"/>
+                <w:szCs w:val="22"/>
+                <w:color w:val="000000"/>
+              </w:rPr>
+              <w:t xml:space="preserve">0.210</w:t>
             </w:r>
           </w:p>
         </w:tc>
@@ -4537,60 +4537,60 @@
                 <w:szCs w:val="22"/>
                 <w:color w:val="000000"/>
               </w:rPr>
-              <w:t xml:space="preserve">0.75, 1.35</w:t>
-            </w:r>
-          </w:p>
-        </w:tc>
-        <w:tc>
-          <w:tcPr>
-            <w:tcBorders>
-              <w:bottom w:val="none" w:sz="0" w:space="0" w:color="000000"/>
-              <w:top w:val="none" w:sz="0" w:space="0" w:color="000000"/>
-              <w:left w:val="none" w:sz="0" w:space="0" w:color="000000"/>
-              <w:right w:val="none" w:sz="0" w:space="0" w:color="000000"/>
-            </w:tcBorders>
-            <w:shd w:val="clear" w:color="auto" w:fill="FFFFFF"/>
-            <w:tcMar>
-              <w:top w:w="0" w:type="dxa"/>
-              <w:bottom w:w="0" w:type="dxa"/>
-              <w:left w:w="0" w:type="dxa"/>
-              <w:right w:w="0" w:type="dxa"/>
-            </w:tcMar>
-            <w:vAlign w:val="top"/>
-          </w:tcPr>
-          <w:p>
-            <w:pPr>
-              <w:pStyle w:val="Normal"/>
-              <w:jc w:val="center"/>
-              <w:pBdr>
-                <w:bottom w:val="none" w:sz="0" w:space="0" w:color="000000"/>
-                <w:top w:val="none" w:sz="0" w:space="0" w:color="000000"/>
-                <w:left w:val="none" w:sz="0" w:space="0" w:color="000000"/>
-                <w:right w:val="none" w:sz="0" w:space="0" w:color="000000"/>
-              </w:pBdr>
-              <w:spacing w:after="100" w:before="100" w:line="240"/>
-              <w:ind w:left="100" w:right="100" w:firstLine="0" w:firstLineChars="0"/>
-              <w:rPr>
-                <w:rFonts w:ascii="Helvetica" w:hAnsi="Helvetica" w:eastAsia="Helvetica" w:cs="Helvetica"/>
-                <w:i w:val="false"/>
-                <w:b w:val="false"/>
-                <w:u w:val="none"/>
-                <w:sz w:val="22"/>
-                <w:szCs w:val="22"/>
-                <w:color w:val="000000"/>
-              </w:rPr>
-            </w:pPr>
-            <w:r>
-              <w:rPr>
-                <w:rFonts w:ascii="Helvetica" w:hAnsi="Helvetica" w:eastAsia="Helvetica" w:cs="Helvetica"/>
-                <w:i w:val="false"/>
-                <w:b w:val="false"/>
-                <w:u w:val="none"/>
-                <w:sz w:val="22"/>
-                <w:szCs w:val="22"/>
-                <w:color w:val="000000"/>
-              </w:rPr>
-              <w:t xml:space="preserve">0.980</w:t>
+              <w:t xml:space="preserve">0.74, 1.35</w:t>
+            </w:r>
+          </w:p>
+        </w:tc>
+        <w:tc>
+          <w:tcPr>
+            <w:tcBorders>
+              <w:bottom w:val="none" w:sz="0" w:space="0" w:color="000000"/>
+              <w:top w:val="none" w:sz="0" w:space="0" w:color="000000"/>
+              <w:left w:val="none" w:sz="0" w:space="0" w:color="000000"/>
+              <w:right w:val="none" w:sz="0" w:space="0" w:color="000000"/>
+            </w:tcBorders>
+            <w:shd w:val="clear" w:color="auto" w:fill="FFFFFF"/>
+            <w:tcMar>
+              <w:top w:w="0" w:type="dxa"/>
+              <w:bottom w:w="0" w:type="dxa"/>
+              <w:left w:w="0" w:type="dxa"/>
+              <w:right w:w="0" w:type="dxa"/>
+            </w:tcMar>
+            <w:vAlign w:val="top"/>
+          </w:tcPr>
+          <w:p>
+            <w:pPr>
+              <w:pStyle w:val="Normal"/>
+              <w:jc w:val="center"/>
+              <w:pBdr>
+                <w:bottom w:val="none" w:sz="0" w:space="0" w:color="000000"/>
+                <w:top w:val="none" w:sz="0" w:space="0" w:color="000000"/>
+                <w:left w:val="none" w:sz="0" w:space="0" w:color="000000"/>
+                <w:right w:val="none" w:sz="0" w:space="0" w:color="000000"/>
+              </w:pBdr>
+              <w:spacing w:after="100" w:before="100" w:line="240"/>
+              <w:ind w:left="100" w:right="100" w:firstLine="0" w:firstLineChars="0"/>
+              <w:rPr>
+                <w:rFonts w:ascii="Helvetica" w:hAnsi="Helvetica" w:eastAsia="Helvetica" w:cs="Helvetica"/>
+                <w:i w:val="false"/>
+                <w:b w:val="false"/>
+                <w:u w:val="none"/>
+                <w:sz w:val="22"/>
+                <w:szCs w:val="22"/>
+                <w:color w:val="000000"/>
+              </w:rPr>
+            </w:pPr>
+            <w:r>
+              <w:rPr>
+                <w:rFonts w:ascii="Helvetica" w:hAnsi="Helvetica" w:eastAsia="Helvetica" w:cs="Helvetica"/>
+                <w:i w:val="false"/>
+                <w:b w:val="false"/>
+                <w:u w:val="none"/>
+                <w:sz w:val="22"/>
+                <w:szCs w:val="22"/>
+                <w:color w:val="000000"/>
+              </w:rPr>
+              <w:t xml:space="preserve">0.990</w:t>
             </w:r>
           </w:p>
         </w:tc>
@@ -5933,113 +5933,113 @@
                 <w:szCs w:val="22"/>
                 <w:color w:val="000000"/>
               </w:rPr>
-              <w:t xml:space="preserve">0.57</w:t>
-            </w:r>
-          </w:p>
-        </w:tc>
-        <w:tc>
-          <w:tcPr>
-            <w:tcBorders>
-              <w:bottom w:val="none" w:sz="0" w:space="0" w:color="000000"/>
-              <w:top w:val="none" w:sz="0" w:space="0" w:color="000000"/>
-              <w:left w:val="none" w:sz="0" w:space="0" w:color="000000"/>
-              <w:right w:val="none" w:sz="0" w:space="0" w:color="000000"/>
-            </w:tcBorders>
-            <w:shd w:val="clear" w:color="auto" w:fill="FFFFFF"/>
-            <w:tcMar>
-              <w:top w:w="0" w:type="dxa"/>
-              <w:bottom w:w="0" w:type="dxa"/>
-              <w:left w:w="0" w:type="dxa"/>
-              <w:right w:w="0" w:type="dxa"/>
-            </w:tcMar>
-            <w:vAlign w:val="top"/>
-          </w:tcPr>
-          <w:p>
-            <w:pPr>
-              <w:pStyle w:val="Normal"/>
-              <w:jc w:val="center"/>
-              <w:pBdr>
-                <w:bottom w:val="none" w:sz="0" w:space="0" w:color="000000"/>
-                <w:top w:val="none" w:sz="0" w:space="0" w:color="000000"/>
-                <w:left w:val="none" w:sz="0" w:space="0" w:color="000000"/>
-                <w:right w:val="none" w:sz="0" w:space="0" w:color="000000"/>
-              </w:pBdr>
-              <w:spacing w:after="100" w:before="100" w:line="240"/>
-              <w:ind w:left="100" w:right="100" w:firstLine="0" w:firstLineChars="0"/>
-              <w:rPr>
-                <w:rFonts w:ascii="Helvetica" w:hAnsi="Helvetica" w:eastAsia="Helvetica" w:cs="Helvetica"/>
-                <w:i w:val="false"/>
-                <w:b w:val="false"/>
-                <w:u w:val="none"/>
-                <w:sz w:val="22"/>
-                <w:szCs w:val="22"/>
-                <w:color w:val="000000"/>
-              </w:rPr>
-            </w:pPr>
-            <w:r>
-              <w:rPr>
-                <w:rFonts w:ascii="Helvetica" w:hAnsi="Helvetica" w:eastAsia="Helvetica" w:cs="Helvetica"/>
-                <w:i w:val="false"/>
-                <w:b w:val="false"/>
-                <w:u w:val="none"/>
-                <w:sz w:val="22"/>
-                <w:szCs w:val="22"/>
-                <w:color w:val="000000"/>
-              </w:rPr>
-              <w:t xml:space="preserve">0.12, 2.81</w:t>
-            </w:r>
-          </w:p>
-        </w:tc>
-        <w:tc>
-          <w:tcPr>
-            <w:tcBorders>
-              <w:bottom w:val="none" w:sz="0" w:space="0" w:color="000000"/>
-              <w:top w:val="none" w:sz="0" w:space="0" w:color="000000"/>
-              <w:left w:val="none" w:sz="0" w:space="0" w:color="000000"/>
-              <w:right w:val="none" w:sz="0" w:space="0" w:color="000000"/>
-            </w:tcBorders>
-            <w:shd w:val="clear" w:color="auto" w:fill="FFFFFF"/>
-            <w:tcMar>
-              <w:top w:w="0" w:type="dxa"/>
-              <w:bottom w:w="0" w:type="dxa"/>
-              <w:left w:w="0" w:type="dxa"/>
-              <w:right w:w="0" w:type="dxa"/>
-            </w:tcMar>
-            <w:vAlign w:val="top"/>
-          </w:tcPr>
-          <w:p>
-            <w:pPr>
-              <w:pStyle w:val="Normal"/>
-              <w:jc w:val="center"/>
-              <w:pBdr>
-                <w:bottom w:val="none" w:sz="0" w:space="0" w:color="000000"/>
-                <w:top w:val="none" w:sz="0" w:space="0" w:color="000000"/>
-                <w:left w:val="none" w:sz="0" w:space="0" w:color="000000"/>
-                <w:right w:val="none" w:sz="0" w:space="0" w:color="000000"/>
-              </w:pBdr>
-              <w:spacing w:after="100" w:before="100" w:line="240"/>
-              <w:ind w:left="100" w:right="100" w:firstLine="0" w:firstLineChars="0"/>
-              <w:rPr>
-                <w:rFonts w:ascii="Helvetica" w:hAnsi="Helvetica" w:eastAsia="Helvetica" w:cs="Helvetica"/>
-                <w:i w:val="false"/>
-                <w:b w:val="false"/>
-                <w:u w:val="none"/>
-                <w:sz w:val="22"/>
-                <w:szCs w:val="22"/>
-                <w:color w:val="000000"/>
-              </w:rPr>
-            </w:pPr>
-            <w:r>
-              <w:rPr>
-                <w:rFonts w:ascii="Helvetica" w:hAnsi="Helvetica" w:eastAsia="Helvetica" w:cs="Helvetica"/>
-                <w:i w:val="false"/>
-                <w:b w:val="false"/>
-                <w:u w:val="none"/>
-                <w:sz w:val="22"/>
-                <w:szCs w:val="22"/>
-                <w:color w:val="000000"/>
-              </w:rPr>
-              <w:t xml:space="preserve">0.490</w:t>
+              <w:t xml:space="preserve">0.82</w:t>
+            </w:r>
+          </w:p>
+        </w:tc>
+        <w:tc>
+          <w:tcPr>
+            <w:tcBorders>
+              <w:bottom w:val="none" w:sz="0" w:space="0" w:color="000000"/>
+              <w:top w:val="none" w:sz="0" w:space="0" w:color="000000"/>
+              <w:left w:val="none" w:sz="0" w:space="0" w:color="000000"/>
+              <w:right w:val="none" w:sz="0" w:space="0" w:color="000000"/>
+            </w:tcBorders>
+            <w:shd w:val="clear" w:color="auto" w:fill="FFFFFF"/>
+            <w:tcMar>
+              <w:top w:w="0" w:type="dxa"/>
+              <w:bottom w:w="0" w:type="dxa"/>
+              <w:left w:w="0" w:type="dxa"/>
+              <w:right w:w="0" w:type="dxa"/>
+            </w:tcMar>
+            <w:vAlign w:val="top"/>
+          </w:tcPr>
+          <w:p>
+            <w:pPr>
+              <w:pStyle w:val="Normal"/>
+              <w:jc w:val="center"/>
+              <w:pBdr>
+                <w:bottom w:val="none" w:sz="0" w:space="0" w:color="000000"/>
+                <w:top w:val="none" w:sz="0" w:space="0" w:color="000000"/>
+                <w:left w:val="none" w:sz="0" w:space="0" w:color="000000"/>
+                <w:right w:val="none" w:sz="0" w:space="0" w:color="000000"/>
+              </w:pBdr>
+              <w:spacing w:after="100" w:before="100" w:line="240"/>
+              <w:ind w:left="100" w:right="100" w:firstLine="0" w:firstLineChars="0"/>
+              <w:rPr>
+                <w:rFonts w:ascii="Helvetica" w:hAnsi="Helvetica" w:eastAsia="Helvetica" w:cs="Helvetica"/>
+                <w:i w:val="false"/>
+                <w:b w:val="false"/>
+                <w:u w:val="none"/>
+                <w:sz w:val="22"/>
+                <w:szCs w:val="22"/>
+                <w:color w:val="000000"/>
+              </w:rPr>
+            </w:pPr>
+            <w:r>
+              <w:rPr>
+                <w:rFonts w:ascii="Helvetica" w:hAnsi="Helvetica" w:eastAsia="Helvetica" w:cs="Helvetica"/>
+                <w:i w:val="false"/>
+                <w:b w:val="false"/>
+                <w:u w:val="none"/>
+                <w:sz w:val="22"/>
+                <w:szCs w:val="22"/>
+                <w:color w:val="000000"/>
+              </w:rPr>
+              <w:t xml:space="preserve">0.18, 3.65</w:t>
+            </w:r>
+          </w:p>
+        </w:tc>
+        <w:tc>
+          <w:tcPr>
+            <w:tcBorders>
+              <w:bottom w:val="none" w:sz="0" w:space="0" w:color="000000"/>
+              <w:top w:val="none" w:sz="0" w:space="0" w:color="000000"/>
+              <w:left w:val="none" w:sz="0" w:space="0" w:color="000000"/>
+              <w:right w:val="none" w:sz="0" w:space="0" w:color="000000"/>
+            </w:tcBorders>
+            <w:shd w:val="clear" w:color="auto" w:fill="FFFFFF"/>
+            <w:tcMar>
+              <w:top w:w="0" w:type="dxa"/>
+              <w:bottom w:w="0" w:type="dxa"/>
+              <w:left w:w="0" w:type="dxa"/>
+              <w:right w:w="0" w:type="dxa"/>
+            </w:tcMar>
+            <w:vAlign w:val="top"/>
+          </w:tcPr>
+          <w:p>
+            <w:pPr>
+              <w:pStyle w:val="Normal"/>
+              <w:jc w:val="center"/>
+              <w:pBdr>
+                <w:bottom w:val="none" w:sz="0" w:space="0" w:color="000000"/>
+                <w:top w:val="none" w:sz="0" w:space="0" w:color="000000"/>
+                <w:left w:val="none" w:sz="0" w:space="0" w:color="000000"/>
+                <w:right w:val="none" w:sz="0" w:space="0" w:color="000000"/>
+              </w:pBdr>
+              <w:spacing w:after="100" w:before="100" w:line="240"/>
+              <w:ind w:left="100" w:right="100" w:firstLine="0" w:firstLineChars="0"/>
+              <w:rPr>
+                <w:rFonts w:ascii="Helvetica" w:hAnsi="Helvetica" w:eastAsia="Helvetica" w:cs="Helvetica"/>
+                <w:i w:val="false"/>
+                <w:b w:val="false"/>
+                <w:u w:val="none"/>
+                <w:sz w:val="22"/>
+                <w:szCs w:val="22"/>
+                <w:color w:val="000000"/>
+              </w:rPr>
+            </w:pPr>
+            <w:r>
+              <w:rPr>
+                <w:rFonts w:ascii="Helvetica" w:hAnsi="Helvetica" w:eastAsia="Helvetica" w:cs="Helvetica"/>
+                <w:i w:val="false"/>
+                <w:b w:val="false"/>
+                <w:u w:val="none"/>
+                <w:sz w:val="22"/>
+                <w:szCs w:val="22"/>
+                <w:color w:val="000000"/>
+              </w:rPr>
+              <w:t xml:space="preserve">0.790</w:t>
             </w:r>
           </w:p>
         </w:tc>
@@ -7435,60 +7435,60 @@
                 <w:szCs w:val="22"/>
                 <w:color w:val="000000"/>
               </w:rPr>
-              <w:t xml:space="preserve">0.00, 0.34</w:t>
-            </w:r>
-          </w:p>
-        </w:tc>
-        <w:tc>
-          <w:tcPr>
-            <w:tcBorders>
-              <w:bottom w:val="none" w:sz="0" w:space="0" w:color="000000"/>
-              <w:top w:val="none" w:sz="0" w:space="0" w:color="000000"/>
-              <w:left w:val="none" w:sz="0" w:space="0" w:color="000000"/>
-              <w:right w:val="none" w:sz="0" w:space="0" w:color="000000"/>
-            </w:tcBorders>
-            <w:shd w:val="clear" w:color="auto" w:fill="FFFFFF"/>
-            <w:tcMar>
-              <w:top w:w="0" w:type="dxa"/>
-              <w:bottom w:w="0" w:type="dxa"/>
-              <w:left w:w="0" w:type="dxa"/>
-              <w:right w:w="0" w:type="dxa"/>
-            </w:tcMar>
-            <w:vAlign w:val="top"/>
-          </w:tcPr>
-          <w:p>
-            <w:pPr>
-              <w:pStyle w:val="Normal"/>
-              <w:jc w:val="center"/>
-              <w:pBdr>
-                <w:bottom w:val="none" w:sz="0" w:space="0" w:color="000000"/>
-                <w:top w:val="none" w:sz="0" w:space="0" w:color="000000"/>
-                <w:left w:val="none" w:sz="0" w:space="0" w:color="000000"/>
-                <w:right w:val="none" w:sz="0" w:space="0" w:color="000000"/>
-              </w:pBdr>
-              <w:spacing w:after="100" w:before="100" w:line="240"/>
-              <w:ind w:left="100" w:right="100" w:firstLine="0" w:firstLineChars="0"/>
-              <w:rPr>
-                <w:rFonts w:ascii="Helvetica" w:hAnsi="Helvetica" w:eastAsia="Helvetica" w:cs="Helvetica"/>
-                <w:i w:val="false"/>
-                <w:b w:val="false"/>
-                <w:u w:val="none"/>
-                <w:sz w:val="22"/>
-                <w:szCs w:val="22"/>
-                <w:color w:val="000000"/>
-              </w:rPr>
-            </w:pPr>
-            <w:r>
-              <w:rPr>
-                <w:rFonts w:ascii="Helvetica" w:hAnsi="Helvetica" w:eastAsia="Helvetica" w:cs="Helvetica"/>
-                <w:i w:val="false"/>
-                <w:b w:val="false"/>
-                <w:u w:val="none"/>
-                <w:sz w:val="22"/>
-                <w:szCs w:val="22"/>
-                <w:color w:val="000000"/>
-              </w:rPr>
-              <w:t xml:space="preserve">0.016</w:t>
+              <w:t xml:space="preserve">0.00, 0.39</w:t>
+            </w:r>
+          </w:p>
+        </w:tc>
+        <w:tc>
+          <w:tcPr>
+            <w:tcBorders>
+              <w:bottom w:val="none" w:sz="0" w:space="0" w:color="000000"/>
+              <w:top w:val="none" w:sz="0" w:space="0" w:color="000000"/>
+              <w:left w:val="none" w:sz="0" w:space="0" w:color="000000"/>
+              <w:right w:val="none" w:sz="0" w:space="0" w:color="000000"/>
+            </w:tcBorders>
+            <w:shd w:val="clear" w:color="auto" w:fill="FFFFFF"/>
+            <w:tcMar>
+              <w:top w:w="0" w:type="dxa"/>
+              <w:bottom w:w="0" w:type="dxa"/>
+              <w:left w:w="0" w:type="dxa"/>
+              <w:right w:w="0" w:type="dxa"/>
+            </w:tcMar>
+            <w:vAlign w:val="top"/>
+          </w:tcPr>
+          <w:p>
+            <w:pPr>
+              <w:pStyle w:val="Normal"/>
+              <w:jc w:val="center"/>
+              <w:pBdr>
+                <w:bottom w:val="none" w:sz="0" w:space="0" w:color="000000"/>
+                <w:top w:val="none" w:sz="0" w:space="0" w:color="000000"/>
+                <w:left w:val="none" w:sz="0" w:space="0" w:color="000000"/>
+                <w:right w:val="none" w:sz="0" w:space="0" w:color="000000"/>
+              </w:pBdr>
+              <w:spacing w:after="100" w:before="100" w:line="240"/>
+              <w:ind w:left="100" w:right="100" w:firstLine="0" w:firstLineChars="0"/>
+              <w:rPr>
+                <w:rFonts w:ascii="Helvetica" w:hAnsi="Helvetica" w:eastAsia="Helvetica" w:cs="Helvetica"/>
+                <w:i w:val="false"/>
+                <w:b w:val="false"/>
+                <w:u w:val="none"/>
+                <w:sz w:val="22"/>
+                <w:szCs w:val="22"/>
+                <w:color w:val="000000"/>
+              </w:rPr>
+            </w:pPr>
+            <w:r>
+              <w:rPr>
+                <w:rFonts w:ascii="Helvetica" w:hAnsi="Helvetica" w:eastAsia="Helvetica" w:cs="Helvetica"/>
+                <w:i w:val="false"/>
+                <w:b w:val="false"/>
+                <w:u w:val="none"/>
+                <w:sz w:val="22"/>
+                <w:szCs w:val="22"/>
+                <w:color w:val="000000"/>
+              </w:rPr>
+              <w:t xml:space="preserve">0.019</w:t>
             </w:r>
           </w:p>
         </w:tc>
@@ -7865,113 +7865,113 @@
                 <w:szCs w:val="22"/>
                 <w:color w:val="000000"/>
               </w:rPr>
-              <w:t xml:space="preserve">0.24</w:t>
-            </w:r>
-          </w:p>
-        </w:tc>
-        <w:tc>
-          <w:tcPr>
-            <w:tcBorders>
-              <w:bottom w:val="none" w:sz="0" w:space="0" w:color="000000"/>
-              <w:top w:val="none" w:sz="0" w:space="0" w:color="000000"/>
-              <w:left w:val="none" w:sz="0" w:space="0" w:color="000000"/>
-              <w:right w:val="none" w:sz="0" w:space="0" w:color="000000"/>
-            </w:tcBorders>
-            <w:shd w:val="clear" w:color="auto" w:fill="FFFFFF"/>
-            <w:tcMar>
-              <w:top w:w="0" w:type="dxa"/>
-              <w:bottom w:w="0" w:type="dxa"/>
-              <w:left w:w="0" w:type="dxa"/>
-              <w:right w:w="0" w:type="dxa"/>
-            </w:tcMar>
-            <w:vAlign w:val="top"/>
-          </w:tcPr>
-          <w:p>
-            <w:pPr>
-              <w:pStyle w:val="Normal"/>
-              <w:jc w:val="center"/>
-              <w:pBdr>
-                <w:bottom w:val="none" w:sz="0" w:space="0" w:color="000000"/>
-                <w:top w:val="none" w:sz="0" w:space="0" w:color="000000"/>
-                <w:left w:val="none" w:sz="0" w:space="0" w:color="000000"/>
-                <w:right w:val="none" w:sz="0" w:space="0" w:color="000000"/>
-              </w:pBdr>
-              <w:spacing w:after="100" w:before="100" w:line="240"/>
-              <w:ind w:left="100" w:right="100" w:firstLine="0" w:firstLineChars="0"/>
-              <w:rPr>
-                <w:rFonts w:ascii="Helvetica" w:hAnsi="Helvetica" w:eastAsia="Helvetica" w:cs="Helvetica"/>
-                <w:i w:val="false"/>
-                <w:b w:val="false"/>
-                <w:u w:val="none"/>
-                <w:sz w:val="22"/>
-                <w:szCs w:val="22"/>
-                <w:color w:val="000000"/>
-              </w:rPr>
-            </w:pPr>
-            <w:r>
-              <w:rPr>
-                <w:rFonts w:ascii="Helvetica" w:hAnsi="Helvetica" w:eastAsia="Helvetica" w:cs="Helvetica"/>
-                <w:i w:val="false"/>
-                <w:b w:val="false"/>
-                <w:u w:val="none"/>
-                <w:sz w:val="22"/>
-                <w:szCs w:val="22"/>
-                <w:color w:val="000000"/>
-              </w:rPr>
-              <w:t xml:space="preserve">0.02, 3.80</w:t>
-            </w:r>
-          </w:p>
-        </w:tc>
-        <w:tc>
-          <w:tcPr>
-            <w:tcBorders>
-              <w:bottom w:val="none" w:sz="0" w:space="0" w:color="000000"/>
-              <w:top w:val="none" w:sz="0" w:space="0" w:color="000000"/>
-              <w:left w:val="none" w:sz="0" w:space="0" w:color="000000"/>
-              <w:right w:val="none" w:sz="0" w:space="0" w:color="000000"/>
-            </w:tcBorders>
-            <w:shd w:val="clear" w:color="auto" w:fill="FFFFFF"/>
-            <w:tcMar>
-              <w:top w:w="0" w:type="dxa"/>
-              <w:bottom w:w="0" w:type="dxa"/>
-              <w:left w:w="0" w:type="dxa"/>
-              <w:right w:w="0" w:type="dxa"/>
-            </w:tcMar>
-            <w:vAlign w:val="top"/>
-          </w:tcPr>
-          <w:p>
-            <w:pPr>
-              <w:pStyle w:val="Normal"/>
-              <w:jc w:val="center"/>
-              <w:pBdr>
-                <w:bottom w:val="none" w:sz="0" w:space="0" w:color="000000"/>
-                <w:top w:val="none" w:sz="0" w:space="0" w:color="000000"/>
-                <w:left w:val="none" w:sz="0" w:space="0" w:color="000000"/>
-                <w:right w:val="none" w:sz="0" w:space="0" w:color="000000"/>
-              </w:pBdr>
-              <w:spacing w:after="100" w:before="100" w:line="240"/>
-              <w:ind w:left="100" w:right="100" w:firstLine="0" w:firstLineChars="0"/>
-              <w:rPr>
-                <w:rFonts w:ascii="Helvetica" w:hAnsi="Helvetica" w:eastAsia="Helvetica" w:cs="Helvetica"/>
-                <w:i w:val="false"/>
-                <w:b w:val="false"/>
-                <w:u w:val="none"/>
-                <w:sz w:val="22"/>
-                <w:szCs w:val="22"/>
-                <w:color w:val="000000"/>
-              </w:rPr>
-            </w:pPr>
-            <w:r>
-              <w:rPr>
-                <w:rFonts w:ascii="Helvetica" w:hAnsi="Helvetica" w:eastAsia="Helvetica" w:cs="Helvetica"/>
-                <w:i w:val="false"/>
-                <w:b w:val="false"/>
-                <w:u w:val="none"/>
-                <w:sz w:val="22"/>
-                <w:szCs w:val="22"/>
-                <w:color w:val="000000"/>
-              </w:rPr>
-              <w:t xml:space="preserve">0.310</w:t>
+              <w:t xml:space="preserve">0.25</w:t>
+            </w:r>
+          </w:p>
+        </w:tc>
+        <w:tc>
+          <w:tcPr>
+            <w:tcBorders>
+              <w:bottom w:val="none" w:sz="0" w:space="0" w:color="000000"/>
+              <w:top w:val="none" w:sz="0" w:space="0" w:color="000000"/>
+              <w:left w:val="none" w:sz="0" w:space="0" w:color="000000"/>
+              <w:right w:val="none" w:sz="0" w:space="0" w:color="000000"/>
+            </w:tcBorders>
+            <w:shd w:val="clear" w:color="auto" w:fill="FFFFFF"/>
+            <w:tcMar>
+              <w:top w:w="0" w:type="dxa"/>
+              <w:bottom w:w="0" w:type="dxa"/>
+              <w:left w:w="0" w:type="dxa"/>
+              <w:right w:w="0" w:type="dxa"/>
+            </w:tcMar>
+            <w:vAlign w:val="top"/>
+          </w:tcPr>
+          <w:p>
+            <w:pPr>
+              <w:pStyle w:val="Normal"/>
+              <w:jc w:val="center"/>
+              <w:pBdr>
+                <w:bottom w:val="none" w:sz="0" w:space="0" w:color="000000"/>
+                <w:top w:val="none" w:sz="0" w:space="0" w:color="000000"/>
+                <w:left w:val="none" w:sz="0" w:space="0" w:color="000000"/>
+                <w:right w:val="none" w:sz="0" w:space="0" w:color="000000"/>
+              </w:pBdr>
+              <w:spacing w:after="100" w:before="100" w:line="240"/>
+              <w:ind w:left="100" w:right="100" w:firstLine="0" w:firstLineChars="0"/>
+              <w:rPr>
+                <w:rFonts w:ascii="Helvetica" w:hAnsi="Helvetica" w:eastAsia="Helvetica" w:cs="Helvetica"/>
+                <w:i w:val="false"/>
+                <w:b w:val="false"/>
+                <w:u w:val="none"/>
+                <w:sz w:val="22"/>
+                <w:szCs w:val="22"/>
+                <w:color w:val="000000"/>
+              </w:rPr>
+            </w:pPr>
+            <w:r>
+              <w:rPr>
+                <w:rFonts w:ascii="Helvetica" w:hAnsi="Helvetica" w:eastAsia="Helvetica" w:cs="Helvetica"/>
+                <w:i w:val="false"/>
+                <w:b w:val="false"/>
+                <w:u w:val="none"/>
+                <w:sz w:val="22"/>
+                <w:szCs w:val="22"/>
+                <w:color w:val="000000"/>
+              </w:rPr>
+              <w:t xml:space="preserve">0.02, 3.34</w:t>
+            </w:r>
+          </w:p>
+        </w:tc>
+        <w:tc>
+          <w:tcPr>
+            <w:tcBorders>
+              <w:bottom w:val="none" w:sz="0" w:space="0" w:color="000000"/>
+              <w:top w:val="none" w:sz="0" w:space="0" w:color="000000"/>
+              <w:left w:val="none" w:sz="0" w:space="0" w:color="000000"/>
+              <w:right w:val="none" w:sz="0" w:space="0" w:color="000000"/>
+            </w:tcBorders>
+            <w:shd w:val="clear" w:color="auto" w:fill="FFFFFF"/>
+            <w:tcMar>
+              <w:top w:w="0" w:type="dxa"/>
+              <w:bottom w:w="0" w:type="dxa"/>
+              <w:left w:w="0" w:type="dxa"/>
+              <w:right w:w="0" w:type="dxa"/>
+            </w:tcMar>
+            <w:vAlign w:val="top"/>
+          </w:tcPr>
+          <w:p>
+            <w:pPr>
+              <w:pStyle w:val="Normal"/>
+              <w:jc w:val="center"/>
+              <w:pBdr>
+                <w:bottom w:val="none" w:sz="0" w:space="0" w:color="000000"/>
+                <w:top w:val="none" w:sz="0" w:space="0" w:color="000000"/>
+                <w:left w:val="none" w:sz="0" w:space="0" w:color="000000"/>
+                <w:right w:val="none" w:sz="0" w:space="0" w:color="000000"/>
+              </w:pBdr>
+              <w:spacing w:after="100" w:before="100" w:line="240"/>
+              <w:ind w:left="100" w:right="100" w:firstLine="0" w:firstLineChars="0"/>
+              <w:rPr>
+                <w:rFonts w:ascii="Helvetica" w:hAnsi="Helvetica" w:eastAsia="Helvetica" w:cs="Helvetica"/>
+                <w:i w:val="false"/>
+                <w:b w:val="false"/>
+                <w:u w:val="none"/>
+                <w:sz w:val="22"/>
+                <w:szCs w:val="22"/>
+                <w:color w:val="000000"/>
+              </w:rPr>
+            </w:pPr>
+            <w:r>
+              <w:rPr>
+                <w:rFonts w:ascii="Helvetica" w:hAnsi="Helvetica" w:eastAsia="Helvetica" w:cs="Helvetica"/>
+                <w:i w:val="false"/>
+                <w:b w:val="false"/>
+                <w:u w:val="none"/>
+                <w:sz w:val="22"/>
+                <w:szCs w:val="22"/>
+                <w:color w:val="000000"/>
+              </w:rPr>
+              <w:t xml:space="preserve">0.300</w:t>
             </w:r>
           </w:p>
         </w:tc>
@@ -8348,113 +8348,113 @@
                 <w:szCs w:val="22"/>
                 <w:color w:val="000000"/>
               </w:rPr>
-              <w:t xml:space="preserve">0.02</w:t>
-            </w:r>
-          </w:p>
-        </w:tc>
-        <w:tc>
-          <w:tcPr>
-            <w:tcBorders>
-              <w:bottom w:val="none" w:sz="0" w:space="0" w:color="000000"/>
-              <w:top w:val="none" w:sz="0" w:space="0" w:color="000000"/>
-              <w:left w:val="none" w:sz="0" w:space="0" w:color="000000"/>
-              <w:right w:val="none" w:sz="0" w:space="0" w:color="000000"/>
-            </w:tcBorders>
-            <w:shd w:val="clear" w:color="auto" w:fill="FFFFFF"/>
-            <w:tcMar>
-              <w:top w:w="0" w:type="dxa"/>
-              <w:bottom w:w="0" w:type="dxa"/>
-              <w:left w:w="0" w:type="dxa"/>
-              <w:right w:w="0" w:type="dxa"/>
-            </w:tcMar>
-            <w:vAlign w:val="top"/>
-          </w:tcPr>
-          <w:p>
-            <w:pPr>
-              <w:pStyle w:val="Normal"/>
-              <w:jc w:val="center"/>
-              <w:pBdr>
-                <w:bottom w:val="none" w:sz="0" w:space="0" w:color="000000"/>
-                <w:top w:val="none" w:sz="0" w:space="0" w:color="000000"/>
-                <w:left w:val="none" w:sz="0" w:space="0" w:color="000000"/>
-                <w:right w:val="none" w:sz="0" w:space="0" w:color="000000"/>
-              </w:pBdr>
-              <w:spacing w:after="100" w:before="100" w:line="240"/>
-              <w:ind w:left="100" w:right="100" w:firstLine="0" w:firstLineChars="0"/>
-              <w:rPr>
-                <w:rFonts w:ascii="Helvetica" w:hAnsi="Helvetica" w:eastAsia="Helvetica" w:cs="Helvetica"/>
-                <w:i w:val="false"/>
-                <w:b w:val="false"/>
-                <w:u w:val="none"/>
-                <w:sz w:val="22"/>
-                <w:szCs w:val="22"/>
-                <w:color w:val="000000"/>
-              </w:rPr>
-            </w:pPr>
-            <w:r>
-              <w:rPr>
-                <w:rFonts w:ascii="Helvetica" w:hAnsi="Helvetica" w:eastAsia="Helvetica" w:cs="Helvetica"/>
-                <w:i w:val="false"/>
-                <w:b w:val="false"/>
-                <w:u w:val="none"/>
-                <w:sz w:val="22"/>
-                <w:szCs w:val="22"/>
-                <w:color w:val="000000"/>
-              </w:rPr>
-              <w:t xml:space="preserve">0.00, 1.42</w:t>
-            </w:r>
-          </w:p>
-        </w:tc>
-        <w:tc>
-          <w:tcPr>
-            <w:tcBorders>
-              <w:bottom w:val="none" w:sz="0" w:space="0" w:color="000000"/>
-              <w:top w:val="none" w:sz="0" w:space="0" w:color="000000"/>
-              <w:left w:val="none" w:sz="0" w:space="0" w:color="000000"/>
-              <w:right w:val="none" w:sz="0" w:space="0" w:color="000000"/>
-            </w:tcBorders>
-            <w:shd w:val="clear" w:color="auto" w:fill="FFFFFF"/>
-            <w:tcMar>
-              <w:top w:w="0" w:type="dxa"/>
-              <w:bottom w:w="0" w:type="dxa"/>
-              <w:left w:w="0" w:type="dxa"/>
-              <w:right w:w="0" w:type="dxa"/>
-            </w:tcMar>
-            <w:vAlign w:val="top"/>
-          </w:tcPr>
-          <w:p>
-            <w:pPr>
-              <w:pStyle w:val="Normal"/>
-              <w:jc w:val="center"/>
-              <w:pBdr>
-                <w:bottom w:val="none" w:sz="0" w:space="0" w:color="000000"/>
-                <w:top w:val="none" w:sz="0" w:space="0" w:color="000000"/>
-                <w:left w:val="none" w:sz="0" w:space="0" w:color="000000"/>
-                <w:right w:val="none" w:sz="0" w:space="0" w:color="000000"/>
-              </w:pBdr>
-              <w:spacing w:after="100" w:before="100" w:line="240"/>
-              <w:ind w:left="100" w:right="100" w:firstLine="0" w:firstLineChars="0"/>
-              <w:rPr>
-                <w:rFonts w:ascii="Helvetica" w:hAnsi="Helvetica" w:eastAsia="Helvetica" w:cs="Helvetica"/>
-                <w:i w:val="false"/>
-                <w:b w:val="false"/>
-                <w:u w:val="none"/>
-                <w:sz w:val="22"/>
-                <w:szCs w:val="22"/>
-                <w:color w:val="000000"/>
-              </w:rPr>
-            </w:pPr>
-            <w:r>
-              <w:rPr>
-                <w:rFonts w:ascii="Helvetica" w:hAnsi="Helvetica" w:eastAsia="Helvetica" w:cs="Helvetica"/>
-                <w:i w:val="false"/>
-                <w:b w:val="false"/>
-                <w:u w:val="none"/>
-                <w:sz w:val="22"/>
-                <w:szCs w:val="22"/>
-                <w:color w:val="000000"/>
-              </w:rPr>
-              <w:t xml:space="preserve">0.071</w:t>
+              <w:t xml:space="preserve">0.01</w:t>
+            </w:r>
+          </w:p>
+        </w:tc>
+        <w:tc>
+          <w:tcPr>
+            <w:tcBorders>
+              <w:bottom w:val="none" w:sz="0" w:space="0" w:color="000000"/>
+              <w:top w:val="none" w:sz="0" w:space="0" w:color="000000"/>
+              <w:left w:val="none" w:sz="0" w:space="0" w:color="000000"/>
+              <w:right w:val="none" w:sz="0" w:space="0" w:color="000000"/>
+            </w:tcBorders>
+            <w:shd w:val="clear" w:color="auto" w:fill="FFFFFF"/>
+            <w:tcMar>
+              <w:top w:w="0" w:type="dxa"/>
+              <w:bottom w:w="0" w:type="dxa"/>
+              <w:left w:w="0" w:type="dxa"/>
+              <w:right w:w="0" w:type="dxa"/>
+            </w:tcMar>
+            <w:vAlign w:val="top"/>
+          </w:tcPr>
+          <w:p>
+            <w:pPr>
+              <w:pStyle w:val="Normal"/>
+              <w:jc w:val="center"/>
+              <w:pBdr>
+                <w:bottom w:val="none" w:sz="0" w:space="0" w:color="000000"/>
+                <w:top w:val="none" w:sz="0" w:space="0" w:color="000000"/>
+                <w:left w:val="none" w:sz="0" w:space="0" w:color="000000"/>
+                <w:right w:val="none" w:sz="0" w:space="0" w:color="000000"/>
+              </w:pBdr>
+              <w:spacing w:after="100" w:before="100" w:line="240"/>
+              <w:ind w:left="100" w:right="100" w:firstLine="0" w:firstLineChars="0"/>
+              <w:rPr>
+                <w:rFonts w:ascii="Helvetica" w:hAnsi="Helvetica" w:eastAsia="Helvetica" w:cs="Helvetica"/>
+                <w:i w:val="false"/>
+                <w:b w:val="false"/>
+                <w:u w:val="none"/>
+                <w:sz w:val="22"/>
+                <w:szCs w:val="22"/>
+                <w:color w:val="000000"/>
+              </w:rPr>
+            </w:pPr>
+            <w:r>
+              <w:rPr>
+                <w:rFonts w:ascii="Helvetica" w:hAnsi="Helvetica" w:eastAsia="Helvetica" w:cs="Helvetica"/>
+                <w:i w:val="false"/>
+                <w:b w:val="false"/>
+                <w:u w:val="none"/>
+                <w:sz w:val="22"/>
+                <w:szCs w:val="22"/>
+                <w:color w:val="000000"/>
+              </w:rPr>
+              <w:t xml:space="preserve">0.00, 1.61</w:t>
+            </w:r>
+          </w:p>
+        </w:tc>
+        <w:tc>
+          <w:tcPr>
+            <w:tcBorders>
+              <w:bottom w:val="none" w:sz="0" w:space="0" w:color="000000"/>
+              <w:top w:val="none" w:sz="0" w:space="0" w:color="000000"/>
+              <w:left w:val="none" w:sz="0" w:space="0" w:color="000000"/>
+              <w:right w:val="none" w:sz="0" w:space="0" w:color="000000"/>
+            </w:tcBorders>
+            <w:shd w:val="clear" w:color="auto" w:fill="FFFFFF"/>
+            <w:tcMar>
+              <w:top w:w="0" w:type="dxa"/>
+              <w:bottom w:w="0" w:type="dxa"/>
+              <w:left w:w="0" w:type="dxa"/>
+              <w:right w:w="0" w:type="dxa"/>
+            </w:tcMar>
+            <w:vAlign w:val="top"/>
+          </w:tcPr>
+          <w:p>
+            <w:pPr>
+              <w:pStyle w:val="Normal"/>
+              <w:jc w:val="center"/>
+              <w:pBdr>
+                <w:bottom w:val="none" w:sz="0" w:space="0" w:color="000000"/>
+                <w:top w:val="none" w:sz="0" w:space="0" w:color="000000"/>
+                <w:left w:val="none" w:sz="0" w:space="0" w:color="000000"/>
+                <w:right w:val="none" w:sz="0" w:space="0" w:color="000000"/>
+              </w:pBdr>
+              <w:spacing w:after="100" w:before="100" w:line="240"/>
+              <w:ind w:left="100" w:right="100" w:firstLine="0" w:firstLineChars="0"/>
+              <w:rPr>
+                <w:rFonts w:ascii="Helvetica" w:hAnsi="Helvetica" w:eastAsia="Helvetica" w:cs="Helvetica"/>
+                <w:i w:val="false"/>
+                <w:b w:val="false"/>
+                <w:u w:val="none"/>
+                <w:sz w:val="22"/>
+                <w:szCs w:val="22"/>
+                <w:color w:val="000000"/>
+              </w:rPr>
+            </w:pPr>
+            <w:r>
+              <w:rPr>
+                <w:rFonts w:ascii="Helvetica" w:hAnsi="Helvetica" w:eastAsia="Helvetica" w:cs="Helvetica"/>
+                <w:i w:val="false"/>
+                <w:b w:val="false"/>
+                <w:u w:val="none"/>
+                <w:sz w:val="22"/>
+                <w:szCs w:val="22"/>
+                <w:color w:val="000000"/>
+              </w:rPr>
+              <w:t xml:space="preserve">0.077</w:t>
             </w:r>
           </w:p>
         </w:tc>
@@ -8884,60 +8884,60 @@
                 <w:szCs w:val="22"/>
                 <w:color w:val="000000"/>
               </w:rPr>
-              <w:t xml:space="preserve">0.00, 0.57</w:t>
-            </w:r>
-          </w:p>
-        </w:tc>
-        <w:tc>
-          <w:tcPr>
-            <w:tcBorders>
-              <w:bottom w:val="none" w:sz="0" w:space="0" w:color="000000"/>
-              <w:top w:val="none" w:sz="0" w:space="0" w:color="000000"/>
-              <w:left w:val="none" w:sz="0" w:space="0" w:color="000000"/>
-              <w:right w:val="none" w:sz="0" w:space="0" w:color="000000"/>
-            </w:tcBorders>
-            <w:shd w:val="clear" w:color="auto" w:fill="FFFFFF"/>
-            <w:tcMar>
-              <w:top w:w="0" w:type="dxa"/>
-              <w:bottom w:w="0" w:type="dxa"/>
-              <w:left w:w="0" w:type="dxa"/>
-              <w:right w:w="0" w:type="dxa"/>
-            </w:tcMar>
-            <w:vAlign w:val="top"/>
-          </w:tcPr>
-          <w:p>
-            <w:pPr>
-              <w:pStyle w:val="Normal"/>
-              <w:jc w:val="center"/>
-              <w:pBdr>
-                <w:bottom w:val="none" w:sz="0" w:space="0" w:color="000000"/>
-                <w:top w:val="none" w:sz="0" w:space="0" w:color="000000"/>
-                <w:left w:val="none" w:sz="0" w:space="0" w:color="000000"/>
-                <w:right w:val="none" w:sz="0" w:space="0" w:color="000000"/>
-              </w:pBdr>
-              <w:spacing w:after="100" w:before="100" w:line="240"/>
-              <w:ind w:left="100" w:right="100" w:firstLine="0" w:firstLineChars="0"/>
-              <w:rPr>
-                <w:rFonts w:ascii="Helvetica" w:hAnsi="Helvetica" w:eastAsia="Helvetica" w:cs="Helvetica"/>
-                <w:i w:val="false"/>
-                <w:b w:val="false"/>
-                <w:u w:val="none"/>
-                <w:sz w:val="22"/>
-                <w:szCs w:val="22"/>
-                <w:color w:val="000000"/>
-              </w:rPr>
-            </w:pPr>
-            <w:r>
-              <w:rPr>
-                <w:rFonts w:ascii="Helvetica" w:hAnsi="Helvetica" w:eastAsia="Helvetica" w:cs="Helvetica"/>
-                <w:i w:val="false"/>
-                <w:b w:val="false"/>
-                <w:u w:val="none"/>
-                <w:sz w:val="22"/>
-                <w:szCs w:val="22"/>
-                <w:color w:val="000000"/>
-              </w:rPr>
-              <w:t xml:space="preserve">0.026</w:t>
+              <w:t xml:space="preserve">0.00, 0.31</w:t>
+            </w:r>
+          </w:p>
+        </w:tc>
+        <w:tc>
+          <w:tcPr>
+            <w:tcBorders>
+              <w:bottom w:val="none" w:sz="0" w:space="0" w:color="000000"/>
+              <w:top w:val="none" w:sz="0" w:space="0" w:color="000000"/>
+              <w:left w:val="none" w:sz="0" w:space="0" w:color="000000"/>
+              <w:right w:val="none" w:sz="0" w:space="0" w:color="000000"/>
+            </w:tcBorders>
+            <w:shd w:val="clear" w:color="auto" w:fill="FFFFFF"/>
+            <w:tcMar>
+              <w:top w:w="0" w:type="dxa"/>
+              <w:bottom w:w="0" w:type="dxa"/>
+              <w:left w:w="0" w:type="dxa"/>
+              <w:right w:w="0" w:type="dxa"/>
+            </w:tcMar>
+            <w:vAlign w:val="top"/>
+          </w:tcPr>
+          <w:p>
+            <w:pPr>
+              <w:pStyle w:val="Normal"/>
+              <w:jc w:val="center"/>
+              <w:pBdr>
+                <w:bottom w:val="none" w:sz="0" w:space="0" w:color="000000"/>
+                <w:top w:val="none" w:sz="0" w:space="0" w:color="000000"/>
+                <w:left w:val="none" w:sz="0" w:space="0" w:color="000000"/>
+                <w:right w:val="none" w:sz="0" w:space="0" w:color="000000"/>
+              </w:pBdr>
+              <w:spacing w:after="100" w:before="100" w:line="240"/>
+              <w:ind w:left="100" w:right="100" w:firstLine="0" w:firstLineChars="0"/>
+              <w:rPr>
+                <w:rFonts w:ascii="Helvetica" w:hAnsi="Helvetica" w:eastAsia="Helvetica" w:cs="Helvetica"/>
+                <w:i w:val="false"/>
+                <w:b w:val="false"/>
+                <w:u w:val="none"/>
+                <w:sz w:val="22"/>
+                <w:szCs w:val="22"/>
+                <w:color w:val="000000"/>
+              </w:rPr>
+            </w:pPr>
+            <w:r>
+              <w:rPr>
+                <w:rFonts w:ascii="Helvetica" w:hAnsi="Helvetica" w:eastAsia="Helvetica" w:cs="Helvetica"/>
+                <w:i w:val="false"/>
+                <w:b w:val="false"/>
+                <w:u w:val="none"/>
+                <w:sz w:val="22"/>
+                <w:szCs w:val="22"/>
+                <w:color w:val="000000"/>
+              </w:rPr>
+              <w:t xml:space="preserve">0.011</w:t>
             </w:r>
           </w:p>
         </w:tc>
@@ -11246,60 +11246,60 @@
                 <w:szCs w:val="22"/>
                 <w:color w:val="000000"/>
               </w:rPr>
-              <w:t xml:space="preserve">245</w:t>
-            </w:r>
-          </w:p>
-        </w:tc>
-        <w:tc>
-          <w:tcPr>
-            <w:tcBorders>
-              <w:bottom w:val="none" w:sz="0" w:space="0" w:color="000000"/>
-              <w:top w:val="none" w:sz="0" w:space="0" w:color="000000"/>
-              <w:left w:val="none" w:sz="0" w:space="0" w:color="000000"/>
-              <w:right w:val="none" w:sz="0" w:space="0" w:color="000000"/>
-            </w:tcBorders>
-            <w:shd w:val="clear" w:color="auto" w:fill="FFFFFF"/>
-            <w:tcMar>
-              <w:top w:w="0" w:type="dxa"/>
-              <w:bottom w:w="0" w:type="dxa"/>
-              <w:left w:w="0" w:type="dxa"/>
-              <w:right w:w="0" w:type="dxa"/>
-            </w:tcMar>
-            <w:vAlign w:val="top"/>
-          </w:tcPr>
-          <w:p>
-            <w:pPr>
-              <w:pStyle w:val="Normal"/>
-              <w:jc w:val="center"/>
-              <w:pBdr>
-                <w:bottom w:val="none" w:sz="0" w:space="0" w:color="000000"/>
-                <w:top w:val="none" w:sz="0" w:space="0" w:color="000000"/>
-                <w:left w:val="none" w:sz="0" w:space="0" w:color="000000"/>
-                <w:right w:val="none" w:sz="0" w:space="0" w:color="000000"/>
-              </w:pBdr>
-              <w:spacing w:after="100" w:before="100" w:line="240"/>
-              <w:ind w:left="100" w:right="100" w:firstLine="0" w:firstLineChars="0"/>
-              <w:rPr>
-                <w:rFonts w:ascii="Helvetica" w:hAnsi="Helvetica" w:eastAsia="Helvetica" w:cs="Helvetica"/>
-                <w:i w:val="false"/>
-                <w:b w:val="false"/>
-                <w:u w:val="none"/>
-                <w:sz w:val="22"/>
-                <w:szCs w:val="22"/>
-                <w:color w:val="000000"/>
-              </w:rPr>
-            </w:pPr>
-            <w:r>
-              <w:rPr>
-                <w:rFonts w:ascii="Helvetica" w:hAnsi="Helvetica" w:eastAsia="Helvetica" w:cs="Helvetica"/>
-                <w:i w:val="false"/>
-                <w:b w:val="false"/>
-                <w:u w:val="none"/>
-                <w:sz w:val="22"/>
-                <w:szCs w:val="22"/>
-                <w:color w:val="000000"/>
-              </w:rPr>
-              <w:t xml:space="preserve">9.04, 6,659</w:t>
+              <w:t xml:space="preserve">428</w:t>
+            </w:r>
+          </w:p>
+        </w:tc>
+        <w:tc>
+          <w:tcPr>
+            <w:tcBorders>
+              <w:bottom w:val="none" w:sz="0" w:space="0" w:color="000000"/>
+              <w:top w:val="none" w:sz="0" w:space="0" w:color="000000"/>
+              <w:left w:val="none" w:sz="0" w:space="0" w:color="000000"/>
+              <w:right w:val="none" w:sz="0" w:space="0" w:color="000000"/>
+            </w:tcBorders>
+            <w:shd w:val="clear" w:color="auto" w:fill="FFFFFF"/>
+            <w:tcMar>
+              <w:top w:w="0" w:type="dxa"/>
+              <w:bottom w:w="0" w:type="dxa"/>
+              <w:left w:w="0" w:type="dxa"/>
+              <w:right w:w="0" w:type="dxa"/>
+            </w:tcMar>
+            <w:vAlign w:val="top"/>
+          </w:tcPr>
+          <w:p>
+            <w:pPr>
+              <w:pStyle w:val="Normal"/>
+              <w:jc w:val="center"/>
+              <w:pBdr>
+                <w:bottom w:val="none" w:sz="0" w:space="0" w:color="000000"/>
+                <w:top w:val="none" w:sz="0" w:space="0" w:color="000000"/>
+                <w:left w:val="none" w:sz="0" w:space="0" w:color="000000"/>
+                <w:right w:val="none" w:sz="0" w:space="0" w:color="000000"/>
+              </w:pBdr>
+              <w:spacing w:after="100" w:before="100" w:line="240"/>
+              <w:ind w:left="100" w:right="100" w:firstLine="0" w:firstLineChars="0"/>
+              <w:rPr>
+                <w:rFonts w:ascii="Helvetica" w:hAnsi="Helvetica" w:eastAsia="Helvetica" w:cs="Helvetica"/>
+                <w:i w:val="false"/>
+                <w:b w:val="false"/>
+                <w:u w:val="none"/>
+                <w:sz w:val="22"/>
+                <w:szCs w:val="22"/>
+                <w:color w:val="000000"/>
+              </w:rPr>
+            </w:pPr>
+            <w:r>
+              <w:rPr>
+                <w:rFonts w:ascii="Helvetica" w:hAnsi="Helvetica" w:eastAsia="Helvetica" w:cs="Helvetica"/>
+                <w:i w:val="false"/>
+                <w:b w:val="false"/>
+                <w:u w:val="none"/>
+                <w:sz w:val="22"/>
+                <w:szCs w:val="22"/>
+                <w:color w:val="000000"/>
+              </w:rPr>
+              <w:t xml:space="preserve">10.3, 17,792</w:t>
             </w:r>
           </w:p>
         </w:tc>
@@ -11729,113 +11729,113 @@
                 <w:szCs w:val="22"/>
                 <w:color w:val="000000"/>
               </w:rPr>
-              <w:t xml:space="preserve">4.79</w:t>
-            </w:r>
-          </w:p>
-        </w:tc>
-        <w:tc>
-          <w:tcPr>
-            <w:tcBorders>
-              <w:bottom w:val="none" w:sz="0" w:space="0" w:color="000000"/>
-              <w:top w:val="none" w:sz="0" w:space="0" w:color="000000"/>
-              <w:left w:val="none" w:sz="0" w:space="0" w:color="000000"/>
-              <w:right w:val="none" w:sz="0" w:space="0" w:color="000000"/>
-            </w:tcBorders>
-            <w:shd w:val="clear" w:color="auto" w:fill="FFFFFF"/>
-            <w:tcMar>
-              <w:top w:w="0" w:type="dxa"/>
-              <w:bottom w:w="0" w:type="dxa"/>
-              <w:left w:w="0" w:type="dxa"/>
-              <w:right w:w="0" w:type="dxa"/>
-            </w:tcMar>
-            <w:vAlign w:val="top"/>
-          </w:tcPr>
-          <w:p>
-            <w:pPr>
-              <w:pStyle w:val="Normal"/>
-              <w:jc w:val="center"/>
-              <w:pBdr>
-                <w:bottom w:val="none" w:sz="0" w:space="0" w:color="000000"/>
-                <w:top w:val="none" w:sz="0" w:space="0" w:color="000000"/>
-                <w:left w:val="none" w:sz="0" w:space="0" w:color="000000"/>
-                <w:right w:val="none" w:sz="0" w:space="0" w:color="000000"/>
-              </w:pBdr>
-              <w:spacing w:after="100" w:before="100" w:line="240"/>
-              <w:ind w:left="100" w:right="100" w:firstLine="0" w:firstLineChars="0"/>
-              <w:rPr>
-                <w:rFonts w:ascii="Helvetica" w:hAnsi="Helvetica" w:eastAsia="Helvetica" w:cs="Helvetica"/>
-                <w:i w:val="false"/>
-                <w:b w:val="false"/>
-                <w:u w:val="none"/>
-                <w:sz w:val="22"/>
-                <w:szCs w:val="22"/>
-                <w:color w:val="000000"/>
-              </w:rPr>
-            </w:pPr>
-            <w:r>
-              <w:rPr>
-                <w:rFonts w:ascii="Helvetica" w:hAnsi="Helvetica" w:eastAsia="Helvetica" w:cs="Helvetica"/>
-                <w:i w:val="false"/>
-                <w:b w:val="false"/>
-                <w:u w:val="none"/>
-                <w:sz w:val="22"/>
-                <w:szCs w:val="22"/>
-                <w:color w:val="000000"/>
-              </w:rPr>
-              <w:t xml:space="preserve">0.57, 40.5</w:t>
-            </w:r>
-          </w:p>
-        </w:tc>
-        <w:tc>
-          <w:tcPr>
-            <w:tcBorders>
-              <w:bottom w:val="none" w:sz="0" w:space="0" w:color="000000"/>
-              <w:top w:val="none" w:sz="0" w:space="0" w:color="000000"/>
-              <w:left w:val="none" w:sz="0" w:space="0" w:color="000000"/>
-              <w:right w:val="none" w:sz="0" w:space="0" w:color="000000"/>
-            </w:tcBorders>
-            <w:shd w:val="clear" w:color="auto" w:fill="FFFFFF"/>
-            <w:tcMar>
-              <w:top w:w="0" w:type="dxa"/>
-              <w:bottom w:w="0" w:type="dxa"/>
-              <w:left w:w="0" w:type="dxa"/>
-              <w:right w:w="0" w:type="dxa"/>
-            </w:tcMar>
-            <w:vAlign w:val="top"/>
-          </w:tcPr>
-          <w:p>
-            <w:pPr>
-              <w:pStyle w:val="Normal"/>
-              <w:jc w:val="center"/>
-              <w:pBdr>
-                <w:bottom w:val="none" w:sz="0" w:space="0" w:color="000000"/>
-                <w:top w:val="none" w:sz="0" w:space="0" w:color="000000"/>
-                <w:left w:val="none" w:sz="0" w:space="0" w:color="000000"/>
-                <w:right w:val="none" w:sz="0" w:space="0" w:color="000000"/>
-              </w:pBdr>
-              <w:spacing w:after="100" w:before="100" w:line="240"/>
-              <w:ind w:left="100" w:right="100" w:firstLine="0" w:firstLineChars="0"/>
-              <w:rPr>
-                <w:rFonts w:ascii="Helvetica" w:hAnsi="Helvetica" w:eastAsia="Helvetica" w:cs="Helvetica"/>
-                <w:i w:val="false"/>
-                <w:b w:val="false"/>
-                <w:u w:val="none"/>
-                <w:sz w:val="22"/>
-                <w:szCs w:val="22"/>
-                <w:color w:val="000000"/>
-              </w:rPr>
-            </w:pPr>
-            <w:r>
-              <w:rPr>
-                <w:rFonts w:ascii="Helvetica" w:hAnsi="Helvetica" w:eastAsia="Helvetica" w:cs="Helvetica"/>
-                <w:i w:val="false"/>
-                <w:b w:val="false"/>
-                <w:u w:val="none"/>
-                <w:sz w:val="22"/>
-                <w:szCs w:val="22"/>
-                <w:color w:val="000000"/>
-              </w:rPr>
-              <w:t xml:space="preserve">0.150</w:t>
+              <w:t xml:space="preserve">5.60</w:t>
+            </w:r>
+          </w:p>
+        </w:tc>
+        <w:tc>
+          <w:tcPr>
+            <w:tcBorders>
+              <w:bottom w:val="none" w:sz="0" w:space="0" w:color="000000"/>
+              <w:top w:val="none" w:sz="0" w:space="0" w:color="000000"/>
+              <w:left w:val="none" w:sz="0" w:space="0" w:color="000000"/>
+              <w:right w:val="none" w:sz="0" w:space="0" w:color="000000"/>
+            </w:tcBorders>
+            <w:shd w:val="clear" w:color="auto" w:fill="FFFFFF"/>
+            <w:tcMar>
+              <w:top w:w="0" w:type="dxa"/>
+              <w:bottom w:w="0" w:type="dxa"/>
+              <w:left w:w="0" w:type="dxa"/>
+              <w:right w:w="0" w:type="dxa"/>
+            </w:tcMar>
+            <w:vAlign w:val="top"/>
+          </w:tcPr>
+          <w:p>
+            <w:pPr>
+              <w:pStyle w:val="Normal"/>
+              <w:jc w:val="center"/>
+              <w:pBdr>
+                <w:bottom w:val="none" w:sz="0" w:space="0" w:color="000000"/>
+                <w:top w:val="none" w:sz="0" w:space="0" w:color="000000"/>
+                <w:left w:val="none" w:sz="0" w:space="0" w:color="000000"/>
+                <w:right w:val="none" w:sz="0" w:space="0" w:color="000000"/>
+              </w:pBdr>
+              <w:spacing w:after="100" w:before="100" w:line="240"/>
+              <w:ind w:left="100" w:right="100" w:firstLine="0" w:firstLineChars="0"/>
+              <w:rPr>
+                <w:rFonts w:ascii="Helvetica" w:hAnsi="Helvetica" w:eastAsia="Helvetica" w:cs="Helvetica"/>
+                <w:i w:val="false"/>
+                <w:b w:val="false"/>
+                <w:u w:val="none"/>
+                <w:sz w:val="22"/>
+                <w:szCs w:val="22"/>
+                <w:color w:val="000000"/>
+              </w:rPr>
+            </w:pPr>
+            <w:r>
+              <w:rPr>
+                <w:rFonts w:ascii="Helvetica" w:hAnsi="Helvetica" w:eastAsia="Helvetica" w:cs="Helvetica"/>
+                <w:i w:val="false"/>
+                <w:b w:val="false"/>
+                <w:u w:val="none"/>
+                <w:sz w:val="22"/>
+                <w:szCs w:val="22"/>
+                <w:color w:val="000000"/>
+              </w:rPr>
+              <w:t xml:space="preserve">0.70, 44.7</w:t>
+            </w:r>
+          </w:p>
+        </w:tc>
+        <w:tc>
+          <w:tcPr>
+            <w:tcBorders>
+              <w:bottom w:val="none" w:sz="0" w:space="0" w:color="000000"/>
+              <w:top w:val="none" w:sz="0" w:space="0" w:color="000000"/>
+              <w:left w:val="none" w:sz="0" w:space="0" w:color="000000"/>
+              <w:right w:val="none" w:sz="0" w:space="0" w:color="000000"/>
+            </w:tcBorders>
+            <w:shd w:val="clear" w:color="auto" w:fill="FFFFFF"/>
+            <w:tcMar>
+              <w:top w:w="0" w:type="dxa"/>
+              <w:bottom w:w="0" w:type="dxa"/>
+              <w:left w:w="0" w:type="dxa"/>
+              <w:right w:w="0" w:type="dxa"/>
+            </w:tcMar>
+            <w:vAlign w:val="top"/>
+          </w:tcPr>
+          <w:p>
+            <w:pPr>
+              <w:pStyle w:val="Normal"/>
+              <w:jc w:val="center"/>
+              <w:pBdr>
+                <w:bottom w:val="none" w:sz="0" w:space="0" w:color="000000"/>
+                <w:top w:val="none" w:sz="0" w:space="0" w:color="000000"/>
+                <w:left w:val="none" w:sz="0" w:space="0" w:color="000000"/>
+                <w:right w:val="none" w:sz="0" w:space="0" w:color="000000"/>
+              </w:pBdr>
+              <w:spacing w:after="100" w:before="100" w:line="240"/>
+              <w:ind w:left="100" w:right="100" w:firstLine="0" w:firstLineChars="0"/>
+              <w:rPr>
+                <w:rFonts w:ascii="Helvetica" w:hAnsi="Helvetica" w:eastAsia="Helvetica" w:cs="Helvetica"/>
+                <w:i w:val="false"/>
+                <w:b w:val="false"/>
+                <w:u w:val="none"/>
+                <w:sz w:val="22"/>
+                <w:szCs w:val="22"/>
+                <w:color w:val="000000"/>
+              </w:rPr>
+            </w:pPr>
+            <w:r>
+              <w:rPr>
+                <w:rFonts w:ascii="Helvetica" w:hAnsi="Helvetica" w:eastAsia="Helvetica" w:cs="Helvetica"/>
+                <w:i w:val="false"/>
+                <w:b w:val="false"/>
+                <w:u w:val="none"/>
+                <w:sz w:val="22"/>
+                <w:szCs w:val="22"/>
+                <w:color w:val="000000"/>
+              </w:rPr>
+              <w:t xml:space="preserve">0.100</w:t>
             </w:r>
           </w:p>
         </w:tc>
@@ -12212,113 +12212,113 @@
                 <w:szCs w:val="22"/>
                 <w:color w:val="000000"/>
               </w:rPr>
-              <w:t xml:space="preserve">0.09</w:t>
-            </w:r>
-          </w:p>
-        </w:tc>
-        <w:tc>
-          <w:tcPr>
-            <w:tcBorders>
-              <w:bottom w:val="none" w:sz="0" w:space="0" w:color="000000"/>
-              <w:top w:val="none" w:sz="0" w:space="0" w:color="000000"/>
-              <w:left w:val="none" w:sz="0" w:space="0" w:color="000000"/>
-              <w:right w:val="none" w:sz="0" w:space="0" w:color="000000"/>
-            </w:tcBorders>
-            <w:shd w:val="clear" w:color="auto" w:fill="FFFFFF"/>
-            <w:tcMar>
-              <w:top w:w="0" w:type="dxa"/>
-              <w:bottom w:w="0" w:type="dxa"/>
-              <w:left w:w="0" w:type="dxa"/>
-              <w:right w:w="0" w:type="dxa"/>
-            </w:tcMar>
-            <w:vAlign w:val="top"/>
-          </w:tcPr>
-          <w:p>
-            <w:pPr>
-              <w:pStyle w:val="Normal"/>
-              <w:jc w:val="center"/>
-              <w:pBdr>
-                <w:bottom w:val="none" w:sz="0" w:space="0" w:color="000000"/>
-                <w:top w:val="none" w:sz="0" w:space="0" w:color="000000"/>
-                <w:left w:val="none" w:sz="0" w:space="0" w:color="000000"/>
-                <w:right w:val="none" w:sz="0" w:space="0" w:color="000000"/>
-              </w:pBdr>
-              <w:spacing w:after="100" w:before="100" w:line="240"/>
-              <w:ind w:left="100" w:right="100" w:firstLine="0" w:firstLineChars="0"/>
-              <w:rPr>
-                <w:rFonts w:ascii="Helvetica" w:hAnsi="Helvetica" w:eastAsia="Helvetica" w:cs="Helvetica"/>
-                <w:i w:val="false"/>
-                <w:b w:val="false"/>
-                <w:u w:val="none"/>
-                <w:sz w:val="22"/>
-                <w:szCs w:val="22"/>
-                <w:color w:val="000000"/>
-              </w:rPr>
-            </w:pPr>
-            <w:r>
-              <w:rPr>
-                <w:rFonts w:ascii="Helvetica" w:hAnsi="Helvetica" w:eastAsia="Helvetica" w:cs="Helvetica"/>
-                <w:i w:val="false"/>
-                <w:b w:val="false"/>
-                <w:u w:val="none"/>
-                <w:sz w:val="22"/>
-                <w:szCs w:val="22"/>
-                <w:color w:val="000000"/>
-              </w:rPr>
-              <w:t xml:space="preserve">0.01, 0.93</w:t>
-            </w:r>
-          </w:p>
-        </w:tc>
-        <w:tc>
-          <w:tcPr>
-            <w:tcBorders>
-              <w:bottom w:val="none" w:sz="0" w:space="0" w:color="000000"/>
-              <w:top w:val="none" w:sz="0" w:space="0" w:color="000000"/>
-              <w:left w:val="none" w:sz="0" w:space="0" w:color="000000"/>
-              <w:right w:val="none" w:sz="0" w:space="0" w:color="000000"/>
-            </w:tcBorders>
-            <w:shd w:val="clear" w:color="auto" w:fill="FFFFFF"/>
-            <w:tcMar>
-              <w:top w:w="0" w:type="dxa"/>
-              <w:bottom w:w="0" w:type="dxa"/>
-              <w:left w:w="0" w:type="dxa"/>
-              <w:right w:w="0" w:type="dxa"/>
-            </w:tcMar>
-            <w:vAlign w:val="top"/>
-          </w:tcPr>
-          <w:p>
-            <w:pPr>
-              <w:pStyle w:val="Normal"/>
-              <w:jc w:val="center"/>
-              <w:pBdr>
-                <w:bottom w:val="none" w:sz="0" w:space="0" w:color="000000"/>
-                <w:top w:val="none" w:sz="0" w:space="0" w:color="000000"/>
-                <w:left w:val="none" w:sz="0" w:space="0" w:color="000000"/>
-                <w:right w:val="none" w:sz="0" w:space="0" w:color="000000"/>
-              </w:pBdr>
-              <w:spacing w:after="100" w:before="100" w:line="240"/>
-              <w:ind w:left="100" w:right="100" w:firstLine="0" w:firstLineChars="0"/>
-              <w:rPr>
-                <w:rFonts w:ascii="Helvetica" w:hAnsi="Helvetica" w:eastAsia="Helvetica" w:cs="Helvetica"/>
-                <w:i w:val="false"/>
-                <w:b w:val="false"/>
-                <w:u w:val="none"/>
-                <w:sz w:val="22"/>
-                <w:szCs w:val="22"/>
-                <w:color w:val="000000"/>
-              </w:rPr>
-            </w:pPr>
-            <w:r>
-              <w:rPr>
-                <w:rFonts w:ascii="Helvetica" w:hAnsi="Helvetica" w:eastAsia="Helvetica" w:cs="Helvetica"/>
-                <w:i w:val="false"/>
-                <w:b w:val="false"/>
-                <w:u w:val="none"/>
-                <w:sz w:val="22"/>
-                <w:szCs w:val="22"/>
-                <w:color w:val="000000"/>
-              </w:rPr>
-              <w:t xml:space="preserve">0.043</w:t>
+              <w:t xml:space="preserve">0.08</w:t>
+            </w:r>
+          </w:p>
+        </w:tc>
+        <w:tc>
+          <w:tcPr>
+            <w:tcBorders>
+              <w:bottom w:val="none" w:sz="0" w:space="0" w:color="000000"/>
+              <w:top w:val="none" w:sz="0" w:space="0" w:color="000000"/>
+              <w:left w:val="none" w:sz="0" w:space="0" w:color="000000"/>
+              <w:right w:val="none" w:sz="0" w:space="0" w:color="000000"/>
+            </w:tcBorders>
+            <w:shd w:val="clear" w:color="auto" w:fill="FFFFFF"/>
+            <w:tcMar>
+              <w:top w:w="0" w:type="dxa"/>
+              <w:bottom w:w="0" w:type="dxa"/>
+              <w:left w:w="0" w:type="dxa"/>
+              <w:right w:w="0" w:type="dxa"/>
+            </w:tcMar>
+            <w:vAlign w:val="top"/>
+          </w:tcPr>
+          <w:p>
+            <w:pPr>
+              <w:pStyle w:val="Normal"/>
+              <w:jc w:val="center"/>
+              <w:pBdr>
+                <w:bottom w:val="none" w:sz="0" w:space="0" w:color="000000"/>
+                <w:top w:val="none" w:sz="0" w:space="0" w:color="000000"/>
+                <w:left w:val="none" w:sz="0" w:space="0" w:color="000000"/>
+                <w:right w:val="none" w:sz="0" w:space="0" w:color="000000"/>
+              </w:pBdr>
+              <w:spacing w:after="100" w:before="100" w:line="240"/>
+              <w:ind w:left="100" w:right="100" w:firstLine="0" w:firstLineChars="0"/>
+              <w:rPr>
+                <w:rFonts w:ascii="Helvetica" w:hAnsi="Helvetica" w:eastAsia="Helvetica" w:cs="Helvetica"/>
+                <w:i w:val="false"/>
+                <w:b w:val="false"/>
+                <w:u w:val="none"/>
+                <w:sz w:val="22"/>
+                <w:szCs w:val="22"/>
+                <w:color w:val="000000"/>
+              </w:rPr>
+            </w:pPr>
+            <w:r>
+              <w:rPr>
+                <w:rFonts w:ascii="Helvetica" w:hAnsi="Helvetica" w:eastAsia="Helvetica" w:cs="Helvetica"/>
+                <w:i w:val="false"/>
+                <w:b w:val="false"/>
+                <w:u w:val="none"/>
+                <w:sz w:val="22"/>
+                <w:szCs w:val="22"/>
+                <w:color w:val="000000"/>
+              </w:rPr>
+              <w:t xml:space="preserve">0.01, 0.73</w:t>
+            </w:r>
+          </w:p>
+        </w:tc>
+        <w:tc>
+          <w:tcPr>
+            <w:tcBorders>
+              <w:bottom w:val="none" w:sz="0" w:space="0" w:color="000000"/>
+              <w:top w:val="none" w:sz="0" w:space="0" w:color="000000"/>
+              <w:left w:val="none" w:sz="0" w:space="0" w:color="000000"/>
+              <w:right w:val="none" w:sz="0" w:space="0" w:color="000000"/>
+            </w:tcBorders>
+            <w:shd w:val="clear" w:color="auto" w:fill="FFFFFF"/>
+            <w:tcMar>
+              <w:top w:w="0" w:type="dxa"/>
+              <w:bottom w:w="0" w:type="dxa"/>
+              <w:left w:w="0" w:type="dxa"/>
+              <w:right w:w="0" w:type="dxa"/>
+            </w:tcMar>
+            <w:vAlign w:val="top"/>
+          </w:tcPr>
+          <w:p>
+            <w:pPr>
+              <w:pStyle w:val="Normal"/>
+              <w:jc w:val="center"/>
+              <w:pBdr>
+                <w:bottom w:val="none" w:sz="0" w:space="0" w:color="000000"/>
+                <w:top w:val="none" w:sz="0" w:space="0" w:color="000000"/>
+                <w:left w:val="none" w:sz="0" w:space="0" w:color="000000"/>
+                <w:right w:val="none" w:sz="0" w:space="0" w:color="000000"/>
+              </w:pBdr>
+              <w:spacing w:after="100" w:before="100" w:line="240"/>
+              <w:ind w:left="100" w:right="100" w:firstLine="0" w:firstLineChars="0"/>
+              <w:rPr>
+                <w:rFonts w:ascii="Helvetica" w:hAnsi="Helvetica" w:eastAsia="Helvetica" w:cs="Helvetica"/>
+                <w:i w:val="false"/>
+                <w:b w:val="false"/>
+                <w:u w:val="none"/>
+                <w:sz w:val="22"/>
+                <w:szCs w:val="22"/>
+                <w:color w:val="000000"/>
+              </w:rPr>
+            </w:pPr>
+            <w:r>
+              <w:rPr>
+                <w:rFonts w:ascii="Helvetica" w:hAnsi="Helvetica" w:eastAsia="Helvetica" w:cs="Helvetica"/>
+                <w:i w:val="false"/>
+                <w:b w:val="false"/>
+                <w:u w:val="none"/>
+                <w:sz w:val="22"/>
+                <w:szCs w:val="22"/>
+                <w:color w:val="000000"/>
+              </w:rPr>
+              <w:t xml:space="preserve">0.026</w:t>
             </w:r>
           </w:p>
         </w:tc>
@@ -12695,113 +12695,113 @@
                 <w:szCs w:val="22"/>
                 <w:color w:val="000000"/>
               </w:rPr>
-              <w:t xml:space="preserve">1.59</w:t>
-            </w:r>
-          </w:p>
-        </w:tc>
-        <w:tc>
-          <w:tcPr>
-            <w:tcBorders>
-              <w:bottom w:val="none" w:sz="0" w:space="0" w:color="000000"/>
-              <w:top w:val="none" w:sz="0" w:space="0" w:color="000000"/>
-              <w:left w:val="none" w:sz="0" w:space="0" w:color="000000"/>
-              <w:right w:val="none" w:sz="0" w:space="0" w:color="000000"/>
-            </w:tcBorders>
-            <w:shd w:val="clear" w:color="auto" w:fill="FFFFFF"/>
-            <w:tcMar>
-              <w:top w:w="0" w:type="dxa"/>
-              <w:bottom w:w="0" w:type="dxa"/>
-              <w:left w:w="0" w:type="dxa"/>
-              <w:right w:w="0" w:type="dxa"/>
-            </w:tcMar>
-            <w:vAlign w:val="top"/>
-          </w:tcPr>
-          <w:p>
-            <w:pPr>
-              <w:pStyle w:val="Normal"/>
-              <w:jc w:val="center"/>
-              <w:pBdr>
-                <w:bottom w:val="none" w:sz="0" w:space="0" w:color="000000"/>
-                <w:top w:val="none" w:sz="0" w:space="0" w:color="000000"/>
-                <w:left w:val="none" w:sz="0" w:space="0" w:color="000000"/>
-                <w:right w:val="none" w:sz="0" w:space="0" w:color="000000"/>
-              </w:pBdr>
-              <w:spacing w:after="100" w:before="100" w:line="240"/>
-              <w:ind w:left="100" w:right="100" w:firstLine="0" w:firstLineChars="0"/>
-              <w:rPr>
-                <w:rFonts w:ascii="Helvetica" w:hAnsi="Helvetica" w:eastAsia="Helvetica" w:cs="Helvetica"/>
-                <w:i w:val="false"/>
-                <w:b w:val="false"/>
-                <w:u w:val="none"/>
-                <w:sz w:val="22"/>
-                <w:szCs w:val="22"/>
-                <w:color w:val="000000"/>
-              </w:rPr>
-            </w:pPr>
-            <w:r>
-              <w:rPr>
-                <w:rFonts w:ascii="Helvetica" w:hAnsi="Helvetica" w:eastAsia="Helvetica" w:cs="Helvetica"/>
-                <w:i w:val="false"/>
-                <w:b w:val="false"/>
-                <w:u w:val="none"/>
-                <w:sz w:val="22"/>
-                <w:szCs w:val="22"/>
-                <w:color w:val="000000"/>
-              </w:rPr>
-              <w:t xml:space="preserve">0.00, 840</w:t>
-            </w:r>
-          </w:p>
-        </w:tc>
-        <w:tc>
-          <w:tcPr>
-            <w:tcBorders>
-              <w:bottom w:val="none" w:sz="0" w:space="0" w:color="000000"/>
-              <w:top w:val="none" w:sz="0" w:space="0" w:color="000000"/>
-              <w:left w:val="none" w:sz="0" w:space="0" w:color="000000"/>
-              <w:right w:val="none" w:sz="0" w:space="0" w:color="000000"/>
-            </w:tcBorders>
-            <w:shd w:val="clear" w:color="auto" w:fill="FFFFFF"/>
-            <w:tcMar>
-              <w:top w:w="0" w:type="dxa"/>
-              <w:bottom w:w="0" w:type="dxa"/>
-              <w:left w:w="0" w:type="dxa"/>
-              <w:right w:w="0" w:type="dxa"/>
-            </w:tcMar>
-            <w:vAlign w:val="top"/>
-          </w:tcPr>
-          <w:p>
-            <w:pPr>
-              <w:pStyle w:val="Normal"/>
-              <w:jc w:val="center"/>
-              <w:pBdr>
-                <w:bottom w:val="none" w:sz="0" w:space="0" w:color="000000"/>
-                <w:top w:val="none" w:sz="0" w:space="0" w:color="000000"/>
-                <w:left w:val="none" w:sz="0" w:space="0" w:color="000000"/>
-                <w:right w:val="none" w:sz="0" w:space="0" w:color="000000"/>
-              </w:pBdr>
-              <w:spacing w:after="100" w:before="100" w:line="240"/>
-              <w:ind w:left="100" w:right="100" w:firstLine="0" w:firstLineChars="0"/>
-              <w:rPr>
-                <w:rFonts w:ascii="Helvetica" w:hAnsi="Helvetica" w:eastAsia="Helvetica" w:cs="Helvetica"/>
-                <w:i w:val="false"/>
-                <w:b w:val="false"/>
-                <w:u w:val="none"/>
-                <w:sz w:val="22"/>
-                <w:szCs w:val="22"/>
-                <w:color w:val="000000"/>
-              </w:rPr>
-            </w:pPr>
-            <w:r>
-              <w:rPr>
-                <w:rFonts w:ascii="Helvetica" w:hAnsi="Helvetica" w:eastAsia="Helvetica" w:cs="Helvetica"/>
-                <w:i w:val="false"/>
-                <w:b w:val="false"/>
-                <w:u w:val="none"/>
-                <w:sz w:val="22"/>
-                <w:szCs w:val="22"/>
-                <w:color w:val="000000"/>
-              </w:rPr>
-              <w:t xml:space="preserve">0.880</w:t>
+              <w:t xml:space="preserve">2.21</w:t>
+            </w:r>
+          </w:p>
+        </w:tc>
+        <w:tc>
+          <w:tcPr>
+            <w:tcBorders>
+              <w:bottom w:val="none" w:sz="0" w:space="0" w:color="000000"/>
+              <w:top w:val="none" w:sz="0" w:space="0" w:color="000000"/>
+              <w:left w:val="none" w:sz="0" w:space="0" w:color="000000"/>
+              <w:right w:val="none" w:sz="0" w:space="0" w:color="000000"/>
+            </w:tcBorders>
+            <w:shd w:val="clear" w:color="auto" w:fill="FFFFFF"/>
+            <w:tcMar>
+              <w:top w:w="0" w:type="dxa"/>
+              <w:bottom w:w="0" w:type="dxa"/>
+              <w:left w:w="0" w:type="dxa"/>
+              <w:right w:w="0" w:type="dxa"/>
+            </w:tcMar>
+            <w:vAlign w:val="top"/>
+          </w:tcPr>
+          <w:p>
+            <w:pPr>
+              <w:pStyle w:val="Normal"/>
+              <w:jc w:val="center"/>
+              <w:pBdr>
+                <w:bottom w:val="none" w:sz="0" w:space="0" w:color="000000"/>
+                <w:top w:val="none" w:sz="0" w:space="0" w:color="000000"/>
+                <w:left w:val="none" w:sz="0" w:space="0" w:color="000000"/>
+                <w:right w:val="none" w:sz="0" w:space="0" w:color="000000"/>
+              </w:pBdr>
+              <w:spacing w:after="100" w:before="100" w:line="240"/>
+              <w:ind w:left="100" w:right="100" w:firstLine="0" w:firstLineChars="0"/>
+              <w:rPr>
+                <w:rFonts w:ascii="Helvetica" w:hAnsi="Helvetica" w:eastAsia="Helvetica" w:cs="Helvetica"/>
+                <w:i w:val="false"/>
+                <w:b w:val="false"/>
+                <w:u w:val="none"/>
+                <w:sz w:val="22"/>
+                <w:szCs w:val="22"/>
+                <w:color w:val="000000"/>
+              </w:rPr>
+            </w:pPr>
+            <w:r>
+              <w:rPr>
+                <w:rFonts w:ascii="Helvetica" w:hAnsi="Helvetica" w:eastAsia="Helvetica" w:cs="Helvetica"/>
+                <w:i w:val="false"/>
+                <w:b w:val="false"/>
+                <w:u w:val="none"/>
+                <w:sz w:val="22"/>
+                <w:szCs w:val="22"/>
+                <w:color w:val="000000"/>
+              </w:rPr>
+              <w:t xml:space="preserve">0.01, 804</w:t>
+            </w:r>
+          </w:p>
+        </w:tc>
+        <w:tc>
+          <w:tcPr>
+            <w:tcBorders>
+              <w:bottom w:val="none" w:sz="0" w:space="0" w:color="000000"/>
+              <w:top w:val="none" w:sz="0" w:space="0" w:color="000000"/>
+              <w:left w:val="none" w:sz="0" w:space="0" w:color="000000"/>
+              <w:right w:val="none" w:sz="0" w:space="0" w:color="000000"/>
+            </w:tcBorders>
+            <w:shd w:val="clear" w:color="auto" w:fill="FFFFFF"/>
+            <w:tcMar>
+              <w:top w:w="0" w:type="dxa"/>
+              <w:bottom w:w="0" w:type="dxa"/>
+              <w:left w:w="0" w:type="dxa"/>
+              <w:right w:w="0" w:type="dxa"/>
+            </w:tcMar>
+            <w:vAlign w:val="top"/>
+          </w:tcPr>
+          <w:p>
+            <w:pPr>
+              <w:pStyle w:val="Normal"/>
+              <w:jc w:val="center"/>
+              <w:pBdr>
+                <w:bottom w:val="none" w:sz="0" w:space="0" w:color="000000"/>
+                <w:top w:val="none" w:sz="0" w:space="0" w:color="000000"/>
+                <w:left w:val="none" w:sz="0" w:space="0" w:color="000000"/>
+                <w:right w:val="none" w:sz="0" w:space="0" w:color="000000"/>
+              </w:pBdr>
+              <w:spacing w:after="100" w:before="100" w:line="240"/>
+              <w:ind w:left="100" w:right="100" w:firstLine="0" w:firstLineChars="0"/>
+              <w:rPr>
+                <w:rFonts w:ascii="Helvetica" w:hAnsi="Helvetica" w:eastAsia="Helvetica" w:cs="Helvetica"/>
+                <w:i w:val="false"/>
+                <w:b w:val="false"/>
+                <w:u w:val="none"/>
+                <w:sz w:val="22"/>
+                <w:szCs w:val="22"/>
+                <w:color w:val="000000"/>
+              </w:rPr>
+            </w:pPr>
+            <w:r>
+              <w:rPr>
+                <w:rFonts w:ascii="Helvetica" w:hAnsi="Helvetica" w:eastAsia="Helvetica" w:cs="Helvetica"/>
+                <w:i w:val="false"/>
+                <w:b w:val="false"/>
+                <w:u w:val="none"/>
+                <w:sz w:val="22"/>
+                <w:szCs w:val="22"/>
+                <w:color w:val="000000"/>
+              </w:rPr>
+              <w:t xml:space="preserve">0.790</w:t>
             </w:r>
           </w:p>
         </w:tc>
@@ -13661,113 +13661,113 @@
                 <w:szCs w:val="22"/>
                 <w:color w:val="000000"/>
               </w:rPr>
-              <w:t xml:space="preserve">0.93</w:t>
-            </w:r>
-          </w:p>
-        </w:tc>
-        <w:tc>
-          <w:tcPr>
-            <w:tcBorders>
-              <w:bottom w:val="none" w:sz="0" w:space="0" w:color="000000"/>
-              <w:top w:val="none" w:sz="0" w:space="0" w:color="000000"/>
-              <w:left w:val="none" w:sz="0" w:space="0" w:color="000000"/>
-              <w:right w:val="none" w:sz="0" w:space="0" w:color="000000"/>
-            </w:tcBorders>
-            <w:shd w:val="clear" w:color="auto" w:fill="FFFFFF"/>
-            <w:tcMar>
-              <w:top w:w="0" w:type="dxa"/>
-              <w:bottom w:w="0" w:type="dxa"/>
-              <w:left w:w="0" w:type="dxa"/>
-              <w:right w:w="0" w:type="dxa"/>
-            </w:tcMar>
-            <w:vAlign w:val="top"/>
-          </w:tcPr>
-          <w:p>
-            <w:pPr>
-              <w:pStyle w:val="Normal"/>
-              <w:jc w:val="center"/>
-              <w:pBdr>
-                <w:bottom w:val="none" w:sz="0" w:space="0" w:color="000000"/>
-                <w:top w:val="none" w:sz="0" w:space="0" w:color="000000"/>
-                <w:left w:val="none" w:sz="0" w:space="0" w:color="000000"/>
-                <w:right w:val="none" w:sz="0" w:space="0" w:color="000000"/>
-              </w:pBdr>
-              <w:spacing w:after="100" w:before="100" w:line="240"/>
-              <w:ind w:left="100" w:right="100" w:firstLine="0" w:firstLineChars="0"/>
-              <w:rPr>
-                <w:rFonts w:ascii="Helvetica" w:hAnsi="Helvetica" w:eastAsia="Helvetica" w:cs="Helvetica"/>
-                <w:i w:val="false"/>
-                <w:b w:val="false"/>
-                <w:u w:val="none"/>
-                <w:sz w:val="22"/>
-                <w:szCs w:val="22"/>
-                <w:color w:val="000000"/>
-              </w:rPr>
-            </w:pPr>
-            <w:r>
-              <w:rPr>
-                <w:rFonts w:ascii="Helvetica" w:hAnsi="Helvetica" w:eastAsia="Helvetica" w:cs="Helvetica"/>
-                <w:i w:val="false"/>
-                <w:b w:val="false"/>
-                <w:u w:val="none"/>
-                <w:sz w:val="22"/>
-                <w:szCs w:val="22"/>
-                <w:color w:val="000000"/>
-              </w:rPr>
-              <w:t xml:space="preserve">0.82, 1.06</w:t>
-            </w:r>
-          </w:p>
-        </w:tc>
-        <w:tc>
-          <w:tcPr>
-            <w:tcBorders>
-              <w:bottom w:val="none" w:sz="0" w:space="0" w:color="000000"/>
-              <w:top w:val="none" w:sz="0" w:space="0" w:color="000000"/>
-              <w:left w:val="none" w:sz="0" w:space="0" w:color="000000"/>
-              <w:right w:val="none" w:sz="0" w:space="0" w:color="000000"/>
-            </w:tcBorders>
-            <w:shd w:val="clear" w:color="auto" w:fill="FFFFFF"/>
-            <w:tcMar>
-              <w:top w:w="0" w:type="dxa"/>
-              <w:bottom w:w="0" w:type="dxa"/>
-              <w:left w:w="0" w:type="dxa"/>
-              <w:right w:w="0" w:type="dxa"/>
-            </w:tcMar>
-            <w:vAlign w:val="top"/>
-          </w:tcPr>
-          <w:p>
-            <w:pPr>
-              <w:pStyle w:val="Normal"/>
-              <w:jc w:val="center"/>
-              <w:pBdr>
-                <w:bottom w:val="none" w:sz="0" w:space="0" w:color="000000"/>
-                <w:top w:val="none" w:sz="0" w:space="0" w:color="000000"/>
-                <w:left w:val="none" w:sz="0" w:space="0" w:color="000000"/>
-                <w:right w:val="none" w:sz="0" w:space="0" w:color="000000"/>
-              </w:pBdr>
-              <w:spacing w:after="100" w:before="100" w:line="240"/>
-              <w:ind w:left="100" w:right="100" w:firstLine="0" w:firstLineChars="0"/>
-              <w:rPr>
-                <w:rFonts w:ascii="Helvetica" w:hAnsi="Helvetica" w:eastAsia="Helvetica" w:cs="Helvetica"/>
-                <w:i w:val="false"/>
-                <w:b w:val="false"/>
-                <w:u w:val="none"/>
-                <w:sz w:val="22"/>
-                <w:szCs w:val="22"/>
-                <w:color w:val="000000"/>
-              </w:rPr>
-            </w:pPr>
-            <w:r>
-              <w:rPr>
-                <w:rFonts w:ascii="Helvetica" w:hAnsi="Helvetica" w:eastAsia="Helvetica" w:cs="Helvetica"/>
-                <w:i w:val="false"/>
-                <w:b w:val="false"/>
-                <w:u w:val="none"/>
-                <w:sz w:val="22"/>
-                <w:szCs w:val="22"/>
-                <w:color w:val="000000"/>
-              </w:rPr>
-              <w:t xml:space="preserve">0.270</w:t>
+              <w:t xml:space="preserve">0.94</w:t>
+            </w:r>
+          </w:p>
+        </w:tc>
+        <w:tc>
+          <w:tcPr>
+            <w:tcBorders>
+              <w:bottom w:val="none" w:sz="0" w:space="0" w:color="000000"/>
+              <w:top w:val="none" w:sz="0" w:space="0" w:color="000000"/>
+              <w:left w:val="none" w:sz="0" w:space="0" w:color="000000"/>
+              <w:right w:val="none" w:sz="0" w:space="0" w:color="000000"/>
+            </w:tcBorders>
+            <w:shd w:val="clear" w:color="auto" w:fill="FFFFFF"/>
+            <w:tcMar>
+              <w:top w:w="0" w:type="dxa"/>
+              <w:bottom w:w="0" w:type="dxa"/>
+              <w:left w:w="0" w:type="dxa"/>
+              <w:right w:w="0" w:type="dxa"/>
+            </w:tcMar>
+            <w:vAlign w:val="top"/>
+          </w:tcPr>
+          <w:p>
+            <w:pPr>
+              <w:pStyle w:val="Normal"/>
+              <w:jc w:val="center"/>
+              <w:pBdr>
+                <w:bottom w:val="none" w:sz="0" w:space="0" w:color="000000"/>
+                <w:top w:val="none" w:sz="0" w:space="0" w:color="000000"/>
+                <w:left w:val="none" w:sz="0" w:space="0" w:color="000000"/>
+                <w:right w:val="none" w:sz="0" w:space="0" w:color="000000"/>
+              </w:pBdr>
+              <w:spacing w:after="100" w:before="100" w:line="240"/>
+              <w:ind w:left="100" w:right="100" w:firstLine="0" w:firstLineChars="0"/>
+              <w:rPr>
+                <w:rFonts w:ascii="Helvetica" w:hAnsi="Helvetica" w:eastAsia="Helvetica" w:cs="Helvetica"/>
+                <w:i w:val="false"/>
+                <w:b w:val="false"/>
+                <w:u w:val="none"/>
+                <w:sz w:val="22"/>
+                <w:szCs w:val="22"/>
+                <w:color w:val="000000"/>
+              </w:rPr>
+            </w:pPr>
+            <w:r>
+              <w:rPr>
+                <w:rFonts w:ascii="Helvetica" w:hAnsi="Helvetica" w:eastAsia="Helvetica" w:cs="Helvetica"/>
+                <w:i w:val="false"/>
+                <w:b w:val="false"/>
+                <w:u w:val="none"/>
+                <w:sz w:val="22"/>
+                <w:szCs w:val="22"/>
+                <w:color w:val="000000"/>
+              </w:rPr>
+              <w:t xml:space="preserve">0.83, 1.06</w:t>
+            </w:r>
+          </w:p>
+        </w:tc>
+        <w:tc>
+          <w:tcPr>
+            <w:tcBorders>
+              <w:bottom w:val="none" w:sz="0" w:space="0" w:color="000000"/>
+              <w:top w:val="none" w:sz="0" w:space="0" w:color="000000"/>
+              <w:left w:val="none" w:sz="0" w:space="0" w:color="000000"/>
+              <w:right w:val="none" w:sz="0" w:space="0" w:color="000000"/>
+            </w:tcBorders>
+            <w:shd w:val="clear" w:color="auto" w:fill="FFFFFF"/>
+            <w:tcMar>
+              <w:top w:w="0" w:type="dxa"/>
+              <w:bottom w:w="0" w:type="dxa"/>
+              <w:left w:w="0" w:type="dxa"/>
+              <w:right w:w="0" w:type="dxa"/>
+            </w:tcMar>
+            <w:vAlign w:val="top"/>
+          </w:tcPr>
+          <w:p>
+            <w:pPr>
+              <w:pStyle w:val="Normal"/>
+              <w:jc w:val="center"/>
+              <w:pBdr>
+                <w:bottom w:val="none" w:sz="0" w:space="0" w:color="000000"/>
+                <w:top w:val="none" w:sz="0" w:space="0" w:color="000000"/>
+                <w:left w:val="none" w:sz="0" w:space="0" w:color="000000"/>
+                <w:right w:val="none" w:sz="0" w:space="0" w:color="000000"/>
+              </w:pBdr>
+              <w:spacing w:after="100" w:before="100" w:line="240"/>
+              <w:ind w:left="100" w:right="100" w:firstLine="0" w:firstLineChars="0"/>
+              <w:rPr>
+                <w:rFonts w:ascii="Helvetica" w:hAnsi="Helvetica" w:eastAsia="Helvetica" w:cs="Helvetica"/>
+                <w:i w:val="false"/>
+                <w:b w:val="false"/>
+                <w:u w:val="none"/>
+                <w:sz w:val="22"/>
+                <w:szCs w:val="22"/>
+                <w:color w:val="000000"/>
+              </w:rPr>
+            </w:pPr>
+            <w:r>
+              <w:rPr>
+                <w:rFonts w:ascii="Helvetica" w:hAnsi="Helvetica" w:eastAsia="Helvetica" w:cs="Helvetica"/>
+                <w:i w:val="false"/>
+                <w:b w:val="false"/>
+                <w:u w:val="none"/>
+                <w:sz w:val="22"/>
+                <w:szCs w:val="22"/>
+                <w:color w:val="000000"/>
+              </w:rPr>
+              <w:t xml:space="preserve">0.320</w:t>
             </w:r>
           </w:p>
         </w:tc>
@@ -14144,113 +14144,113 @@
                 <w:szCs w:val="22"/>
                 <w:color w:val="000000"/>
               </w:rPr>
-              <w:t xml:space="preserve">0.11</w:t>
-            </w:r>
-          </w:p>
-        </w:tc>
-        <w:tc>
-          <w:tcPr>
-            <w:tcBorders>
-              <w:bottom w:val="none" w:sz="0" w:space="0" w:color="000000"/>
-              <w:top w:val="none" w:sz="0" w:space="0" w:color="000000"/>
-              <w:left w:val="none" w:sz="0" w:space="0" w:color="000000"/>
-              <w:right w:val="none" w:sz="0" w:space="0" w:color="000000"/>
-            </w:tcBorders>
-            <w:shd w:val="clear" w:color="auto" w:fill="FFFFFF"/>
-            <w:tcMar>
-              <w:top w:w="0" w:type="dxa"/>
-              <w:bottom w:w="0" w:type="dxa"/>
-              <w:left w:w="0" w:type="dxa"/>
-              <w:right w:w="0" w:type="dxa"/>
-            </w:tcMar>
-            <w:vAlign w:val="top"/>
-          </w:tcPr>
-          <w:p>
-            <w:pPr>
-              <w:pStyle w:val="Normal"/>
-              <w:jc w:val="center"/>
-              <w:pBdr>
-                <w:bottom w:val="none" w:sz="0" w:space="0" w:color="000000"/>
-                <w:top w:val="none" w:sz="0" w:space="0" w:color="000000"/>
-                <w:left w:val="none" w:sz="0" w:space="0" w:color="000000"/>
-                <w:right w:val="none" w:sz="0" w:space="0" w:color="000000"/>
-              </w:pBdr>
-              <w:spacing w:after="100" w:before="100" w:line="240"/>
-              <w:ind w:left="100" w:right="100" w:firstLine="0" w:firstLineChars="0"/>
-              <w:rPr>
-                <w:rFonts w:ascii="Helvetica" w:hAnsi="Helvetica" w:eastAsia="Helvetica" w:cs="Helvetica"/>
-                <w:i w:val="false"/>
-                <w:b w:val="false"/>
-                <w:u w:val="none"/>
-                <w:sz w:val="22"/>
-                <w:szCs w:val="22"/>
-                <w:color w:val="000000"/>
-              </w:rPr>
-            </w:pPr>
-            <w:r>
-              <w:rPr>
-                <w:rFonts w:ascii="Helvetica" w:hAnsi="Helvetica" w:eastAsia="Helvetica" w:cs="Helvetica"/>
-                <w:i w:val="false"/>
-                <w:b w:val="false"/>
-                <w:u w:val="none"/>
-                <w:sz w:val="22"/>
-                <w:szCs w:val="22"/>
-                <w:color w:val="000000"/>
-              </w:rPr>
-              <w:t xml:space="preserve">0.01, 1.09</w:t>
-            </w:r>
-          </w:p>
-        </w:tc>
-        <w:tc>
-          <w:tcPr>
-            <w:tcBorders>
-              <w:bottom w:val="none" w:sz="0" w:space="0" w:color="000000"/>
-              <w:top w:val="none" w:sz="0" w:space="0" w:color="000000"/>
-              <w:left w:val="none" w:sz="0" w:space="0" w:color="000000"/>
-              <w:right w:val="none" w:sz="0" w:space="0" w:color="000000"/>
-            </w:tcBorders>
-            <w:shd w:val="clear" w:color="auto" w:fill="FFFFFF"/>
-            <w:tcMar>
-              <w:top w:w="0" w:type="dxa"/>
-              <w:bottom w:w="0" w:type="dxa"/>
-              <w:left w:w="0" w:type="dxa"/>
-              <w:right w:w="0" w:type="dxa"/>
-            </w:tcMar>
-            <w:vAlign w:val="top"/>
-          </w:tcPr>
-          <w:p>
-            <w:pPr>
-              <w:pStyle w:val="Normal"/>
-              <w:jc w:val="center"/>
-              <w:pBdr>
-                <w:bottom w:val="none" w:sz="0" w:space="0" w:color="000000"/>
-                <w:top w:val="none" w:sz="0" w:space="0" w:color="000000"/>
-                <w:left w:val="none" w:sz="0" w:space="0" w:color="000000"/>
-                <w:right w:val="none" w:sz="0" w:space="0" w:color="000000"/>
-              </w:pBdr>
-              <w:spacing w:after="100" w:before="100" w:line="240"/>
-              <w:ind w:left="100" w:right="100" w:firstLine="0" w:firstLineChars="0"/>
-              <w:rPr>
-                <w:rFonts w:ascii="Helvetica" w:hAnsi="Helvetica" w:eastAsia="Helvetica" w:cs="Helvetica"/>
-                <w:i w:val="false"/>
-                <w:b w:val="false"/>
-                <w:u w:val="none"/>
-                <w:sz w:val="22"/>
-                <w:szCs w:val="22"/>
-                <w:color w:val="000000"/>
-              </w:rPr>
-            </w:pPr>
-            <w:r>
-              <w:rPr>
-                <w:rFonts w:ascii="Helvetica" w:hAnsi="Helvetica" w:eastAsia="Helvetica" w:cs="Helvetica"/>
-                <w:i w:val="false"/>
-                <w:b w:val="false"/>
-                <w:u w:val="none"/>
-                <w:sz w:val="22"/>
-                <w:szCs w:val="22"/>
-                <w:color w:val="000000"/>
-              </w:rPr>
-              <w:t xml:space="preserve">0.060</w:t>
+              <w:t xml:space="preserve">0.10</w:t>
+            </w:r>
+          </w:p>
+        </w:tc>
+        <w:tc>
+          <w:tcPr>
+            <w:tcBorders>
+              <w:bottom w:val="none" w:sz="0" w:space="0" w:color="000000"/>
+              <w:top w:val="none" w:sz="0" w:space="0" w:color="000000"/>
+              <w:left w:val="none" w:sz="0" w:space="0" w:color="000000"/>
+              <w:right w:val="none" w:sz="0" w:space="0" w:color="000000"/>
+            </w:tcBorders>
+            <w:shd w:val="clear" w:color="auto" w:fill="FFFFFF"/>
+            <w:tcMar>
+              <w:top w:w="0" w:type="dxa"/>
+              <w:bottom w:w="0" w:type="dxa"/>
+              <w:left w:w="0" w:type="dxa"/>
+              <w:right w:w="0" w:type="dxa"/>
+            </w:tcMar>
+            <w:vAlign w:val="top"/>
+          </w:tcPr>
+          <w:p>
+            <w:pPr>
+              <w:pStyle w:val="Normal"/>
+              <w:jc w:val="center"/>
+              <w:pBdr>
+                <w:bottom w:val="none" w:sz="0" w:space="0" w:color="000000"/>
+                <w:top w:val="none" w:sz="0" w:space="0" w:color="000000"/>
+                <w:left w:val="none" w:sz="0" w:space="0" w:color="000000"/>
+                <w:right w:val="none" w:sz="0" w:space="0" w:color="000000"/>
+              </w:pBdr>
+              <w:spacing w:after="100" w:before="100" w:line="240"/>
+              <w:ind w:left="100" w:right="100" w:firstLine="0" w:firstLineChars="0"/>
+              <w:rPr>
+                <w:rFonts w:ascii="Helvetica" w:hAnsi="Helvetica" w:eastAsia="Helvetica" w:cs="Helvetica"/>
+                <w:i w:val="false"/>
+                <w:b w:val="false"/>
+                <w:u w:val="none"/>
+                <w:sz w:val="22"/>
+                <w:szCs w:val="22"/>
+                <w:color w:val="000000"/>
+              </w:rPr>
+            </w:pPr>
+            <w:r>
+              <w:rPr>
+                <w:rFonts w:ascii="Helvetica" w:hAnsi="Helvetica" w:eastAsia="Helvetica" w:cs="Helvetica"/>
+                <w:i w:val="false"/>
+                <w:b w:val="false"/>
+                <w:u w:val="none"/>
+                <w:sz w:val="22"/>
+                <w:szCs w:val="22"/>
+                <w:color w:val="000000"/>
+              </w:rPr>
+              <w:t xml:space="preserve">0.01, 0.89</w:t>
+            </w:r>
+          </w:p>
+        </w:tc>
+        <w:tc>
+          <w:tcPr>
+            <w:tcBorders>
+              <w:bottom w:val="none" w:sz="0" w:space="0" w:color="000000"/>
+              <w:top w:val="none" w:sz="0" w:space="0" w:color="000000"/>
+              <w:left w:val="none" w:sz="0" w:space="0" w:color="000000"/>
+              <w:right w:val="none" w:sz="0" w:space="0" w:color="000000"/>
+            </w:tcBorders>
+            <w:shd w:val="clear" w:color="auto" w:fill="FFFFFF"/>
+            <w:tcMar>
+              <w:top w:w="0" w:type="dxa"/>
+              <w:bottom w:w="0" w:type="dxa"/>
+              <w:left w:w="0" w:type="dxa"/>
+              <w:right w:w="0" w:type="dxa"/>
+            </w:tcMar>
+            <w:vAlign w:val="top"/>
+          </w:tcPr>
+          <w:p>
+            <w:pPr>
+              <w:pStyle w:val="Normal"/>
+              <w:jc w:val="center"/>
+              <w:pBdr>
+                <w:bottom w:val="none" w:sz="0" w:space="0" w:color="000000"/>
+                <w:top w:val="none" w:sz="0" w:space="0" w:color="000000"/>
+                <w:left w:val="none" w:sz="0" w:space="0" w:color="000000"/>
+                <w:right w:val="none" w:sz="0" w:space="0" w:color="000000"/>
+              </w:pBdr>
+              <w:spacing w:after="100" w:before="100" w:line="240"/>
+              <w:ind w:left="100" w:right="100" w:firstLine="0" w:firstLineChars="0"/>
+              <w:rPr>
+                <w:rFonts w:ascii="Helvetica" w:hAnsi="Helvetica" w:eastAsia="Helvetica" w:cs="Helvetica"/>
+                <w:i w:val="false"/>
+                <w:b w:val="false"/>
+                <w:u w:val="none"/>
+                <w:sz w:val="22"/>
+                <w:szCs w:val="22"/>
+                <w:color w:val="000000"/>
+              </w:rPr>
+            </w:pPr>
+            <w:r>
+              <w:rPr>
+                <w:rFonts w:ascii="Helvetica" w:hAnsi="Helvetica" w:eastAsia="Helvetica" w:cs="Helvetica"/>
+                <w:i w:val="false"/>
+                <w:b w:val="false"/>
+                <w:u w:val="none"/>
+                <w:sz w:val="22"/>
+                <w:szCs w:val="22"/>
+                <w:color w:val="000000"/>
+              </w:rPr>
+              <w:t xml:space="preserve">0.039</w:t>
             </w:r>
           </w:p>
         </w:tc>
@@ -14627,113 +14627,113 @@
                 <w:szCs w:val="22"/>
                 <w:color w:val="000000"/>
               </w:rPr>
-              <w:t xml:space="preserve">3.38</w:t>
-            </w:r>
-          </w:p>
-        </w:tc>
-        <w:tc>
-          <w:tcPr>
-            <w:tcBorders>
-              <w:bottom w:val="none" w:sz="0" w:space="0" w:color="000000"/>
-              <w:top w:val="none" w:sz="0" w:space="0" w:color="000000"/>
-              <w:left w:val="none" w:sz="0" w:space="0" w:color="000000"/>
-              <w:right w:val="none" w:sz="0" w:space="0" w:color="000000"/>
-            </w:tcBorders>
-            <w:shd w:val="clear" w:color="auto" w:fill="FFFFFF"/>
-            <w:tcMar>
-              <w:top w:w="0" w:type="dxa"/>
-              <w:bottom w:w="0" w:type="dxa"/>
-              <w:left w:w="0" w:type="dxa"/>
-              <w:right w:w="0" w:type="dxa"/>
-            </w:tcMar>
-            <w:vAlign w:val="top"/>
-          </w:tcPr>
-          <w:p>
-            <w:pPr>
-              <w:pStyle w:val="Normal"/>
-              <w:jc w:val="center"/>
-              <w:pBdr>
-                <w:bottom w:val="none" w:sz="0" w:space="0" w:color="000000"/>
-                <w:top w:val="none" w:sz="0" w:space="0" w:color="000000"/>
-                <w:left w:val="none" w:sz="0" w:space="0" w:color="000000"/>
-                <w:right w:val="none" w:sz="0" w:space="0" w:color="000000"/>
-              </w:pBdr>
-              <w:spacing w:after="100" w:before="100" w:line="240"/>
-              <w:ind w:left="100" w:right="100" w:firstLine="0" w:firstLineChars="0"/>
-              <w:rPr>
-                <w:rFonts w:ascii="Helvetica" w:hAnsi="Helvetica" w:eastAsia="Helvetica" w:cs="Helvetica"/>
-                <w:i w:val="false"/>
-                <w:b w:val="false"/>
-                <w:u w:val="none"/>
-                <w:sz w:val="22"/>
-                <w:szCs w:val="22"/>
-                <w:color w:val="000000"/>
-              </w:rPr>
-            </w:pPr>
-            <w:r>
-              <w:rPr>
-                <w:rFonts w:ascii="Helvetica" w:hAnsi="Helvetica" w:eastAsia="Helvetica" w:cs="Helvetica"/>
-                <w:i w:val="false"/>
-                <w:b w:val="false"/>
-                <w:u w:val="none"/>
-                <w:sz w:val="22"/>
-                <w:szCs w:val="22"/>
-                <w:color w:val="000000"/>
-              </w:rPr>
-              <w:t xml:space="preserve">0.78, 14.6</w:t>
-            </w:r>
-          </w:p>
-        </w:tc>
-        <w:tc>
-          <w:tcPr>
-            <w:tcBorders>
-              <w:bottom w:val="none" w:sz="0" w:space="0" w:color="000000"/>
-              <w:top w:val="none" w:sz="0" w:space="0" w:color="000000"/>
-              <w:left w:val="none" w:sz="0" w:space="0" w:color="000000"/>
-              <w:right w:val="none" w:sz="0" w:space="0" w:color="000000"/>
-            </w:tcBorders>
-            <w:shd w:val="clear" w:color="auto" w:fill="FFFFFF"/>
-            <w:tcMar>
-              <w:top w:w="0" w:type="dxa"/>
-              <w:bottom w:w="0" w:type="dxa"/>
-              <w:left w:w="0" w:type="dxa"/>
-              <w:right w:w="0" w:type="dxa"/>
-            </w:tcMar>
-            <w:vAlign w:val="top"/>
-          </w:tcPr>
-          <w:p>
-            <w:pPr>
-              <w:pStyle w:val="Normal"/>
-              <w:jc w:val="center"/>
-              <w:pBdr>
-                <w:bottom w:val="none" w:sz="0" w:space="0" w:color="000000"/>
-                <w:top w:val="none" w:sz="0" w:space="0" w:color="000000"/>
-                <w:left w:val="none" w:sz="0" w:space="0" w:color="000000"/>
-                <w:right w:val="none" w:sz="0" w:space="0" w:color="000000"/>
-              </w:pBdr>
-              <w:spacing w:after="100" w:before="100" w:line="240"/>
-              <w:ind w:left="100" w:right="100" w:firstLine="0" w:firstLineChars="0"/>
-              <w:rPr>
-                <w:rFonts w:ascii="Helvetica" w:hAnsi="Helvetica" w:eastAsia="Helvetica" w:cs="Helvetica"/>
-                <w:i w:val="false"/>
-                <w:b w:val="false"/>
-                <w:u w:val="none"/>
-                <w:sz w:val="22"/>
-                <w:szCs w:val="22"/>
-                <w:color w:val="000000"/>
-              </w:rPr>
-            </w:pPr>
-            <w:r>
-              <w:rPr>
-                <w:rFonts w:ascii="Helvetica" w:hAnsi="Helvetica" w:eastAsia="Helvetica" w:cs="Helvetica"/>
-                <w:i w:val="false"/>
-                <w:b w:val="false"/>
-                <w:u w:val="none"/>
-                <w:sz w:val="22"/>
-                <w:szCs w:val="22"/>
-                <w:color w:val="000000"/>
-              </w:rPr>
-              <w:t xml:space="preserve">0.100</w:t>
+              <w:t xml:space="preserve">3.31</w:t>
+            </w:r>
+          </w:p>
+        </w:tc>
+        <w:tc>
+          <w:tcPr>
+            <w:tcBorders>
+              <w:bottom w:val="none" w:sz="0" w:space="0" w:color="000000"/>
+              <w:top w:val="none" w:sz="0" w:space="0" w:color="000000"/>
+              <w:left w:val="none" w:sz="0" w:space="0" w:color="000000"/>
+              <w:right w:val="none" w:sz="0" w:space="0" w:color="000000"/>
+            </w:tcBorders>
+            <w:shd w:val="clear" w:color="auto" w:fill="FFFFFF"/>
+            <w:tcMar>
+              <w:top w:w="0" w:type="dxa"/>
+              <w:bottom w:w="0" w:type="dxa"/>
+              <w:left w:w="0" w:type="dxa"/>
+              <w:right w:w="0" w:type="dxa"/>
+            </w:tcMar>
+            <w:vAlign w:val="top"/>
+          </w:tcPr>
+          <w:p>
+            <w:pPr>
+              <w:pStyle w:val="Normal"/>
+              <w:jc w:val="center"/>
+              <w:pBdr>
+                <w:bottom w:val="none" w:sz="0" w:space="0" w:color="000000"/>
+                <w:top w:val="none" w:sz="0" w:space="0" w:color="000000"/>
+                <w:left w:val="none" w:sz="0" w:space="0" w:color="000000"/>
+                <w:right w:val="none" w:sz="0" w:space="0" w:color="000000"/>
+              </w:pBdr>
+              <w:spacing w:after="100" w:before="100" w:line="240"/>
+              <w:ind w:left="100" w:right="100" w:firstLine="0" w:firstLineChars="0"/>
+              <w:rPr>
+                <w:rFonts w:ascii="Helvetica" w:hAnsi="Helvetica" w:eastAsia="Helvetica" w:cs="Helvetica"/>
+                <w:i w:val="false"/>
+                <w:b w:val="false"/>
+                <w:u w:val="none"/>
+                <w:sz w:val="22"/>
+                <w:szCs w:val="22"/>
+                <w:color w:val="000000"/>
+              </w:rPr>
+            </w:pPr>
+            <w:r>
+              <w:rPr>
+                <w:rFonts w:ascii="Helvetica" w:hAnsi="Helvetica" w:eastAsia="Helvetica" w:cs="Helvetica"/>
+                <w:i w:val="false"/>
+                <w:b w:val="false"/>
+                <w:u w:val="none"/>
+                <w:sz w:val="22"/>
+                <w:szCs w:val="22"/>
+                <w:color w:val="000000"/>
+              </w:rPr>
+              <w:t xml:space="preserve">0.80, 13.7</w:t>
+            </w:r>
+          </w:p>
+        </w:tc>
+        <w:tc>
+          <w:tcPr>
+            <w:tcBorders>
+              <w:bottom w:val="none" w:sz="0" w:space="0" w:color="000000"/>
+              <w:top w:val="none" w:sz="0" w:space="0" w:color="000000"/>
+              <w:left w:val="none" w:sz="0" w:space="0" w:color="000000"/>
+              <w:right w:val="none" w:sz="0" w:space="0" w:color="000000"/>
+            </w:tcBorders>
+            <w:shd w:val="clear" w:color="auto" w:fill="FFFFFF"/>
+            <w:tcMar>
+              <w:top w:w="0" w:type="dxa"/>
+              <w:bottom w:w="0" w:type="dxa"/>
+              <w:left w:w="0" w:type="dxa"/>
+              <w:right w:w="0" w:type="dxa"/>
+            </w:tcMar>
+            <w:vAlign w:val="top"/>
+          </w:tcPr>
+          <w:p>
+            <w:pPr>
+              <w:pStyle w:val="Normal"/>
+              <w:jc w:val="center"/>
+              <w:pBdr>
+                <w:bottom w:val="none" w:sz="0" w:space="0" w:color="000000"/>
+                <w:top w:val="none" w:sz="0" w:space="0" w:color="000000"/>
+                <w:left w:val="none" w:sz="0" w:space="0" w:color="000000"/>
+                <w:right w:val="none" w:sz="0" w:space="0" w:color="000000"/>
+              </w:pBdr>
+              <w:spacing w:after="100" w:before="100" w:line="240"/>
+              <w:ind w:left="100" w:right="100" w:firstLine="0" w:firstLineChars="0"/>
+              <w:rPr>
+                <w:rFonts w:ascii="Helvetica" w:hAnsi="Helvetica" w:eastAsia="Helvetica" w:cs="Helvetica"/>
+                <w:i w:val="false"/>
+                <w:b w:val="false"/>
+                <w:u w:val="none"/>
+                <w:sz w:val="22"/>
+                <w:szCs w:val="22"/>
+                <w:color w:val="000000"/>
+              </w:rPr>
+            </w:pPr>
+            <w:r>
+              <w:rPr>
+                <w:rFonts w:ascii="Helvetica" w:hAnsi="Helvetica" w:eastAsia="Helvetica" w:cs="Helvetica"/>
+                <w:i w:val="false"/>
+                <w:b w:val="false"/>
+                <w:u w:val="none"/>
+                <w:sz w:val="22"/>
+                <w:szCs w:val="22"/>
+                <w:color w:val="000000"/>
+              </w:rPr>
+              <w:t xml:space="preserve">0.098</w:t>
             </w:r>
           </w:p>
         </w:tc>
@@ -14792,7 +14792,7 @@
                 <w:szCs w:val="22"/>
                 <w:color w:val="000000"/>
               </w:rPr>
-              <w:t xml:space="preserve">ckd_epi_gfr_cre_cys</w:t>
+              <w:t xml:space="preserve">baseline_cre_egfr</w:t>
             </w:r>
           </w:p>
         </w:tc>
@@ -14951,7 +14951,7 @@
                 <w:szCs w:val="22"/>
                 <w:color w:val="000000"/>
               </w:rPr>
-              <w:t xml:space="preserve">0.94, 0.98</w:t>
+              <w:t xml:space="preserve">0.93, 0.98</w:t>
             </w:r>
           </w:p>
         </w:tc>
@@ -15004,7 +15004,7 @@
                 <w:szCs w:val="22"/>
                 <w:color w:val="000000"/>
               </w:rPr>
-              <w:t xml:space="preserve">&lt;0.001</w:t>
+              <w:t xml:space="preserve">0.001</w:t>
             </w:r>
           </w:p>
         </w:tc>
@@ -15110,7 +15110,7 @@
                 <w:szCs w:val="22"/>
                 <w:color w:val="000000"/>
               </w:rPr>
-              <w:t xml:space="preserve">0.94</w:t>
+              <w:t xml:space="preserve">0.95</w:t>
             </w:r>
           </w:p>
         </w:tc>
@@ -15163,7 +15163,7 @@
                 <w:szCs w:val="22"/>
                 <w:color w:val="000000"/>
               </w:rPr>
-              <w:t xml:space="preserve">0.90, 0.98</w:t>
+              <w:t xml:space="preserve">0.91, 0.98</w:t>
             </w:r>
           </w:p>
         </w:tc>
@@ -15216,7 +15216,7 @@
                 <w:szCs w:val="22"/>
                 <w:color w:val="000000"/>
               </w:rPr>
-              <w:t xml:space="preserve">0.004</w:t>
+              <w:t xml:space="preserve">0.007</w:t>
             </w:r>
           </w:p>
         </w:tc>
